--- a/Help/Prog/UserDistribution/Управление правами для колонок.docx
+++ b/Help/Prog/UserDistribution/Управление правами для колонок.docx
@@ -136,7 +136,7 @@
                     <pic:cNvPicPr/>
                   </pic:nvPicPr>
                   <pic:blipFill rotWithShape="1">
-                    <a:blip r:embed="rId6"/>
+                    <a:blip r:embed="rId7"/>
                     <a:srcRect b="11558"/>
                     <a:stretch/>
                   </pic:blipFill>
@@ -170,184 +170,9 @@
         </w:rPr>
         <w:drawing>
           <wp:inline distT="0" distB="0" distL="0" distR="0" wp14:anchorId="66FC74A6" wp14:editId="7E13DF44">
-            <wp:extent cx="3844237" cy="1407381"/>
-            <wp:effectExtent l="0" t="0" r="4445" b="2540"/>
+            <wp:extent cx="3387256" cy="1406006"/>
+            <wp:effectExtent l="0" t="0" r="3810" b="3810"/>
             <wp:docPr id="2" name="Рисунок 2"/>
-            <wp:cNvGraphicFramePr>
-              <a:graphicFrameLocks xmlns:a="http://schemas.openxmlformats.org/drawingml/2006/main" noChangeAspect="1"/>
-            </wp:cNvGraphicFramePr>
-            <a:graphic xmlns:a="http://schemas.openxmlformats.org/drawingml/2006/main">
-              <a:graphicData uri="http://schemas.openxmlformats.org/drawingml/2006/picture">
-                <pic:pic xmlns:pic="http://schemas.openxmlformats.org/drawingml/2006/picture">
-                  <pic:nvPicPr>
-                    <pic:cNvPr id="0" name=""/>
-                    <pic:cNvPicPr/>
-                  </pic:nvPicPr>
-                  <pic:blipFill>
-                    <a:blip r:embed="rId7"/>
-                    <a:stretch>
-                      <a:fillRect/>
-                    </a:stretch>
-                  </pic:blipFill>
-                  <pic:spPr>
-                    <a:xfrm>
-                      <a:off x="0" y="0"/>
-                      <a:ext cx="3855687" cy="1411573"/>
-                    </a:xfrm>
-                    <a:prstGeom prst="rect">
-                      <a:avLst/>
-                    </a:prstGeom>
-                  </pic:spPr>
-                </pic:pic>
-              </a:graphicData>
-            </a:graphic>
-          </wp:inline>
-        </w:drawing>
-      </w:r>
-      <w:r>
-        <w:rPr>
-          <w:rFonts w:ascii="Times New Roman" w:eastAsia="Times New Roman" w:hAnsi="Times New Roman" w:cs="Times New Roman"/>
-          <w:sz w:val="24"/>
-          <w:szCs w:val="24"/>
-          <w:lang w:eastAsia="ru-RU"/>
-        </w:rPr>
-        <w:t xml:space="preserve"> </w:t>
-      </w:r>
-    </w:p>
-    <w:p>
-      <w:pPr>
-        <w:autoSpaceDE w:val="0"/>
-        <w:autoSpaceDN w:val="0"/>
-        <w:adjustRightInd w:val="0"/>
-        <w:spacing w:after="0" w:line="240" w:lineRule="auto"/>
-        <w:rPr>
-          <w:rFonts w:ascii="Cascadia Mono" w:hAnsi="Cascadia Mono" w:cs="Cascadia Mono"/>
-          <w:color w:val="000000"/>
-          <w:sz w:val="19"/>
-          <w:szCs w:val="19"/>
-          <w:highlight w:val="white"/>
-        </w:rPr>
-      </w:pPr>
-      <w:r>
-        <w:rPr>
-          <w:rFonts w:ascii="Times New Roman" w:eastAsia="Times New Roman" w:hAnsi="Times New Roman" w:cs="Times New Roman"/>
-          <w:sz w:val="24"/>
-          <w:szCs w:val="24"/>
-          <w:lang w:eastAsia="ru-RU"/>
-        </w:rPr>
-        <w:t xml:space="preserve">Создана тестовая форма с </w:t>
-      </w:r>
-      <w:r>
-        <w:rPr>
-          <w:rFonts w:ascii="Times New Roman" w:eastAsia="Times New Roman" w:hAnsi="Times New Roman" w:cs="Times New Roman"/>
-          <w:sz w:val="24"/>
-          <w:szCs w:val="24"/>
-          <w:lang w:eastAsia="ru-RU"/>
-        </w:rPr>
-        <w:t xml:space="preserve">customGridControl1 </w:t>
-      </w:r>
-      <w:r>
-        <w:rPr>
-          <w:rFonts w:ascii="Times New Roman" w:eastAsia="Times New Roman" w:hAnsi="Times New Roman" w:cs="Times New Roman"/>
-          <w:sz w:val="24"/>
-          <w:szCs w:val="24"/>
-          <w:lang w:eastAsia="ru-RU"/>
-        </w:rPr>
-        <w:t xml:space="preserve">и </w:t>
-      </w:r>
-      <w:r>
-        <w:rPr>
-          <w:rFonts w:ascii="Times New Roman" w:eastAsia="Times New Roman" w:hAnsi="Times New Roman" w:cs="Times New Roman"/>
-          <w:sz w:val="24"/>
-          <w:szCs w:val="24"/>
-          <w:lang w:eastAsia="ru-RU"/>
-        </w:rPr>
-        <w:t>bindingSource1</w:t>
-      </w:r>
-      <w:r>
-        <w:rPr>
-          <w:rFonts w:ascii="Times New Roman" w:eastAsia="Times New Roman" w:hAnsi="Times New Roman" w:cs="Times New Roman"/>
-          <w:sz w:val="24"/>
-          <w:szCs w:val="24"/>
-          <w:lang w:eastAsia="ru-RU"/>
-        </w:rPr>
-        <w:t>:</w:t>
-      </w:r>
-      <w:r>
-        <w:rPr>
-          <w:rFonts w:ascii="Cascadia Mono" w:hAnsi="Cascadia Mono" w:cs="Cascadia Mono"/>
-          <w:color w:val="000000"/>
-          <w:sz w:val="19"/>
-          <w:szCs w:val="19"/>
-          <w:highlight w:val="white"/>
-        </w:rPr>
-        <w:t xml:space="preserve"> </w:t>
-      </w:r>
-    </w:p>
-    <w:p>
-      <w:pPr>
-        <w:spacing w:before="100" w:beforeAutospacing="1" w:after="100" w:afterAutospacing="1" w:line="240" w:lineRule="auto"/>
-        <w:rPr>
-          <w:rFonts w:ascii="Cascadia Mono" w:hAnsi="Cascadia Mono" w:cs="Cascadia Mono"/>
-          <w:color w:val="000000"/>
-          <w:sz w:val="19"/>
-          <w:szCs w:val="19"/>
-        </w:rPr>
-      </w:pPr>
-      <w:r>
-        <w:rPr>
-          <w:rFonts w:ascii="Cascadia Mono" w:hAnsi="Cascadia Mono" w:cs="Cascadia Mono"/>
-          <w:color w:val="000000"/>
-          <w:sz w:val="19"/>
-          <w:szCs w:val="19"/>
-          <w:highlight w:val="white"/>
-        </w:rPr>
-        <w:t>customGridControl1.DataSource = bindingSource1;</w:t>
-      </w:r>
-    </w:p>
-    <w:p>
-      <w:pPr>
-        <w:spacing w:before="100" w:beforeAutospacing="1" w:after="100" w:afterAutospacing="1" w:line="240" w:lineRule="auto"/>
-        <w:rPr>
-          <w:rFonts w:ascii="Times New Roman" w:hAnsi="Times New Roman" w:cs="Times New Roman"/>
-          <w:color w:val="000000"/>
-          <w:sz w:val="24"/>
-          <w:szCs w:val="20"/>
-          <w:lang w:val="en-US"/>
-        </w:rPr>
-      </w:pPr>
-      <w:r>
-        <w:rPr>
-          <w:rFonts w:ascii="Times New Roman" w:hAnsi="Times New Roman" w:cs="Times New Roman"/>
-          <w:color w:val="000000"/>
-          <w:sz w:val="24"/>
-          <w:szCs w:val="20"/>
-        </w:rPr>
-        <w:t>В гриде созданы колонки:</w:t>
-      </w:r>
-      <w:bookmarkStart w:id="0" w:name="_GoBack"/>
-      <w:bookmarkEnd w:id="0"/>
-    </w:p>
-    <w:p>
-      <w:pPr>
-        <w:spacing w:before="100" w:beforeAutospacing="1" w:after="100" w:afterAutospacing="1" w:line="240" w:lineRule="auto"/>
-        <w:rPr>
-          <w:rFonts w:ascii="Times New Roman" w:eastAsia="Times New Roman" w:hAnsi="Times New Roman" w:cs="Times New Roman"/>
-          <w:sz w:val="24"/>
-          <w:szCs w:val="24"/>
-          <w:lang w:eastAsia="ru-RU"/>
-        </w:rPr>
-      </w:pPr>
-      <w:r>
-        <w:rPr>
-          <w:noProof/>
-          <w:lang w:eastAsia="ru-RU"/>
-        </w:rPr>
-        <w:drawing>
-          <wp:inline distT="0" distB="0" distL="0" distR="0" wp14:anchorId="4A3E4B80" wp14:editId="7F2A64BF">
-            <wp:extent cx="5940425" cy="1147129"/>
-            <wp:effectExtent l="0" t="0" r="3175" b="0"/>
-            <wp:docPr id="3" name="Рисунок 3"/>
             <wp:cNvGraphicFramePr>
               <a:graphicFrameLocks xmlns:a="http://schemas.openxmlformats.org/drawingml/2006/main" noChangeAspect="1"/>
             </wp:cNvGraphicFramePr>
@@ -367,7 +192,7 @@
                   <pic:spPr>
                     <a:xfrm>
                       <a:off x="0" y="0"/>
-                      <a:ext cx="5940425" cy="1147129"/>
+                      <a:ext cx="3400668" cy="1411573"/>
                     </a:xfrm>
                     <a:prstGeom prst="rect">
                       <a:avLst/>
@@ -379,6 +204,2169 @@
           </wp:inline>
         </w:drawing>
       </w:r>
+      <w:r>
+        <w:rPr>
+          <w:rFonts w:ascii="Times New Roman" w:eastAsia="Times New Roman" w:hAnsi="Times New Roman" w:cs="Times New Roman"/>
+          <w:sz w:val="24"/>
+          <w:szCs w:val="24"/>
+          <w:lang w:eastAsia="ru-RU"/>
+        </w:rPr>
+        <w:t xml:space="preserve"> </w:t>
+      </w:r>
+    </w:p>
+    <w:p>
+      <w:pPr>
+        <w:autoSpaceDE w:val="0"/>
+        <w:autoSpaceDN w:val="0"/>
+        <w:adjustRightInd w:val="0"/>
+        <w:spacing w:after="0" w:line="240" w:lineRule="auto"/>
+        <w:rPr>
+          <w:rFonts w:ascii="Cascadia Mono" w:hAnsi="Cascadia Mono" w:cs="Cascadia Mono"/>
+          <w:color w:val="000000"/>
+          <w:sz w:val="19"/>
+          <w:szCs w:val="19"/>
+          <w:highlight w:val="white"/>
+        </w:rPr>
+      </w:pPr>
+      <w:r>
+        <w:rPr>
+          <w:rFonts w:ascii="Times New Roman" w:eastAsia="Times New Roman" w:hAnsi="Times New Roman" w:cs="Times New Roman"/>
+          <w:sz w:val="24"/>
+          <w:szCs w:val="24"/>
+          <w:lang w:eastAsia="ru-RU"/>
+        </w:rPr>
+        <w:t>Создана тестовая форма с customGridControl1:</w:t>
+      </w:r>
+      <w:r>
+        <w:rPr>
+          <w:rFonts w:ascii="Cascadia Mono" w:hAnsi="Cascadia Mono" w:cs="Cascadia Mono"/>
+          <w:color w:val="000000"/>
+          <w:sz w:val="19"/>
+          <w:szCs w:val="19"/>
+          <w:highlight w:val="white"/>
+        </w:rPr>
+        <w:t xml:space="preserve"> </w:t>
+      </w:r>
+    </w:p>
+    <w:p>
+      <w:pPr>
+        <w:spacing w:before="100" w:beforeAutospacing="1" w:after="100" w:afterAutospacing="1" w:line="240" w:lineRule="auto"/>
+        <w:rPr>
+          <w:rFonts w:ascii="Times New Roman" w:eastAsia="Times New Roman" w:hAnsi="Times New Roman" w:cs="Times New Roman"/>
+          <w:sz w:val="24"/>
+          <w:szCs w:val="24"/>
+          <w:lang w:val="en-US" w:eastAsia="ru-RU"/>
+        </w:rPr>
+      </w:pPr>
+      <w:r>
+        <w:rPr>
+          <w:noProof/>
+          <w:lang w:eastAsia="ru-RU"/>
+        </w:rPr>
+        <w:drawing>
+          <wp:inline distT="0" distB="0" distL="0" distR="0" wp14:anchorId="075F974E" wp14:editId="0EFF7C48">
+            <wp:extent cx="4079020" cy="729584"/>
+            <wp:effectExtent l="0" t="0" r="0" b="0"/>
+            <wp:docPr id="4" name="Рисунок 4"/>
+            <wp:cNvGraphicFramePr>
+              <a:graphicFrameLocks xmlns:a="http://schemas.openxmlformats.org/drawingml/2006/main" noChangeAspect="1"/>
+            </wp:cNvGraphicFramePr>
+            <a:graphic xmlns:a="http://schemas.openxmlformats.org/drawingml/2006/main">
+              <a:graphicData uri="http://schemas.openxmlformats.org/drawingml/2006/picture">
+                <pic:pic xmlns:pic="http://schemas.openxmlformats.org/drawingml/2006/picture">
+                  <pic:nvPicPr>
+                    <pic:cNvPr id="0" name=""/>
+                    <pic:cNvPicPr/>
+                  </pic:nvPicPr>
+                  <pic:blipFill>
+                    <a:blip r:embed="rId9"/>
+                    <a:stretch>
+                      <a:fillRect/>
+                    </a:stretch>
+                  </pic:blipFill>
+                  <pic:spPr>
+                    <a:xfrm>
+                      <a:off x="0" y="0"/>
+                      <a:ext cx="4111724" cy="735433"/>
+                    </a:xfrm>
+                    <a:prstGeom prst="rect">
+                      <a:avLst/>
+                    </a:prstGeom>
+                  </pic:spPr>
+                </pic:pic>
+              </a:graphicData>
+            </a:graphic>
+          </wp:inline>
+        </w:drawing>
+      </w:r>
+    </w:p>
+    <w:p>
+      <w:pPr>
+        <w:autoSpaceDE w:val="0"/>
+        <w:autoSpaceDN w:val="0"/>
+        <w:adjustRightInd w:val="0"/>
+        <w:spacing w:after="0" w:line="240" w:lineRule="auto"/>
+        <w:rPr>
+          <w:rFonts w:ascii="Cascadia Mono" w:hAnsi="Cascadia Mono" w:cs="Cascadia Mono"/>
+          <w:color w:val="2B91AF"/>
+          <w:sz w:val="16"/>
+          <w:szCs w:val="16"/>
+          <w:highlight w:val="white"/>
+          <w:lang w:val="en-US"/>
+        </w:rPr>
+      </w:pPr>
+      <w:proofErr w:type="gramStart"/>
+      <w:r>
+        <w:rPr>
+          <w:rFonts w:ascii="Cascadia Mono" w:hAnsi="Cascadia Mono" w:cs="Cascadia Mono"/>
+          <w:color w:val="0000FF"/>
+          <w:sz w:val="16"/>
+          <w:szCs w:val="16"/>
+          <w:highlight w:val="white"/>
+          <w:lang w:val="en-US"/>
+        </w:rPr>
+        <w:t>public</w:t>
+      </w:r>
+      <w:proofErr w:type="gramEnd"/>
+      <w:r>
+        <w:rPr>
+          <w:rFonts w:ascii="Cascadia Mono" w:hAnsi="Cascadia Mono" w:cs="Cascadia Mono"/>
+          <w:color w:val="000000"/>
+          <w:sz w:val="16"/>
+          <w:szCs w:val="16"/>
+          <w:highlight w:val="white"/>
+          <w:lang w:val="en-US"/>
+        </w:rPr>
+        <w:t xml:space="preserve"> </w:t>
+      </w:r>
+      <w:r>
+        <w:rPr>
+          <w:rFonts w:ascii="Cascadia Mono" w:hAnsi="Cascadia Mono" w:cs="Cascadia Mono"/>
+          <w:color w:val="0000FF"/>
+          <w:sz w:val="16"/>
+          <w:szCs w:val="16"/>
+          <w:highlight w:val="white"/>
+          <w:lang w:val="en-US"/>
+        </w:rPr>
+        <w:t>partial</w:t>
+      </w:r>
+      <w:r>
+        <w:rPr>
+          <w:rFonts w:ascii="Cascadia Mono" w:hAnsi="Cascadia Mono" w:cs="Cascadia Mono"/>
+          <w:color w:val="000000"/>
+          <w:sz w:val="16"/>
+          <w:szCs w:val="16"/>
+          <w:highlight w:val="white"/>
+          <w:lang w:val="en-US"/>
+        </w:rPr>
+        <w:t xml:space="preserve"> </w:t>
+      </w:r>
+      <w:r>
+        <w:rPr>
+          <w:rFonts w:ascii="Cascadia Mono" w:hAnsi="Cascadia Mono" w:cs="Cascadia Mono"/>
+          <w:color w:val="0000FF"/>
+          <w:sz w:val="16"/>
+          <w:szCs w:val="16"/>
+          <w:highlight w:val="white"/>
+          <w:lang w:val="en-US"/>
+        </w:rPr>
+        <w:t>class</w:t>
+      </w:r>
+      <w:r>
+        <w:rPr>
+          <w:rFonts w:ascii="Cascadia Mono" w:hAnsi="Cascadia Mono" w:cs="Cascadia Mono"/>
+          <w:color w:val="000000"/>
+          <w:sz w:val="16"/>
+          <w:szCs w:val="16"/>
+          <w:highlight w:val="white"/>
+          <w:lang w:val="en-US"/>
+        </w:rPr>
+        <w:t xml:space="preserve"> </w:t>
+      </w:r>
+      <w:r>
+        <w:rPr>
+          <w:rFonts w:ascii="Cascadia Mono" w:hAnsi="Cascadia Mono" w:cs="Cascadia Mono"/>
+          <w:color w:val="2B91AF"/>
+          <w:sz w:val="16"/>
+          <w:szCs w:val="16"/>
+          <w:highlight w:val="white"/>
+          <w:lang w:val="en-US"/>
+        </w:rPr>
+        <w:t>TestForm1</w:t>
+      </w:r>
+      <w:r>
+        <w:rPr>
+          <w:rFonts w:ascii="Cascadia Mono" w:hAnsi="Cascadia Mono" w:cs="Cascadia Mono"/>
+          <w:color w:val="000000"/>
+          <w:sz w:val="16"/>
+          <w:szCs w:val="16"/>
+          <w:highlight w:val="white"/>
+          <w:lang w:val="en-US"/>
+        </w:rPr>
+        <w:t xml:space="preserve"> : </w:t>
+      </w:r>
+      <w:proofErr w:type="spellStart"/>
+      <w:r>
+        <w:rPr>
+          <w:rFonts w:ascii="Cascadia Mono" w:hAnsi="Cascadia Mono" w:cs="Cascadia Mono"/>
+          <w:color w:val="2B91AF"/>
+          <w:sz w:val="16"/>
+          <w:szCs w:val="16"/>
+          <w:highlight w:val="white"/>
+          <w:lang w:val="en-US"/>
+        </w:rPr>
+        <w:t>CustomForm</w:t>
+      </w:r>
+      <w:proofErr w:type="spellEnd"/>
+    </w:p>
+    <w:p>
+      <w:pPr>
+        <w:autoSpaceDE w:val="0"/>
+        <w:autoSpaceDN w:val="0"/>
+        <w:adjustRightInd w:val="0"/>
+        <w:spacing w:after="0" w:line="240" w:lineRule="auto"/>
+        <w:rPr>
+          <w:rFonts w:ascii="Cascadia Mono" w:hAnsi="Cascadia Mono" w:cs="Cascadia Mono"/>
+          <w:color w:val="000000"/>
+          <w:sz w:val="16"/>
+          <w:szCs w:val="16"/>
+          <w:highlight w:val="white"/>
+          <w:lang w:val="en-US"/>
+        </w:rPr>
+      </w:pPr>
+      <w:r>
+        <w:rPr>
+          <w:rFonts w:ascii="Cascadia Mono" w:hAnsi="Cascadia Mono" w:cs="Cascadia Mono"/>
+          <w:color w:val="000000"/>
+          <w:sz w:val="16"/>
+          <w:szCs w:val="16"/>
+          <w:highlight w:val="white"/>
+          <w:lang w:val="en-US"/>
+        </w:rPr>
+        <w:t>{</w:t>
+      </w:r>
+    </w:p>
+    <w:p>
+      <w:pPr>
+        <w:autoSpaceDE w:val="0"/>
+        <w:autoSpaceDN w:val="0"/>
+        <w:adjustRightInd w:val="0"/>
+        <w:spacing w:after="0" w:line="240" w:lineRule="auto"/>
+        <w:rPr>
+          <w:rFonts w:ascii="Cascadia Mono" w:hAnsi="Cascadia Mono" w:cs="Cascadia Mono"/>
+          <w:color w:val="000000"/>
+          <w:sz w:val="16"/>
+          <w:szCs w:val="16"/>
+          <w:highlight w:val="white"/>
+          <w:lang w:val="en-US"/>
+        </w:rPr>
+      </w:pPr>
+      <w:r>
+        <w:rPr>
+          <w:rFonts w:ascii="Cascadia Mono" w:hAnsi="Cascadia Mono" w:cs="Cascadia Mono"/>
+          <w:color w:val="000000"/>
+          <w:sz w:val="16"/>
+          <w:szCs w:val="16"/>
+          <w:highlight w:val="white"/>
+          <w:lang w:val="en-US"/>
+        </w:rPr>
+        <w:t xml:space="preserve">    </w:t>
+      </w:r>
+      <w:proofErr w:type="gramStart"/>
+      <w:r>
+        <w:rPr>
+          <w:rFonts w:ascii="Cascadia Mono" w:hAnsi="Cascadia Mono" w:cs="Cascadia Mono"/>
+          <w:color w:val="0000FF"/>
+          <w:sz w:val="16"/>
+          <w:szCs w:val="16"/>
+          <w:highlight w:val="white"/>
+          <w:lang w:val="en-US"/>
+        </w:rPr>
+        <w:t>private</w:t>
+      </w:r>
+      <w:proofErr w:type="gramEnd"/>
+      <w:r>
+        <w:rPr>
+          <w:rFonts w:ascii="Cascadia Mono" w:hAnsi="Cascadia Mono" w:cs="Cascadia Mono"/>
+          <w:color w:val="000000"/>
+          <w:sz w:val="16"/>
+          <w:szCs w:val="16"/>
+          <w:highlight w:val="white"/>
+          <w:lang w:val="en-US"/>
+        </w:rPr>
+        <w:t xml:space="preserve"> </w:t>
+      </w:r>
+      <w:proofErr w:type="spellStart"/>
+      <w:r>
+        <w:rPr>
+          <w:rFonts w:ascii="Cascadia Mono" w:hAnsi="Cascadia Mono" w:cs="Cascadia Mono"/>
+          <w:color w:val="0000FF"/>
+          <w:sz w:val="16"/>
+          <w:szCs w:val="16"/>
+          <w:highlight w:val="white"/>
+          <w:lang w:val="en-US"/>
+        </w:rPr>
+        <w:t>readonly</w:t>
+      </w:r>
+      <w:proofErr w:type="spellEnd"/>
+      <w:r>
+        <w:rPr>
+          <w:rFonts w:ascii="Cascadia Mono" w:hAnsi="Cascadia Mono" w:cs="Cascadia Mono"/>
+          <w:color w:val="000000"/>
+          <w:sz w:val="16"/>
+          <w:szCs w:val="16"/>
+          <w:highlight w:val="white"/>
+          <w:lang w:val="en-US"/>
+        </w:rPr>
+        <w:t xml:space="preserve"> </w:t>
+      </w:r>
+      <w:proofErr w:type="spellStart"/>
+      <w:r>
+        <w:rPr>
+          <w:rFonts w:ascii="Cascadia Mono" w:hAnsi="Cascadia Mono" w:cs="Cascadia Mono"/>
+          <w:color w:val="2B91AF"/>
+          <w:sz w:val="16"/>
+          <w:szCs w:val="16"/>
+          <w:highlight w:val="white"/>
+          <w:lang w:val="en-US"/>
+        </w:rPr>
+        <w:t>UserClass</w:t>
+      </w:r>
+      <w:proofErr w:type="spellEnd"/>
+      <w:r>
+        <w:rPr>
+          <w:rFonts w:ascii="Cascadia Mono" w:hAnsi="Cascadia Mono" w:cs="Cascadia Mono"/>
+          <w:color w:val="000000"/>
+          <w:sz w:val="16"/>
+          <w:szCs w:val="16"/>
+          <w:highlight w:val="white"/>
+          <w:lang w:val="en-US"/>
+        </w:rPr>
+        <w:t xml:space="preserve"> _user;</w:t>
+      </w:r>
+    </w:p>
+    <w:p>
+      <w:pPr>
+        <w:autoSpaceDE w:val="0"/>
+        <w:autoSpaceDN w:val="0"/>
+        <w:adjustRightInd w:val="0"/>
+        <w:spacing w:after="0" w:line="240" w:lineRule="auto"/>
+        <w:rPr>
+          <w:rFonts w:ascii="Cascadia Mono" w:hAnsi="Cascadia Mono" w:cs="Cascadia Mono"/>
+          <w:color w:val="000000"/>
+          <w:sz w:val="16"/>
+          <w:szCs w:val="16"/>
+          <w:highlight w:val="white"/>
+          <w:lang w:val="en-US"/>
+        </w:rPr>
+      </w:pPr>
+      <w:r>
+        <w:rPr>
+          <w:rFonts w:ascii="Cascadia Mono" w:hAnsi="Cascadia Mono" w:cs="Cascadia Mono"/>
+          <w:color w:val="000000"/>
+          <w:sz w:val="16"/>
+          <w:szCs w:val="16"/>
+          <w:highlight w:val="white"/>
+          <w:lang w:val="en-US"/>
+        </w:rPr>
+        <w:t xml:space="preserve">    </w:t>
+      </w:r>
+      <w:proofErr w:type="gramStart"/>
+      <w:r>
+        <w:rPr>
+          <w:rFonts w:ascii="Cascadia Mono" w:hAnsi="Cascadia Mono" w:cs="Cascadia Mono"/>
+          <w:color w:val="0000FF"/>
+          <w:sz w:val="16"/>
+          <w:szCs w:val="16"/>
+          <w:highlight w:val="white"/>
+          <w:lang w:val="en-US"/>
+        </w:rPr>
+        <w:t>private</w:t>
+      </w:r>
+      <w:proofErr w:type="gramEnd"/>
+      <w:r>
+        <w:rPr>
+          <w:rFonts w:ascii="Cascadia Mono" w:hAnsi="Cascadia Mono" w:cs="Cascadia Mono"/>
+          <w:color w:val="000000"/>
+          <w:sz w:val="16"/>
+          <w:szCs w:val="16"/>
+          <w:highlight w:val="white"/>
+          <w:lang w:val="en-US"/>
+        </w:rPr>
+        <w:t xml:space="preserve"> </w:t>
+      </w:r>
+      <w:proofErr w:type="spellStart"/>
+      <w:r>
+        <w:rPr>
+          <w:rFonts w:ascii="Cascadia Mono" w:hAnsi="Cascadia Mono" w:cs="Cascadia Mono"/>
+          <w:color w:val="0000FF"/>
+          <w:sz w:val="16"/>
+          <w:szCs w:val="16"/>
+          <w:highlight w:val="white"/>
+          <w:lang w:val="en-US"/>
+        </w:rPr>
+        <w:t>readonly</w:t>
+      </w:r>
+      <w:proofErr w:type="spellEnd"/>
+      <w:r>
+        <w:rPr>
+          <w:rFonts w:ascii="Cascadia Mono" w:hAnsi="Cascadia Mono" w:cs="Cascadia Mono"/>
+          <w:color w:val="000000"/>
+          <w:sz w:val="16"/>
+          <w:szCs w:val="16"/>
+          <w:highlight w:val="white"/>
+          <w:lang w:val="en-US"/>
+        </w:rPr>
+        <w:t xml:space="preserve"> </w:t>
+      </w:r>
+      <w:r>
+        <w:rPr>
+          <w:rFonts w:ascii="Cascadia Mono" w:hAnsi="Cascadia Mono" w:cs="Cascadia Mono"/>
+          <w:color w:val="2B91AF"/>
+          <w:sz w:val="16"/>
+          <w:szCs w:val="16"/>
+          <w:highlight w:val="white"/>
+          <w:lang w:val="en-US"/>
+        </w:rPr>
+        <w:t>TestModel1DataService</w:t>
+      </w:r>
+      <w:r>
+        <w:rPr>
+          <w:rFonts w:ascii="Cascadia Mono" w:hAnsi="Cascadia Mono" w:cs="Cascadia Mono"/>
+          <w:color w:val="000000"/>
+          <w:sz w:val="16"/>
+          <w:szCs w:val="16"/>
+          <w:highlight w:val="white"/>
+          <w:lang w:val="en-US"/>
+        </w:rPr>
+        <w:t xml:space="preserve"> _testModel1DataService;</w:t>
+      </w:r>
+    </w:p>
+    <w:p>
+      <w:pPr>
+        <w:autoSpaceDE w:val="0"/>
+        <w:autoSpaceDN w:val="0"/>
+        <w:adjustRightInd w:val="0"/>
+        <w:spacing w:after="0" w:line="240" w:lineRule="auto"/>
+        <w:rPr>
+          <w:rFonts w:ascii="Cascadia Mono" w:hAnsi="Cascadia Mono" w:cs="Cascadia Mono"/>
+          <w:color w:val="000000"/>
+          <w:sz w:val="16"/>
+          <w:szCs w:val="16"/>
+          <w:highlight w:val="white"/>
+          <w:lang w:val="en-US"/>
+        </w:rPr>
+      </w:pPr>
+      <w:r>
+        <w:rPr>
+          <w:rFonts w:ascii="Cascadia Mono" w:hAnsi="Cascadia Mono" w:cs="Cascadia Mono"/>
+          <w:color w:val="000000"/>
+          <w:sz w:val="16"/>
+          <w:szCs w:val="16"/>
+          <w:highlight w:val="white"/>
+          <w:lang w:val="en-US"/>
+        </w:rPr>
+        <w:t xml:space="preserve">    </w:t>
+      </w:r>
+      <w:proofErr w:type="gramStart"/>
+      <w:r>
+        <w:rPr>
+          <w:rFonts w:ascii="Cascadia Mono" w:hAnsi="Cascadia Mono" w:cs="Cascadia Mono"/>
+          <w:color w:val="0000FF"/>
+          <w:sz w:val="16"/>
+          <w:szCs w:val="16"/>
+          <w:highlight w:val="white"/>
+          <w:lang w:val="en-US"/>
+        </w:rPr>
+        <w:t>public</w:t>
+      </w:r>
+      <w:proofErr w:type="gramEnd"/>
+      <w:r>
+        <w:rPr>
+          <w:rFonts w:ascii="Cascadia Mono" w:hAnsi="Cascadia Mono" w:cs="Cascadia Mono"/>
+          <w:color w:val="000000"/>
+          <w:sz w:val="16"/>
+          <w:szCs w:val="16"/>
+          <w:highlight w:val="white"/>
+          <w:lang w:val="en-US"/>
+        </w:rPr>
+        <w:t xml:space="preserve"> </w:t>
+      </w:r>
+      <w:r>
+        <w:rPr>
+          <w:rFonts w:ascii="Cascadia Mono" w:hAnsi="Cascadia Mono" w:cs="Cascadia Mono"/>
+          <w:color w:val="2B91AF"/>
+          <w:sz w:val="16"/>
+          <w:szCs w:val="16"/>
+          <w:highlight w:val="white"/>
+          <w:lang w:val="en-US"/>
+        </w:rPr>
+        <w:t>TestForm1</w:t>
+      </w:r>
+      <w:r>
+        <w:rPr>
+          <w:rFonts w:ascii="Cascadia Mono" w:hAnsi="Cascadia Mono" w:cs="Cascadia Mono"/>
+          <w:color w:val="000000"/>
+          <w:sz w:val="16"/>
+          <w:szCs w:val="16"/>
+          <w:highlight w:val="white"/>
+          <w:lang w:val="en-US"/>
+        </w:rPr>
+        <w:t>(</w:t>
+      </w:r>
+      <w:proofErr w:type="spellStart"/>
+      <w:r>
+        <w:rPr>
+          <w:rFonts w:ascii="Cascadia Mono" w:hAnsi="Cascadia Mono" w:cs="Cascadia Mono"/>
+          <w:color w:val="2B91AF"/>
+          <w:sz w:val="16"/>
+          <w:szCs w:val="16"/>
+          <w:highlight w:val="white"/>
+          <w:lang w:val="en-US"/>
+        </w:rPr>
+        <w:t>UserClass</w:t>
+      </w:r>
+      <w:proofErr w:type="spellEnd"/>
+      <w:r>
+        <w:rPr>
+          <w:rFonts w:ascii="Cascadia Mono" w:hAnsi="Cascadia Mono" w:cs="Cascadia Mono"/>
+          <w:color w:val="000000"/>
+          <w:sz w:val="16"/>
+          <w:szCs w:val="16"/>
+          <w:highlight w:val="white"/>
+          <w:lang w:val="en-US"/>
+        </w:rPr>
+        <w:t xml:space="preserve"> user) : </w:t>
+      </w:r>
+      <w:r>
+        <w:rPr>
+          <w:rFonts w:ascii="Cascadia Mono" w:hAnsi="Cascadia Mono" w:cs="Cascadia Mono"/>
+          <w:color w:val="0000FF"/>
+          <w:sz w:val="16"/>
+          <w:szCs w:val="16"/>
+          <w:highlight w:val="white"/>
+          <w:lang w:val="en-US"/>
+        </w:rPr>
+        <w:t>base</w:t>
+      </w:r>
+      <w:r>
+        <w:rPr>
+          <w:rFonts w:ascii="Cascadia Mono" w:hAnsi="Cascadia Mono" w:cs="Cascadia Mono"/>
+          <w:color w:val="000000"/>
+          <w:sz w:val="16"/>
+          <w:szCs w:val="16"/>
+          <w:highlight w:val="white"/>
+          <w:lang w:val="en-US"/>
+        </w:rPr>
+        <w:t>(user)</w:t>
+      </w:r>
+    </w:p>
+    <w:p>
+      <w:pPr>
+        <w:autoSpaceDE w:val="0"/>
+        <w:autoSpaceDN w:val="0"/>
+        <w:adjustRightInd w:val="0"/>
+        <w:spacing w:after="0" w:line="240" w:lineRule="auto"/>
+        <w:rPr>
+          <w:rFonts w:ascii="Cascadia Mono" w:hAnsi="Cascadia Mono" w:cs="Cascadia Mono"/>
+          <w:color w:val="000000"/>
+          <w:sz w:val="16"/>
+          <w:szCs w:val="16"/>
+          <w:highlight w:val="white"/>
+          <w:lang w:val="en-US"/>
+        </w:rPr>
+      </w:pPr>
+      <w:r>
+        <w:rPr>
+          <w:rFonts w:ascii="Cascadia Mono" w:hAnsi="Cascadia Mono" w:cs="Cascadia Mono"/>
+          <w:color w:val="000000"/>
+          <w:sz w:val="16"/>
+          <w:szCs w:val="16"/>
+          <w:highlight w:val="white"/>
+          <w:lang w:val="en-US"/>
+        </w:rPr>
+        <w:t xml:space="preserve">    {</w:t>
+      </w:r>
+    </w:p>
+    <w:p>
+      <w:pPr>
+        <w:autoSpaceDE w:val="0"/>
+        <w:autoSpaceDN w:val="0"/>
+        <w:adjustRightInd w:val="0"/>
+        <w:spacing w:after="0" w:line="240" w:lineRule="auto"/>
+        <w:rPr>
+          <w:rFonts w:ascii="Cascadia Mono" w:hAnsi="Cascadia Mono" w:cs="Cascadia Mono"/>
+          <w:color w:val="000000"/>
+          <w:sz w:val="16"/>
+          <w:szCs w:val="16"/>
+          <w:highlight w:val="white"/>
+          <w:lang w:val="en-US"/>
+        </w:rPr>
+      </w:pPr>
+      <w:r>
+        <w:rPr>
+          <w:rFonts w:ascii="Cascadia Mono" w:hAnsi="Cascadia Mono" w:cs="Cascadia Mono"/>
+          <w:color w:val="000000"/>
+          <w:sz w:val="16"/>
+          <w:szCs w:val="16"/>
+          <w:highlight w:val="white"/>
+          <w:lang w:val="en-US"/>
+        </w:rPr>
+        <w:t xml:space="preserve">      </w:t>
+      </w:r>
+      <w:proofErr w:type="spellStart"/>
+      <w:proofErr w:type="gramStart"/>
+      <w:r>
+        <w:rPr>
+          <w:rFonts w:ascii="Cascadia Mono" w:hAnsi="Cascadia Mono" w:cs="Cascadia Mono"/>
+          <w:color w:val="000000"/>
+          <w:sz w:val="16"/>
+          <w:szCs w:val="16"/>
+          <w:highlight w:val="white"/>
+          <w:lang w:val="en-US"/>
+        </w:rPr>
+        <w:t>InitializeComponent</w:t>
+      </w:r>
+      <w:proofErr w:type="spellEnd"/>
+      <w:r>
+        <w:rPr>
+          <w:rFonts w:ascii="Cascadia Mono" w:hAnsi="Cascadia Mono" w:cs="Cascadia Mono"/>
+          <w:color w:val="000000"/>
+          <w:sz w:val="16"/>
+          <w:szCs w:val="16"/>
+          <w:highlight w:val="white"/>
+          <w:lang w:val="en-US"/>
+        </w:rPr>
+        <w:t>(</w:t>
+      </w:r>
+      <w:proofErr w:type="gramEnd"/>
+      <w:r>
+        <w:rPr>
+          <w:rFonts w:ascii="Cascadia Mono" w:hAnsi="Cascadia Mono" w:cs="Cascadia Mono"/>
+          <w:color w:val="000000"/>
+          <w:sz w:val="16"/>
+          <w:szCs w:val="16"/>
+          <w:highlight w:val="white"/>
+          <w:lang w:val="en-US"/>
+        </w:rPr>
+        <w:t>);</w:t>
+      </w:r>
+    </w:p>
+    <w:p>
+      <w:pPr>
+        <w:autoSpaceDE w:val="0"/>
+        <w:autoSpaceDN w:val="0"/>
+        <w:adjustRightInd w:val="0"/>
+        <w:spacing w:after="0" w:line="240" w:lineRule="auto"/>
+        <w:rPr>
+          <w:rFonts w:ascii="Cascadia Mono" w:hAnsi="Cascadia Mono" w:cs="Cascadia Mono"/>
+          <w:color w:val="000000"/>
+          <w:sz w:val="16"/>
+          <w:szCs w:val="16"/>
+          <w:highlight w:val="white"/>
+          <w:lang w:val="en-US"/>
+        </w:rPr>
+      </w:pPr>
+      <w:r>
+        <w:rPr>
+          <w:rFonts w:ascii="Cascadia Mono" w:hAnsi="Cascadia Mono" w:cs="Cascadia Mono"/>
+          <w:color w:val="000000"/>
+          <w:sz w:val="16"/>
+          <w:szCs w:val="16"/>
+          <w:highlight w:val="white"/>
+          <w:lang w:val="en-US"/>
+        </w:rPr>
+        <w:t xml:space="preserve">      _user = user;</w:t>
+      </w:r>
+    </w:p>
+    <w:p>
+      <w:pPr>
+        <w:autoSpaceDE w:val="0"/>
+        <w:autoSpaceDN w:val="0"/>
+        <w:adjustRightInd w:val="0"/>
+        <w:spacing w:after="0" w:line="240" w:lineRule="auto"/>
+        <w:rPr>
+          <w:rFonts w:ascii="Cascadia Mono" w:hAnsi="Cascadia Mono" w:cs="Cascadia Mono"/>
+          <w:color w:val="000000"/>
+          <w:sz w:val="16"/>
+          <w:szCs w:val="16"/>
+          <w:highlight w:val="white"/>
+          <w:lang w:val="en-US"/>
+        </w:rPr>
+      </w:pPr>
+      <w:r>
+        <w:rPr>
+          <w:rFonts w:ascii="Cascadia Mono" w:hAnsi="Cascadia Mono" w:cs="Cascadia Mono"/>
+          <w:color w:val="000000"/>
+          <w:sz w:val="16"/>
+          <w:szCs w:val="16"/>
+          <w:highlight w:val="white"/>
+          <w:lang w:val="en-US"/>
+        </w:rPr>
+        <w:t xml:space="preserve">      _testModel1DataService = </w:t>
+      </w:r>
+      <w:r>
+        <w:rPr>
+          <w:rFonts w:ascii="Cascadia Mono" w:hAnsi="Cascadia Mono" w:cs="Cascadia Mono"/>
+          <w:color w:val="0000FF"/>
+          <w:sz w:val="16"/>
+          <w:szCs w:val="16"/>
+          <w:highlight w:val="white"/>
+          <w:lang w:val="en-US"/>
+        </w:rPr>
+        <w:t>new</w:t>
+      </w:r>
+      <w:r>
+        <w:rPr>
+          <w:rFonts w:ascii="Cascadia Mono" w:hAnsi="Cascadia Mono" w:cs="Cascadia Mono"/>
+          <w:color w:val="000000"/>
+          <w:sz w:val="16"/>
+          <w:szCs w:val="16"/>
+          <w:highlight w:val="white"/>
+          <w:lang w:val="en-US"/>
+        </w:rPr>
+        <w:t xml:space="preserve"> </w:t>
+      </w:r>
+      <w:proofErr w:type="gramStart"/>
+      <w:r>
+        <w:rPr>
+          <w:rFonts w:ascii="Cascadia Mono" w:hAnsi="Cascadia Mono" w:cs="Cascadia Mono"/>
+          <w:color w:val="2B91AF"/>
+          <w:sz w:val="16"/>
+          <w:szCs w:val="16"/>
+          <w:highlight w:val="white"/>
+          <w:lang w:val="en-US"/>
+        </w:rPr>
+        <w:t>TestModel1DataService</w:t>
+      </w:r>
+      <w:r>
+        <w:rPr>
+          <w:rFonts w:ascii="Cascadia Mono" w:hAnsi="Cascadia Mono" w:cs="Cascadia Mono"/>
+          <w:color w:val="000000"/>
+          <w:sz w:val="16"/>
+          <w:szCs w:val="16"/>
+          <w:highlight w:val="white"/>
+          <w:lang w:val="en-US"/>
+        </w:rPr>
+        <w:t>(</w:t>
+      </w:r>
+      <w:proofErr w:type="gramEnd"/>
+      <w:r>
+        <w:rPr>
+          <w:rFonts w:ascii="Cascadia Mono" w:hAnsi="Cascadia Mono" w:cs="Cascadia Mono"/>
+          <w:color w:val="0000FF"/>
+          <w:sz w:val="16"/>
+          <w:szCs w:val="16"/>
+          <w:highlight w:val="white"/>
+          <w:lang w:val="en-US"/>
+        </w:rPr>
+        <w:t>new</w:t>
+      </w:r>
+      <w:r>
+        <w:rPr>
+          <w:rFonts w:ascii="Cascadia Mono" w:hAnsi="Cascadia Mono" w:cs="Cascadia Mono"/>
+          <w:color w:val="000000"/>
+          <w:sz w:val="16"/>
+          <w:szCs w:val="16"/>
+          <w:highlight w:val="white"/>
+          <w:lang w:val="en-US"/>
+        </w:rPr>
+        <w:t xml:space="preserve"> </w:t>
+      </w:r>
+      <w:proofErr w:type="spellStart"/>
+      <w:r>
+        <w:rPr>
+          <w:rFonts w:ascii="Cascadia Mono" w:hAnsi="Cascadia Mono" w:cs="Cascadia Mono"/>
+          <w:color w:val="2B91AF"/>
+          <w:sz w:val="16"/>
+          <w:szCs w:val="16"/>
+          <w:highlight w:val="white"/>
+          <w:lang w:val="en-US"/>
+        </w:rPr>
+        <w:t>DbService</w:t>
+      </w:r>
+      <w:proofErr w:type="spellEnd"/>
+      <w:r>
+        <w:rPr>
+          <w:rFonts w:ascii="Cascadia Mono" w:hAnsi="Cascadia Mono" w:cs="Cascadia Mono"/>
+          <w:color w:val="000000"/>
+          <w:sz w:val="16"/>
+          <w:szCs w:val="16"/>
+          <w:highlight w:val="white"/>
+          <w:lang w:val="en-US"/>
+        </w:rPr>
+        <w:t>(</w:t>
+      </w:r>
+      <w:r>
+        <w:rPr>
+          <w:rFonts w:ascii="Cascadia Mono" w:hAnsi="Cascadia Mono" w:cs="Cascadia Mono"/>
+          <w:color w:val="0000FF"/>
+          <w:sz w:val="16"/>
+          <w:szCs w:val="16"/>
+          <w:highlight w:val="white"/>
+          <w:lang w:val="en-US"/>
+        </w:rPr>
+        <w:t>new</w:t>
+      </w:r>
+      <w:r>
+        <w:rPr>
+          <w:rFonts w:ascii="Cascadia Mono" w:hAnsi="Cascadia Mono" w:cs="Cascadia Mono"/>
+          <w:color w:val="000000"/>
+          <w:sz w:val="16"/>
+          <w:szCs w:val="16"/>
+          <w:highlight w:val="white"/>
+          <w:lang w:val="en-US"/>
+        </w:rPr>
+        <w:t xml:space="preserve"> </w:t>
+      </w:r>
+      <w:proofErr w:type="spellStart"/>
+      <w:r>
+        <w:rPr>
+          <w:rFonts w:ascii="Cascadia Mono" w:hAnsi="Cascadia Mono" w:cs="Cascadia Mono"/>
+          <w:color w:val="2B91AF"/>
+          <w:sz w:val="16"/>
+          <w:szCs w:val="16"/>
+          <w:highlight w:val="white"/>
+          <w:lang w:val="en-US"/>
+        </w:rPr>
+        <w:t>DatabaseHelper</w:t>
+      </w:r>
+      <w:proofErr w:type="spellEnd"/>
+      <w:r>
+        <w:rPr>
+          <w:rFonts w:ascii="Cascadia Mono" w:hAnsi="Cascadia Mono" w:cs="Cascadia Mono"/>
+          <w:color w:val="000000"/>
+          <w:sz w:val="16"/>
+          <w:szCs w:val="16"/>
+          <w:highlight w:val="white"/>
+          <w:lang w:val="en-US"/>
+        </w:rPr>
+        <w:t>(</w:t>
+      </w:r>
+      <w:r>
+        <w:rPr>
+          <w:rFonts w:ascii="Cascadia Mono" w:hAnsi="Cascadia Mono" w:cs="Cascadia Mono"/>
+          <w:color w:val="A31515"/>
+          <w:sz w:val="16"/>
+          <w:szCs w:val="16"/>
+          <w:highlight w:val="white"/>
+          <w:lang w:val="en-US"/>
+        </w:rPr>
+        <w:t>"ace"</w:t>
+      </w:r>
+      <w:r>
+        <w:rPr>
+          <w:rFonts w:ascii="Cascadia Mono" w:hAnsi="Cascadia Mono" w:cs="Cascadia Mono"/>
+          <w:color w:val="000000"/>
+          <w:sz w:val="16"/>
+          <w:szCs w:val="16"/>
+          <w:highlight w:val="white"/>
+          <w:lang w:val="en-US"/>
+        </w:rPr>
+        <w:t>)));</w:t>
+      </w:r>
+    </w:p>
+    <w:p>
+      <w:pPr>
+        <w:autoSpaceDE w:val="0"/>
+        <w:autoSpaceDN w:val="0"/>
+        <w:adjustRightInd w:val="0"/>
+        <w:spacing w:after="0" w:line="240" w:lineRule="auto"/>
+        <w:rPr>
+          <w:rFonts w:ascii="Cascadia Mono" w:hAnsi="Cascadia Mono" w:cs="Cascadia Mono"/>
+          <w:color w:val="000000"/>
+          <w:sz w:val="16"/>
+          <w:szCs w:val="16"/>
+          <w:highlight w:val="white"/>
+          <w:lang w:val="en-US"/>
+        </w:rPr>
+      </w:pPr>
+      <w:r>
+        <w:rPr>
+          <w:rFonts w:ascii="Cascadia Mono" w:hAnsi="Cascadia Mono" w:cs="Cascadia Mono"/>
+          <w:color w:val="000000"/>
+          <w:sz w:val="16"/>
+          <w:szCs w:val="16"/>
+          <w:highlight w:val="white"/>
+          <w:lang w:val="en-US"/>
+        </w:rPr>
+        <w:t xml:space="preserve">    }</w:t>
+      </w:r>
+    </w:p>
+    <w:p>
+      <w:pPr>
+        <w:autoSpaceDE w:val="0"/>
+        <w:autoSpaceDN w:val="0"/>
+        <w:adjustRightInd w:val="0"/>
+        <w:spacing w:after="0" w:line="240" w:lineRule="auto"/>
+        <w:rPr>
+          <w:rFonts w:ascii="Cascadia Mono" w:hAnsi="Cascadia Mono" w:cs="Cascadia Mono"/>
+          <w:color w:val="000000"/>
+          <w:sz w:val="16"/>
+          <w:szCs w:val="16"/>
+          <w:highlight w:val="white"/>
+          <w:lang w:val="en-US"/>
+        </w:rPr>
+      </w:pPr>
+    </w:p>
+    <w:p>
+      <w:pPr>
+        <w:autoSpaceDE w:val="0"/>
+        <w:autoSpaceDN w:val="0"/>
+        <w:adjustRightInd w:val="0"/>
+        <w:spacing w:after="0" w:line="240" w:lineRule="auto"/>
+        <w:rPr>
+          <w:rFonts w:ascii="Cascadia Mono" w:hAnsi="Cascadia Mono" w:cs="Cascadia Mono"/>
+          <w:color w:val="000000"/>
+          <w:sz w:val="16"/>
+          <w:szCs w:val="16"/>
+          <w:highlight w:val="white"/>
+          <w:lang w:val="en-US"/>
+        </w:rPr>
+      </w:pPr>
+      <w:r>
+        <w:rPr>
+          <w:rFonts w:ascii="Cascadia Mono" w:hAnsi="Cascadia Mono" w:cs="Cascadia Mono"/>
+          <w:color w:val="000000"/>
+          <w:sz w:val="16"/>
+          <w:szCs w:val="16"/>
+          <w:highlight w:val="white"/>
+          <w:lang w:val="en-US"/>
+        </w:rPr>
+        <w:t xml:space="preserve">    </w:t>
+      </w:r>
+      <w:proofErr w:type="gramStart"/>
+      <w:r>
+        <w:rPr>
+          <w:rFonts w:ascii="Cascadia Mono" w:hAnsi="Cascadia Mono" w:cs="Cascadia Mono"/>
+          <w:color w:val="0000FF"/>
+          <w:sz w:val="16"/>
+          <w:szCs w:val="16"/>
+          <w:highlight w:val="white"/>
+          <w:lang w:val="en-US"/>
+        </w:rPr>
+        <w:t>private</w:t>
+      </w:r>
+      <w:proofErr w:type="gramEnd"/>
+      <w:r>
+        <w:rPr>
+          <w:rFonts w:ascii="Cascadia Mono" w:hAnsi="Cascadia Mono" w:cs="Cascadia Mono"/>
+          <w:color w:val="000000"/>
+          <w:sz w:val="16"/>
+          <w:szCs w:val="16"/>
+          <w:highlight w:val="white"/>
+          <w:lang w:val="en-US"/>
+        </w:rPr>
+        <w:t xml:space="preserve"> </w:t>
+      </w:r>
+      <w:proofErr w:type="spellStart"/>
+      <w:r>
+        <w:rPr>
+          <w:rFonts w:ascii="Cascadia Mono" w:hAnsi="Cascadia Mono" w:cs="Cascadia Mono"/>
+          <w:color w:val="0000FF"/>
+          <w:sz w:val="16"/>
+          <w:szCs w:val="16"/>
+          <w:highlight w:val="white"/>
+          <w:lang w:val="en-US"/>
+        </w:rPr>
+        <w:t>async</w:t>
+      </w:r>
+      <w:proofErr w:type="spellEnd"/>
+      <w:r>
+        <w:rPr>
+          <w:rFonts w:ascii="Cascadia Mono" w:hAnsi="Cascadia Mono" w:cs="Cascadia Mono"/>
+          <w:color w:val="000000"/>
+          <w:sz w:val="16"/>
+          <w:szCs w:val="16"/>
+          <w:highlight w:val="white"/>
+          <w:lang w:val="en-US"/>
+        </w:rPr>
+        <w:t xml:space="preserve"> </w:t>
+      </w:r>
+      <w:r>
+        <w:rPr>
+          <w:rFonts w:ascii="Cascadia Mono" w:hAnsi="Cascadia Mono" w:cs="Cascadia Mono"/>
+          <w:color w:val="0000FF"/>
+          <w:sz w:val="16"/>
+          <w:szCs w:val="16"/>
+          <w:highlight w:val="white"/>
+          <w:lang w:val="en-US"/>
+        </w:rPr>
+        <w:t>void</w:t>
+      </w:r>
+      <w:r>
+        <w:rPr>
+          <w:rFonts w:ascii="Cascadia Mono" w:hAnsi="Cascadia Mono" w:cs="Cascadia Mono"/>
+          <w:color w:val="000000"/>
+          <w:sz w:val="16"/>
+          <w:szCs w:val="16"/>
+          <w:highlight w:val="white"/>
+          <w:lang w:val="en-US"/>
+        </w:rPr>
+        <w:t xml:space="preserve"> customGridControl1_Load(</w:t>
+      </w:r>
+      <w:r>
+        <w:rPr>
+          <w:rFonts w:ascii="Cascadia Mono" w:hAnsi="Cascadia Mono" w:cs="Cascadia Mono"/>
+          <w:color w:val="0000FF"/>
+          <w:sz w:val="16"/>
+          <w:szCs w:val="16"/>
+          <w:highlight w:val="white"/>
+          <w:lang w:val="en-US"/>
+        </w:rPr>
+        <w:t>object</w:t>
+      </w:r>
+      <w:r>
+        <w:rPr>
+          <w:rFonts w:ascii="Cascadia Mono" w:hAnsi="Cascadia Mono" w:cs="Cascadia Mono"/>
+          <w:color w:val="000000"/>
+          <w:sz w:val="16"/>
+          <w:szCs w:val="16"/>
+          <w:highlight w:val="white"/>
+          <w:lang w:val="en-US"/>
+        </w:rPr>
+        <w:t xml:space="preserve"> sender, </w:t>
+      </w:r>
+      <w:proofErr w:type="spellStart"/>
+      <w:r>
+        <w:rPr>
+          <w:rFonts w:ascii="Cascadia Mono" w:hAnsi="Cascadia Mono" w:cs="Cascadia Mono"/>
+          <w:color w:val="2B91AF"/>
+          <w:sz w:val="16"/>
+          <w:szCs w:val="16"/>
+          <w:highlight w:val="white"/>
+          <w:lang w:val="en-US"/>
+        </w:rPr>
+        <w:t>EventArgs</w:t>
+      </w:r>
+      <w:proofErr w:type="spellEnd"/>
+      <w:r>
+        <w:rPr>
+          <w:rFonts w:ascii="Cascadia Mono" w:hAnsi="Cascadia Mono" w:cs="Cascadia Mono"/>
+          <w:color w:val="000000"/>
+          <w:sz w:val="16"/>
+          <w:szCs w:val="16"/>
+          <w:highlight w:val="white"/>
+          <w:lang w:val="en-US"/>
+        </w:rPr>
+        <w:t xml:space="preserve"> e)</w:t>
+      </w:r>
+    </w:p>
+    <w:p>
+      <w:pPr>
+        <w:autoSpaceDE w:val="0"/>
+        <w:autoSpaceDN w:val="0"/>
+        <w:adjustRightInd w:val="0"/>
+        <w:spacing w:after="0" w:line="240" w:lineRule="auto"/>
+        <w:rPr>
+          <w:rFonts w:ascii="Cascadia Mono" w:hAnsi="Cascadia Mono" w:cs="Cascadia Mono"/>
+          <w:color w:val="000000"/>
+          <w:sz w:val="16"/>
+          <w:szCs w:val="16"/>
+          <w:highlight w:val="white"/>
+          <w:lang w:val="en-US"/>
+        </w:rPr>
+      </w:pPr>
+      <w:r>
+        <w:rPr>
+          <w:rFonts w:ascii="Cascadia Mono" w:hAnsi="Cascadia Mono" w:cs="Cascadia Mono"/>
+          <w:color w:val="000000"/>
+          <w:sz w:val="16"/>
+          <w:szCs w:val="16"/>
+          <w:highlight w:val="white"/>
+          <w:lang w:val="en-US"/>
+        </w:rPr>
+        <w:t xml:space="preserve">    {</w:t>
+      </w:r>
+    </w:p>
+    <w:p>
+      <w:pPr>
+        <w:autoSpaceDE w:val="0"/>
+        <w:autoSpaceDN w:val="0"/>
+        <w:adjustRightInd w:val="0"/>
+        <w:spacing w:after="0" w:line="240" w:lineRule="auto"/>
+        <w:rPr>
+          <w:rFonts w:ascii="Cascadia Mono" w:hAnsi="Cascadia Mono" w:cs="Cascadia Mono"/>
+          <w:color w:val="000000"/>
+          <w:sz w:val="19"/>
+          <w:szCs w:val="19"/>
+          <w:highlight w:val="white"/>
+          <w:lang w:val="en-US"/>
+        </w:rPr>
+      </w:pPr>
+      <w:r>
+        <w:rPr>
+          <w:rFonts w:ascii="Cascadia Mono" w:hAnsi="Cascadia Mono" w:cs="Cascadia Mono"/>
+          <w:color w:val="000000"/>
+          <w:sz w:val="16"/>
+          <w:szCs w:val="16"/>
+          <w:highlight w:val="white"/>
+          <w:lang w:val="en-US"/>
+        </w:rPr>
+        <w:t xml:space="preserve">      </w:t>
+      </w:r>
+      <w:r>
+        <w:rPr>
+          <w:rFonts w:ascii="Cascadia Mono" w:hAnsi="Cascadia Mono" w:cs="Cascadia Mono"/>
+          <w:color w:val="000000"/>
+          <w:sz w:val="16"/>
+          <w:szCs w:val="16"/>
+          <w:highlight w:val="white"/>
+          <w:lang w:val="en-US"/>
+        </w:rPr>
+        <w:t xml:space="preserve">customGridControl1.DataSource = </w:t>
+      </w:r>
+      <w:r>
+        <w:rPr>
+          <w:rFonts w:ascii="Cascadia Mono" w:hAnsi="Cascadia Mono" w:cs="Cascadia Mono"/>
+          <w:color w:val="0000FF"/>
+          <w:sz w:val="16"/>
+          <w:szCs w:val="16"/>
+          <w:highlight w:val="white"/>
+          <w:lang w:val="en-US"/>
+        </w:rPr>
+        <w:t>await</w:t>
+      </w:r>
+      <w:r>
+        <w:rPr>
+          <w:rFonts w:ascii="Cascadia Mono" w:hAnsi="Cascadia Mono" w:cs="Cascadia Mono"/>
+          <w:color w:val="000000"/>
+          <w:sz w:val="16"/>
+          <w:szCs w:val="16"/>
+          <w:highlight w:val="white"/>
+          <w:lang w:val="en-US"/>
+        </w:rPr>
+        <w:t xml:space="preserve"> _</w:t>
+      </w:r>
+      <w:proofErr w:type="gramStart"/>
+      <w:r>
+        <w:rPr>
+          <w:rFonts w:ascii="Cascadia Mono" w:hAnsi="Cascadia Mono" w:cs="Cascadia Mono"/>
+          <w:color w:val="000000"/>
+          <w:sz w:val="16"/>
+          <w:szCs w:val="16"/>
+          <w:highlight w:val="white"/>
+          <w:lang w:val="en-US"/>
+        </w:rPr>
+        <w:t>testModel1DataService.GetAllAsync(</w:t>
+      </w:r>
+      <w:proofErr w:type="gramEnd"/>
+      <w:r>
+        <w:rPr>
+          <w:rFonts w:ascii="Cascadia Mono" w:hAnsi="Cascadia Mono" w:cs="Cascadia Mono"/>
+          <w:color w:val="000000"/>
+          <w:sz w:val="16"/>
+          <w:szCs w:val="16"/>
+          <w:highlight w:val="white"/>
+          <w:lang w:val="en-US"/>
+        </w:rPr>
+        <w:t>)</w:t>
+      </w:r>
+      <w:r>
+        <w:rPr>
+          <w:rFonts w:ascii="Cascadia Mono" w:hAnsi="Cascadia Mono" w:cs="Cascadia Mono"/>
+          <w:color w:val="000000"/>
+          <w:sz w:val="16"/>
+          <w:szCs w:val="16"/>
+          <w:highlight w:val="white"/>
+          <w:lang w:val="en-US"/>
+        </w:rPr>
+        <w:t>;</w:t>
+      </w:r>
+    </w:p>
+    <w:p>
+      <w:pPr>
+        <w:autoSpaceDE w:val="0"/>
+        <w:autoSpaceDN w:val="0"/>
+        <w:adjustRightInd w:val="0"/>
+        <w:spacing w:after="0" w:line="240" w:lineRule="auto"/>
+        <w:rPr>
+          <w:rFonts w:ascii="Cascadia Mono" w:hAnsi="Cascadia Mono" w:cs="Cascadia Mono"/>
+          <w:color w:val="000000"/>
+          <w:sz w:val="16"/>
+          <w:szCs w:val="16"/>
+          <w:highlight w:val="white"/>
+          <w:lang w:val="en-US"/>
+        </w:rPr>
+      </w:pPr>
+      <w:r>
+        <w:rPr>
+          <w:rFonts w:ascii="Cascadia Mono" w:hAnsi="Cascadia Mono" w:cs="Cascadia Mono"/>
+          <w:color w:val="000000"/>
+          <w:sz w:val="19"/>
+          <w:szCs w:val="19"/>
+          <w:highlight w:val="white"/>
+          <w:lang w:val="en-US"/>
+        </w:rPr>
+        <w:t xml:space="preserve">     </w:t>
+      </w:r>
+      <w:proofErr w:type="gramStart"/>
+      <w:r>
+        <w:rPr>
+          <w:rFonts w:ascii="Cascadia Mono" w:hAnsi="Cascadia Mono" w:cs="Cascadia Mono"/>
+          <w:color w:val="000000"/>
+          <w:sz w:val="16"/>
+          <w:szCs w:val="16"/>
+          <w:highlight w:val="white"/>
+          <w:lang w:val="en-US"/>
+        </w:rPr>
+        <w:t>customGridControl1.InitializeAccess(</w:t>
+      </w:r>
+      <w:proofErr w:type="gramEnd"/>
+      <w:r>
+        <w:rPr>
+          <w:rFonts w:ascii="Cascadia Mono" w:hAnsi="Cascadia Mono" w:cs="Cascadia Mono"/>
+          <w:color w:val="000000"/>
+          <w:sz w:val="16"/>
+          <w:szCs w:val="16"/>
+          <w:highlight w:val="white"/>
+          <w:lang w:val="en-US"/>
+        </w:rPr>
+        <w:t xml:space="preserve">_user, </w:t>
+      </w:r>
+      <w:proofErr w:type="spellStart"/>
+      <w:r>
+        <w:rPr>
+          <w:rFonts w:ascii="Cascadia Mono" w:hAnsi="Cascadia Mono" w:cs="Cascadia Mono"/>
+          <w:color w:val="0000FF"/>
+          <w:sz w:val="16"/>
+          <w:szCs w:val="16"/>
+          <w:highlight w:val="white"/>
+          <w:lang w:val="en-US"/>
+        </w:rPr>
+        <w:t>this</w:t>
+      </w:r>
+      <w:r>
+        <w:rPr>
+          <w:rFonts w:ascii="Cascadia Mono" w:hAnsi="Cascadia Mono" w:cs="Cascadia Mono"/>
+          <w:color w:val="000000"/>
+          <w:sz w:val="16"/>
+          <w:szCs w:val="16"/>
+          <w:highlight w:val="white"/>
+          <w:lang w:val="en-US"/>
+        </w:rPr>
+        <w:t>.Name</w:t>
+      </w:r>
+      <w:proofErr w:type="spellEnd"/>
+      <w:r>
+        <w:rPr>
+          <w:rFonts w:ascii="Cascadia Mono" w:hAnsi="Cascadia Mono" w:cs="Cascadia Mono"/>
+          <w:color w:val="000000"/>
+          <w:sz w:val="16"/>
+          <w:szCs w:val="16"/>
+          <w:highlight w:val="white"/>
+          <w:lang w:val="en-US"/>
+        </w:rPr>
+        <w:t xml:space="preserve">, </w:t>
+      </w:r>
+      <w:r>
+        <w:rPr>
+          <w:rFonts w:ascii="Cascadia Mono" w:hAnsi="Cascadia Mono" w:cs="Cascadia Mono"/>
+          <w:color w:val="0000FF"/>
+          <w:sz w:val="16"/>
+          <w:szCs w:val="16"/>
+          <w:highlight w:val="white"/>
+          <w:lang w:val="en-US"/>
+        </w:rPr>
+        <w:t>new</w:t>
+      </w:r>
+      <w:r>
+        <w:rPr>
+          <w:rFonts w:ascii="Cascadia Mono" w:hAnsi="Cascadia Mono" w:cs="Cascadia Mono"/>
+          <w:color w:val="000000"/>
+          <w:sz w:val="16"/>
+          <w:szCs w:val="16"/>
+          <w:highlight w:val="white"/>
+          <w:lang w:val="en-US"/>
+        </w:rPr>
+        <w:t xml:space="preserve"> </w:t>
+      </w:r>
+      <w:r>
+        <w:rPr>
+          <w:rFonts w:ascii="Cascadia Mono" w:hAnsi="Cascadia Mono" w:cs="Cascadia Mono"/>
+          <w:color w:val="2B91AF"/>
+          <w:sz w:val="16"/>
+          <w:szCs w:val="16"/>
+          <w:highlight w:val="white"/>
+          <w:lang w:val="en-US"/>
+        </w:rPr>
+        <w:t>List</w:t>
+      </w:r>
+      <w:r>
+        <w:rPr>
+          <w:rFonts w:ascii="Cascadia Mono" w:hAnsi="Cascadia Mono" w:cs="Cascadia Mono"/>
+          <w:color w:val="000000"/>
+          <w:sz w:val="16"/>
+          <w:szCs w:val="16"/>
+          <w:highlight w:val="white"/>
+          <w:lang w:val="en-US"/>
+        </w:rPr>
+        <w:t>&lt;</w:t>
+      </w:r>
+      <w:r>
+        <w:rPr>
+          <w:rFonts w:ascii="Cascadia Mono" w:hAnsi="Cascadia Mono" w:cs="Cascadia Mono"/>
+          <w:color w:val="0000FF"/>
+          <w:sz w:val="16"/>
+          <w:szCs w:val="16"/>
+          <w:highlight w:val="white"/>
+          <w:lang w:val="en-US"/>
+        </w:rPr>
+        <w:t>string</w:t>
+      </w:r>
+      <w:r>
+        <w:rPr>
+          <w:rFonts w:ascii="Cascadia Mono" w:hAnsi="Cascadia Mono" w:cs="Cascadia Mono"/>
+          <w:color w:val="000000"/>
+          <w:sz w:val="16"/>
+          <w:szCs w:val="16"/>
+          <w:highlight w:val="white"/>
+          <w:lang w:val="en-US"/>
+        </w:rPr>
+        <w:t xml:space="preserve">&gt; { </w:t>
+      </w:r>
+      <w:r>
+        <w:rPr>
+          <w:rFonts w:ascii="Cascadia Mono" w:hAnsi="Cascadia Mono" w:cs="Cascadia Mono"/>
+          <w:color w:val="A31515"/>
+          <w:sz w:val="16"/>
+          <w:szCs w:val="16"/>
+          <w:highlight w:val="white"/>
+          <w:lang w:val="en-US"/>
+        </w:rPr>
+        <w:t>"testTable1"</w:t>
+      </w:r>
+      <w:r>
+        <w:rPr>
+          <w:rFonts w:ascii="Cascadia Mono" w:hAnsi="Cascadia Mono" w:cs="Cascadia Mono"/>
+          <w:color w:val="000000"/>
+          <w:sz w:val="16"/>
+          <w:szCs w:val="16"/>
+          <w:highlight w:val="white"/>
+          <w:lang w:val="en-US"/>
+        </w:rPr>
+        <w:t xml:space="preserve"> });</w:t>
+      </w:r>
+    </w:p>
+    <w:p>
+      <w:pPr>
+        <w:autoSpaceDE w:val="0"/>
+        <w:autoSpaceDN w:val="0"/>
+        <w:adjustRightInd w:val="0"/>
+        <w:spacing w:after="0" w:line="240" w:lineRule="auto"/>
+        <w:rPr>
+          <w:rFonts w:ascii="Cascadia Mono" w:hAnsi="Cascadia Mono" w:cs="Cascadia Mono"/>
+          <w:color w:val="000000"/>
+          <w:sz w:val="16"/>
+          <w:szCs w:val="16"/>
+          <w:highlight w:val="white"/>
+        </w:rPr>
+      </w:pPr>
+      <w:r>
+        <w:rPr>
+          <w:rFonts w:ascii="Cascadia Mono" w:hAnsi="Cascadia Mono" w:cs="Cascadia Mono"/>
+          <w:color w:val="000000"/>
+          <w:sz w:val="16"/>
+          <w:szCs w:val="16"/>
+          <w:highlight w:val="white"/>
+          <w:lang w:val="en-US"/>
+        </w:rPr>
+        <w:t xml:space="preserve">    </w:t>
+      </w:r>
+      <w:r>
+        <w:rPr>
+          <w:rFonts w:ascii="Cascadia Mono" w:hAnsi="Cascadia Mono" w:cs="Cascadia Mono"/>
+          <w:color w:val="000000"/>
+          <w:sz w:val="16"/>
+          <w:szCs w:val="16"/>
+          <w:highlight w:val="white"/>
+        </w:rPr>
+        <w:t>}</w:t>
+      </w:r>
+    </w:p>
+    <w:p>
+      <w:pPr>
+        <w:spacing w:after="100" w:afterAutospacing="1" w:line="240" w:lineRule="auto"/>
+        <w:rPr>
+          <w:rFonts w:ascii="Cascadia Mono" w:hAnsi="Cascadia Mono" w:cs="Cascadia Mono"/>
+          <w:color w:val="000000"/>
+          <w:sz w:val="16"/>
+          <w:szCs w:val="16"/>
+        </w:rPr>
+      </w:pPr>
+      <w:r>
+        <w:rPr>
+          <w:rFonts w:ascii="Cascadia Mono" w:hAnsi="Cascadia Mono" w:cs="Cascadia Mono"/>
+          <w:color w:val="000000"/>
+          <w:sz w:val="16"/>
+          <w:szCs w:val="16"/>
+          <w:highlight w:val="white"/>
+        </w:rPr>
+        <w:t>}</w:t>
+      </w:r>
+    </w:p>
+    <w:p>
+      <w:pPr>
+        <w:spacing w:after="100" w:afterAutospacing="1" w:line="240" w:lineRule="auto"/>
+        <w:rPr>
+          <w:rFonts w:ascii="Times New Roman" w:eastAsia="Times New Roman" w:hAnsi="Times New Roman" w:cs="Times New Roman"/>
+          <w:sz w:val="24"/>
+          <w:szCs w:val="24"/>
+          <w:lang w:eastAsia="ru-RU"/>
+        </w:rPr>
+      </w:pPr>
+      <w:r>
+        <w:rPr>
+          <w:rFonts w:ascii="Times New Roman" w:eastAsia="Times New Roman" w:hAnsi="Times New Roman" w:cs="Times New Roman"/>
+          <w:sz w:val="24"/>
+          <w:szCs w:val="24"/>
+          <w:lang w:eastAsia="ru-RU"/>
+        </w:rPr>
+        <w:t xml:space="preserve">Создан метод </w:t>
+      </w:r>
+      <w:proofErr w:type="spellStart"/>
+      <w:r>
+        <w:rPr>
+          <w:rFonts w:ascii="Cascadia Mono" w:hAnsi="Cascadia Mono" w:cs="Cascadia Mono"/>
+          <w:color w:val="000000"/>
+          <w:sz w:val="16"/>
+          <w:szCs w:val="16"/>
+          <w:highlight w:val="white"/>
+          <w:lang w:val="en-US"/>
+        </w:rPr>
+        <w:t>GetAllAsync</w:t>
+      </w:r>
+      <w:proofErr w:type="spellEnd"/>
+      <w:r>
+        <w:rPr>
+          <w:rFonts w:ascii="Cascadia Mono" w:hAnsi="Cascadia Mono" w:cs="Cascadia Mono"/>
+          <w:color w:val="000000"/>
+          <w:sz w:val="16"/>
+          <w:szCs w:val="16"/>
+        </w:rPr>
+        <w:t xml:space="preserve"> </w:t>
+      </w:r>
+      <w:r>
+        <w:rPr>
+          <w:rFonts w:ascii="Times New Roman" w:eastAsia="Times New Roman" w:hAnsi="Times New Roman" w:cs="Times New Roman"/>
+          <w:sz w:val="24"/>
+          <w:szCs w:val="24"/>
+          <w:lang w:eastAsia="ru-RU"/>
+        </w:rPr>
+        <w:t>для получения данных из БД</w:t>
+      </w:r>
+    </w:p>
+    <w:p>
+      <w:pPr>
+        <w:autoSpaceDE w:val="0"/>
+        <w:autoSpaceDN w:val="0"/>
+        <w:adjustRightInd w:val="0"/>
+        <w:spacing w:after="0" w:line="240" w:lineRule="auto"/>
+        <w:rPr>
+          <w:rFonts w:ascii="Cascadia Mono" w:hAnsi="Cascadia Mono" w:cs="Cascadia Mono"/>
+          <w:color w:val="000000"/>
+          <w:sz w:val="16"/>
+          <w:szCs w:val="16"/>
+          <w:highlight w:val="white"/>
+          <w:lang w:val="en-US"/>
+        </w:rPr>
+      </w:pPr>
+      <w:proofErr w:type="gramStart"/>
+      <w:r>
+        <w:rPr>
+          <w:rFonts w:ascii="Cascadia Mono" w:hAnsi="Cascadia Mono" w:cs="Cascadia Mono"/>
+          <w:color w:val="0000FF"/>
+          <w:sz w:val="16"/>
+          <w:szCs w:val="16"/>
+          <w:highlight w:val="white"/>
+          <w:lang w:val="en-US"/>
+        </w:rPr>
+        <w:t>public</w:t>
+      </w:r>
+      <w:proofErr w:type="gramEnd"/>
+      <w:r>
+        <w:rPr>
+          <w:rFonts w:ascii="Cascadia Mono" w:hAnsi="Cascadia Mono" w:cs="Cascadia Mono"/>
+          <w:color w:val="000000"/>
+          <w:sz w:val="16"/>
+          <w:szCs w:val="16"/>
+          <w:highlight w:val="white"/>
+          <w:lang w:val="en-US"/>
+        </w:rPr>
+        <w:t xml:space="preserve"> </w:t>
+      </w:r>
+      <w:proofErr w:type="spellStart"/>
+      <w:r>
+        <w:rPr>
+          <w:rFonts w:ascii="Cascadia Mono" w:hAnsi="Cascadia Mono" w:cs="Cascadia Mono"/>
+          <w:color w:val="0000FF"/>
+          <w:sz w:val="16"/>
+          <w:szCs w:val="16"/>
+          <w:highlight w:val="white"/>
+          <w:lang w:val="en-US"/>
+        </w:rPr>
+        <w:t>async</w:t>
+      </w:r>
+      <w:proofErr w:type="spellEnd"/>
+      <w:r>
+        <w:rPr>
+          <w:rFonts w:ascii="Cascadia Mono" w:hAnsi="Cascadia Mono" w:cs="Cascadia Mono"/>
+          <w:color w:val="000000"/>
+          <w:sz w:val="16"/>
+          <w:szCs w:val="16"/>
+          <w:highlight w:val="white"/>
+          <w:lang w:val="en-US"/>
+        </w:rPr>
+        <w:t xml:space="preserve"> </w:t>
+      </w:r>
+      <w:r>
+        <w:rPr>
+          <w:rFonts w:ascii="Cascadia Mono" w:hAnsi="Cascadia Mono" w:cs="Cascadia Mono"/>
+          <w:color w:val="2B91AF"/>
+          <w:sz w:val="16"/>
+          <w:szCs w:val="16"/>
+          <w:highlight w:val="white"/>
+          <w:lang w:val="en-US"/>
+        </w:rPr>
+        <w:t>Task</w:t>
+      </w:r>
+      <w:r>
+        <w:rPr>
+          <w:rFonts w:ascii="Cascadia Mono" w:hAnsi="Cascadia Mono" w:cs="Cascadia Mono"/>
+          <w:color w:val="000000"/>
+          <w:sz w:val="16"/>
+          <w:szCs w:val="16"/>
+          <w:highlight w:val="white"/>
+          <w:lang w:val="en-US"/>
+        </w:rPr>
+        <w:t>&lt;</w:t>
+      </w:r>
+      <w:r>
+        <w:rPr>
+          <w:rFonts w:ascii="Cascadia Mono" w:hAnsi="Cascadia Mono" w:cs="Cascadia Mono"/>
+          <w:color w:val="2B91AF"/>
+          <w:sz w:val="16"/>
+          <w:szCs w:val="16"/>
+          <w:highlight w:val="white"/>
+          <w:lang w:val="en-US"/>
+        </w:rPr>
+        <w:t>List</w:t>
+      </w:r>
+      <w:r>
+        <w:rPr>
+          <w:rFonts w:ascii="Cascadia Mono" w:hAnsi="Cascadia Mono" w:cs="Cascadia Mono"/>
+          <w:color w:val="000000"/>
+          <w:sz w:val="16"/>
+          <w:szCs w:val="16"/>
+          <w:highlight w:val="white"/>
+          <w:lang w:val="en-US"/>
+        </w:rPr>
+        <w:t>&lt;</w:t>
+      </w:r>
+      <w:r>
+        <w:rPr>
+          <w:rFonts w:ascii="Cascadia Mono" w:hAnsi="Cascadia Mono" w:cs="Cascadia Mono"/>
+          <w:color w:val="2B91AF"/>
+          <w:sz w:val="16"/>
+          <w:szCs w:val="16"/>
+          <w:highlight w:val="white"/>
+          <w:lang w:val="en-US"/>
+        </w:rPr>
+        <w:t>TestModel1</w:t>
+      </w:r>
+      <w:r>
+        <w:rPr>
+          <w:rFonts w:ascii="Cascadia Mono" w:hAnsi="Cascadia Mono" w:cs="Cascadia Mono"/>
+          <w:color w:val="000000"/>
+          <w:sz w:val="16"/>
+          <w:szCs w:val="16"/>
+          <w:highlight w:val="white"/>
+          <w:lang w:val="en-US"/>
+        </w:rPr>
+        <w:t xml:space="preserve">&gt;&gt; </w:t>
+      </w:r>
+      <w:proofErr w:type="spellStart"/>
+      <w:r>
+        <w:rPr>
+          <w:rFonts w:ascii="Cascadia Mono" w:hAnsi="Cascadia Mono" w:cs="Cascadia Mono"/>
+          <w:color w:val="000000"/>
+          <w:sz w:val="16"/>
+          <w:szCs w:val="16"/>
+          <w:highlight w:val="white"/>
+          <w:lang w:val="en-US"/>
+        </w:rPr>
+        <w:t>GetAllAsync</w:t>
+      </w:r>
+      <w:proofErr w:type="spellEnd"/>
+      <w:r>
+        <w:rPr>
+          <w:rFonts w:ascii="Cascadia Mono" w:hAnsi="Cascadia Mono" w:cs="Cascadia Mono"/>
+          <w:color w:val="000000"/>
+          <w:sz w:val="16"/>
+          <w:szCs w:val="16"/>
+          <w:highlight w:val="white"/>
+          <w:lang w:val="en-US"/>
+        </w:rPr>
+        <w:t>()</w:t>
+      </w:r>
+    </w:p>
+    <w:p>
+      <w:pPr>
+        <w:autoSpaceDE w:val="0"/>
+        <w:autoSpaceDN w:val="0"/>
+        <w:adjustRightInd w:val="0"/>
+        <w:spacing w:after="0" w:line="240" w:lineRule="auto"/>
+        <w:rPr>
+          <w:rFonts w:ascii="Cascadia Mono" w:hAnsi="Cascadia Mono" w:cs="Cascadia Mono"/>
+          <w:color w:val="000000"/>
+          <w:sz w:val="16"/>
+          <w:szCs w:val="16"/>
+          <w:highlight w:val="white"/>
+          <w:lang w:val="en-US"/>
+        </w:rPr>
+      </w:pPr>
+      <w:r>
+        <w:rPr>
+          <w:rFonts w:ascii="Cascadia Mono" w:hAnsi="Cascadia Mono" w:cs="Cascadia Mono"/>
+          <w:color w:val="000000"/>
+          <w:sz w:val="16"/>
+          <w:szCs w:val="16"/>
+          <w:highlight w:val="white"/>
+          <w:lang w:val="en-US"/>
+        </w:rPr>
+        <w:t>{</w:t>
+      </w:r>
+    </w:p>
+    <w:p>
+      <w:pPr>
+        <w:autoSpaceDE w:val="0"/>
+        <w:autoSpaceDN w:val="0"/>
+        <w:adjustRightInd w:val="0"/>
+        <w:spacing w:after="0" w:line="240" w:lineRule="auto"/>
+        <w:rPr>
+          <w:rFonts w:ascii="Cascadia Mono" w:hAnsi="Cascadia Mono" w:cs="Cascadia Mono"/>
+          <w:color w:val="000000"/>
+          <w:sz w:val="16"/>
+          <w:szCs w:val="16"/>
+          <w:highlight w:val="white"/>
+          <w:lang w:val="en-US"/>
+        </w:rPr>
+      </w:pPr>
+      <w:r>
+        <w:rPr>
+          <w:rFonts w:ascii="Cascadia Mono" w:hAnsi="Cascadia Mono" w:cs="Cascadia Mono"/>
+          <w:color w:val="000000"/>
+          <w:sz w:val="16"/>
+          <w:szCs w:val="16"/>
+          <w:highlight w:val="white"/>
+          <w:lang w:val="en-US"/>
+        </w:rPr>
+        <w:t xml:space="preserve">    </w:t>
+      </w:r>
+      <w:proofErr w:type="gramStart"/>
+      <w:r>
+        <w:rPr>
+          <w:rFonts w:ascii="Cascadia Mono" w:hAnsi="Cascadia Mono" w:cs="Cascadia Mono"/>
+          <w:color w:val="0000FF"/>
+          <w:sz w:val="16"/>
+          <w:szCs w:val="16"/>
+          <w:highlight w:val="white"/>
+          <w:lang w:val="en-US"/>
+        </w:rPr>
+        <w:t>string</w:t>
+      </w:r>
+      <w:proofErr w:type="gramEnd"/>
+      <w:r>
+        <w:rPr>
+          <w:rFonts w:ascii="Cascadia Mono" w:hAnsi="Cascadia Mono" w:cs="Cascadia Mono"/>
+          <w:color w:val="000000"/>
+          <w:sz w:val="16"/>
+          <w:szCs w:val="16"/>
+          <w:highlight w:val="white"/>
+          <w:lang w:val="en-US"/>
+        </w:rPr>
+        <w:t xml:space="preserve"> query = </w:t>
+      </w:r>
+      <w:r>
+        <w:rPr>
+          <w:rFonts w:ascii="Cascadia Mono" w:hAnsi="Cascadia Mono" w:cs="Cascadia Mono"/>
+          <w:color w:val="800000"/>
+          <w:sz w:val="16"/>
+          <w:szCs w:val="16"/>
+          <w:highlight w:val="white"/>
+          <w:lang w:val="en-US"/>
+        </w:rPr>
+        <w:t xml:space="preserve">@"SELECT </w:t>
+      </w:r>
+      <w:proofErr w:type="spellStart"/>
+      <w:r>
+        <w:rPr>
+          <w:rFonts w:ascii="Cascadia Mono" w:hAnsi="Cascadia Mono" w:cs="Cascadia Mono"/>
+          <w:color w:val="800000"/>
+          <w:sz w:val="16"/>
+          <w:szCs w:val="16"/>
+          <w:highlight w:val="white"/>
+          <w:lang w:val="en-US"/>
+        </w:rPr>
+        <w:t>TestID</w:t>
+      </w:r>
+      <w:proofErr w:type="spellEnd"/>
+      <w:r>
+        <w:rPr>
+          <w:rFonts w:ascii="Cascadia Mono" w:hAnsi="Cascadia Mono" w:cs="Cascadia Mono"/>
+          <w:color w:val="800000"/>
+          <w:sz w:val="16"/>
+          <w:szCs w:val="16"/>
+          <w:highlight w:val="white"/>
+          <w:lang w:val="en-US"/>
+        </w:rPr>
+        <w:t xml:space="preserve">, </w:t>
+      </w:r>
+      <w:proofErr w:type="spellStart"/>
+      <w:r>
+        <w:rPr>
+          <w:rFonts w:ascii="Cascadia Mono" w:hAnsi="Cascadia Mono" w:cs="Cascadia Mono"/>
+          <w:color w:val="800000"/>
+          <w:sz w:val="16"/>
+          <w:szCs w:val="16"/>
+          <w:highlight w:val="white"/>
+          <w:lang w:val="en-US"/>
+        </w:rPr>
+        <w:t>TestName</w:t>
+      </w:r>
+      <w:proofErr w:type="spellEnd"/>
+      <w:r>
+        <w:rPr>
+          <w:rFonts w:ascii="Cascadia Mono" w:hAnsi="Cascadia Mono" w:cs="Cascadia Mono"/>
+          <w:color w:val="800000"/>
+          <w:sz w:val="16"/>
+          <w:szCs w:val="16"/>
+          <w:highlight w:val="white"/>
+          <w:lang w:val="en-US"/>
+        </w:rPr>
+        <w:t xml:space="preserve">, </w:t>
+      </w:r>
+      <w:proofErr w:type="spellStart"/>
+      <w:r>
+        <w:rPr>
+          <w:rFonts w:ascii="Cascadia Mono" w:hAnsi="Cascadia Mono" w:cs="Cascadia Mono"/>
+          <w:color w:val="800000"/>
+          <w:sz w:val="16"/>
+          <w:szCs w:val="16"/>
+          <w:highlight w:val="white"/>
+          <w:lang w:val="en-US"/>
+        </w:rPr>
+        <w:t>TestFirst</w:t>
+      </w:r>
+      <w:proofErr w:type="spellEnd"/>
+      <w:r>
+        <w:rPr>
+          <w:rFonts w:ascii="Cascadia Mono" w:hAnsi="Cascadia Mono" w:cs="Cascadia Mono"/>
+          <w:color w:val="800000"/>
+          <w:sz w:val="16"/>
+          <w:szCs w:val="16"/>
+          <w:highlight w:val="white"/>
+          <w:lang w:val="en-US"/>
+        </w:rPr>
+        <w:t xml:space="preserve">, </w:t>
+      </w:r>
+      <w:proofErr w:type="spellStart"/>
+      <w:r>
+        <w:rPr>
+          <w:rFonts w:ascii="Cascadia Mono" w:hAnsi="Cascadia Mono" w:cs="Cascadia Mono"/>
+          <w:color w:val="800000"/>
+          <w:sz w:val="16"/>
+          <w:szCs w:val="16"/>
+          <w:highlight w:val="white"/>
+          <w:lang w:val="en-US"/>
+        </w:rPr>
+        <w:t>TestSecond</w:t>
+      </w:r>
+      <w:proofErr w:type="spellEnd"/>
+      <w:r>
+        <w:rPr>
+          <w:rFonts w:ascii="Cascadia Mono" w:hAnsi="Cascadia Mono" w:cs="Cascadia Mono"/>
+          <w:color w:val="800000"/>
+          <w:sz w:val="16"/>
+          <w:szCs w:val="16"/>
+          <w:highlight w:val="white"/>
+          <w:lang w:val="en-US"/>
+        </w:rPr>
+        <w:t xml:space="preserve"> FROM TestTable1"</w:t>
+      </w:r>
+      <w:r>
+        <w:rPr>
+          <w:rFonts w:ascii="Cascadia Mono" w:hAnsi="Cascadia Mono" w:cs="Cascadia Mono"/>
+          <w:color w:val="000000"/>
+          <w:sz w:val="16"/>
+          <w:szCs w:val="16"/>
+          <w:highlight w:val="white"/>
+          <w:lang w:val="en-US"/>
+        </w:rPr>
+        <w:t>;</w:t>
+      </w:r>
+    </w:p>
+    <w:p>
+      <w:pPr>
+        <w:autoSpaceDE w:val="0"/>
+        <w:autoSpaceDN w:val="0"/>
+        <w:adjustRightInd w:val="0"/>
+        <w:spacing w:after="0" w:line="240" w:lineRule="auto"/>
+        <w:rPr>
+          <w:rFonts w:ascii="Cascadia Mono" w:hAnsi="Cascadia Mono" w:cs="Cascadia Mono"/>
+          <w:color w:val="000000"/>
+          <w:sz w:val="16"/>
+          <w:szCs w:val="16"/>
+          <w:highlight w:val="white"/>
+          <w:lang w:val="en-US"/>
+        </w:rPr>
+      </w:pPr>
+      <w:r>
+        <w:rPr>
+          <w:rFonts w:ascii="Cascadia Mono" w:hAnsi="Cascadia Mono" w:cs="Cascadia Mono"/>
+          <w:color w:val="000000"/>
+          <w:sz w:val="16"/>
+          <w:szCs w:val="16"/>
+          <w:highlight w:val="white"/>
+          <w:lang w:val="en-US"/>
+        </w:rPr>
+        <w:t xml:space="preserve">    </w:t>
+      </w:r>
+      <w:proofErr w:type="gramStart"/>
+      <w:r>
+        <w:rPr>
+          <w:rFonts w:ascii="Cascadia Mono" w:hAnsi="Cascadia Mono" w:cs="Cascadia Mono"/>
+          <w:color w:val="0000FF"/>
+          <w:sz w:val="16"/>
+          <w:szCs w:val="16"/>
+          <w:highlight w:val="white"/>
+          <w:lang w:val="en-US"/>
+        </w:rPr>
+        <w:t>return</w:t>
+      </w:r>
+      <w:proofErr w:type="gramEnd"/>
+      <w:r>
+        <w:rPr>
+          <w:rFonts w:ascii="Cascadia Mono" w:hAnsi="Cascadia Mono" w:cs="Cascadia Mono"/>
+          <w:color w:val="000000"/>
+          <w:sz w:val="16"/>
+          <w:szCs w:val="16"/>
+          <w:highlight w:val="white"/>
+          <w:lang w:val="en-US"/>
+        </w:rPr>
+        <w:t xml:space="preserve"> </w:t>
+      </w:r>
+      <w:r>
+        <w:rPr>
+          <w:rFonts w:ascii="Cascadia Mono" w:hAnsi="Cascadia Mono" w:cs="Cascadia Mono"/>
+          <w:color w:val="0000FF"/>
+          <w:sz w:val="16"/>
+          <w:szCs w:val="16"/>
+          <w:highlight w:val="white"/>
+          <w:lang w:val="en-US"/>
+        </w:rPr>
+        <w:t>await</w:t>
+      </w:r>
+      <w:r>
+        <w:rPr>
+          <w:rFonts w:ascii="Cascadia Mono" w:hAnsi="Cascadia Mono" w:cs="Cascadia Mono"/>
+          <w:color w:val="000000"/>
+          <w:sz w:val="16"/>
+          <w:szCs w:val="16"/>
+          <w:highlight w:val="white"/>
+          <w:lang w:val="en-US"/>
+        </w:rPr>
+        <w:t xml:space="preserve"> _</w:t>
+      </w:r>
+      <w:proofErr w:type="spellStart"/>
+      <w:r>
+        <w:rPr>
+          <w:rFonts w:ascii="Cascadia Mono" w:hAnsi="Cascadia Mono" w:cs="Cascadia Mono"/>
+          <w:color w:val="000000"/>
+          <w:sz w:val="16"/>
+          <w:szCs w:val="16"/>
+          <w:highlight w:val="white"/>
+          <w:lang w:val="en-US"/>
+        </w:rPr>
+        <w:t>dbService.GetListAsync</w:t>
+      </w:r>
+      <w:proofErr w:type="spellEnd"/>
+      <w:r>
+        <w:rPr>
+          <w:rFonts w:ascii="Cascadia Mono" w:hAnsi="Cascadia Mono" w:cs="Cascadia Mono"/>
+          <w:color w:val="000000"/>
+          <w:sz w:val="16"/>
+          <w:szCs w:val="16"/>
+          <w:highlight w:val="white"/>
+          <w:lang w:val="en-US"/>
+        </w:rPr>
+        <w:t>&lt;</w:t>
+      </w:r>
+      <w:r>
+        <w:rPr>
+          <w:rFonts w:ascii="Cascadia Mono" w:hAnsi="Cascadia Mono" w:cs="Cascadia Mono"/>
+          <w:color w:val="2B91AF"/>
+          <w:sz w:val="16"/>
+          <w:szCs w:val="16"/>
+          <w:highlight w:val="white"/>
+          <w:lang w:val="en-US"/>
+        </w:rPr>
+        <w:t>TestModel1</w:t>
+      </w:r>
+      <w:r>
+        <w:rPr>
+          <w:rFonts w:ascii="Cascadia Mono" w:hAnsi="Cascadia Mono" w:cs="Cascadia Mono"/>
+          <w:color w:val="000000"/>
+          <w:sz w:val="16"/>
+          <w:szCs w:val="16"/>
+          <w:highlight w:val="white"/>
+          <w:lang w:val="en-US"/>
+        </w:rPr>
+        <w:t xml:space="preserve">&gt;(query, </w:t>
+      </w:r>
+      <w:r>
+        <w:rPr>
+          <w:rFonts w:ascii="Cascadia Mono" w:hAnsi="Cascadia Mono" w:cs="Cascadia Mono"/>
+          <w:color w:val="0000FF"/>
+          <w:sz w:val="16"/>
+          <w:szCs w:val="16"/>
+          <w:highlight w:val="white"/>
+          <w:lang w:val="en-US"/>
+        </w:rPr>
+        <w:t>new</w:t>
+      </w:r>
+      <w:r>
+        <w:rPr>
+          <w:rFonts w:ascii="Cascadia Mono" w:hAnsi="Cascadia Mono" w:cs="Cascadia Mono"/>
+          <w:color w:val="000000"/>
+          <w:sz w:val="16"/>
+          <w:szCs w:val="16"/>
+          <w:highlight w:val="white"/>
+          <w:lang w:val="en-US"/>
+        </w:rPr>
+        <w:t xml:space="preserve"> { });</w:t>
+      </w:r>
+    </w:p>
+    <w:p>
+      <w:pPr>
+        <w:spacing w:after="100" w:afterAutospacing="1" w:line="240" w:lineRule="auto"/>
+        <w:rPr>
+          <w:rFonts w:ascii="Cascadia Mono" w:hAnsi="Cascadia Mono" w:cs="Cascadia Mono"/>
+          <w:color w:val="000000"/>
+          <w:sz w:val="16"/>
+          <w:szCs w:val="16"/>
+        </w:rPr>
+      </w:pPr>
+      <w:r>
+        <w:rPr>
+          <w:rFonts w:ascii="Cascadia Mono" w:hAnsi="Cascadia Mono" w:cs="Cascadia Mono"/>
+          <w:color w:val="000000"/>
+          <w:sz w:val="16"/>
+          <w:szCs w:val="16"/>
+          <w:highlight w:val="white"/>
+        </w:rPr>
+        <w:t>}</w:t>
+      </w:r>
+    </w:p>
+    <w:p>
+      <w:pPr>
+        <w:spacing w:after="100" w:afterAutospacing="1" w:line="240" w:lineRule="auto"/>
+        <w:rPr>
+          <w:rFonts w:ascii="Times New Roman" w:eastAsia="Times New Roman" w:hAnsi="Times New Roman" w:cs="Times New Roman"/>
+          <w:sz w:val="24"/>
+          <w:szCs w:val="24"/>
+          <w:lang w:eastAsia="ru-RU"/>
+        </w:rPr>
+      </w:pPr>
+      <w:r>
+        <w:rPr>
+          <w:rFonts w:ascii="Times New Roman" w:eastAsia="Times New Roman" w:hAnsi="Times New Roman" w:cs="Times New Roman"/>
+          <w:sz w:val="24"/>
+          <w:szCs w:val="24"/>
+          <w:lang w:eastAsia="ru-RU"/>
+        </w:rPr>
+        <w:t xml:space="preserve">Дополнительная инициализация </w:t>
+      </w:r>
+      <w:proofErr w:type="spellStart"/>
+      <w:r>
+        <w:rPr>
+          <w:rFonts w:ascii="Cascadia Mono" w:hAnsi="Cascadia Mono" w:cs="Cascadia Mono"/>
+          <w:color w:val="000000"/>
+          <w:sz w:val="16"/>
+          <w:szCs w:val="16"/>
+          <w:highlight w:val="white"/>
+          <w:lang w:val="en-US"/>
+        </w:rPr>
+        <w:t>InitializeAccess</w:t>
+      </w:r>
+      <w:proofErr w:type="spellEnd"/>
+      <w:r>
+        <w:rPr>
+          <w:rFonts w:ascii="Cascadia Mono" w:hAnsi="Cascadia Mono" w:cs="Cascadia Mono"/>
+          <w:color w:val="000000"/>
+          <w:sz w:val="16"/>
+          <w:szCs w:val="16"/>
+        </w:rPr>
+        <w:t xml:space="preserve"> </w:t>
+      </w:r>
+      <w:r>
+        <w:rPr>
+          <w:rFonts w:ascii="Times New Roman" w:eastAsia="Times New Roman" w:hAnsi="Times New Roman" w:cs="Times New Roman"/>
+          <w:sz w:val="24"/>
+          <w:szCs w:val="24"/>
+          <w:lang w:eastAsia="ru-RU"/>
+        </w:rPr>
+        <w:t>определяет права на колонки:</w:t>
+      </w:r>
+    </w:p>
+    <w:p>
+      <w:pPr>
+        <w:spacing w:after="100" w:afterAutospacing="1" w:line="240" w:lineRule="auto"/>
+        <w:rPr>
+          <w:rFonts w:ascii="Times New Roman" w:eastAsia="Times New Roman" w:hAnsi="Times New Roman" w:cs="Times New Roman"/>
+          <w:sz w:val="24"/>
+          <w:szCs w:val="24"/>
+          <w:lang w:val="en-US" w:eastAsia="ru-RU"/>
+        </w:rPr>
+      </w:pPr>
+      <w:r>
+        <w:rPr>
+          <w:rFonts w:ascii="Times New Roman" w:eastAsia="Times New Roman" w:hAnsi="Times New Roman" w:cs="Times New Roman"/>
+          <w:noProof/>
+          <w:sz w:val="24"/>
+          <w:szCs w:val="24"/>
+          <w:lang w:eastAsia="ru-RU"/>
+        </w:rPr>
+        <w:drawing>
+          <wp:inline distT="0" distB="0" distL="0" distR="0">
+            <wp:extent cx="3411110" cy="722369"/>
+            <wp:effectExtent l="0" t="0" r="0" b="1905"/>
+            <wp:docPr id="13" name="Рисунок 13" descr="D:\SewingProduction\Help\Prog\UserDistribution\img\Column1.png"/>
+            <wp:cNvGraphicFramePr>
+              <a:graphicFrameLocks xmlns:a="http://schemas.openxmlformats.org/drawingml/2006/main" noChangeAspect="1"/>
+            </wp:cNvGraphicFramePr>
+            <a:graphic xmlns:a="http://schemas.openxmlformats.org/drawingml/2006/main">
+              <a:graphicData uri="http://schemas.openxmlformats.org/drawingml/2006/picture">
+                <pic:pic xmlns:pic="http://schemas.openxmlformats.org/drawingml/2006/picture">
+                  <pic:nvPicPr>
+                    <pic:cNvPr id="0" name="Picture 14" descr="D:\SewingProduction\Help\Prog\UserDistribution\img\Column1.png"/>
+                    <pic:cNvPicPr>
+                      <a:picLocks noChangeAspect="1" noChangeArrowheads="1"/>
+                    </pic:cNvPicPr>
+                  </pic:nvPicPr>
+                  <pic:blipFill>
+                    <a:blip r:embed="rId10">
+                      <a:extLst>
+                        <a:ext uri="{28A0092B-C50C-407E-A947-70E740481C1C}">
+                          <a14:useLocalDpi xmlns:a14="http://schemas.microsoft.com/office/drawing/2010/main" val="0"/>
+                        </a:ext>
+                      </a:extLst>
+                    </a:blip>
+                    <a:srcRect/>
+                    <a:stretch>
+                      <a:fillRect/>
+                    </a:stretch>
+                  </pic:blipFill>
+                  <pic:spPr bwMode="auto">
+                    <a:xfrm>
+                      <a:off x="0" y="0"/>
+                      <a:ext cx="3416408" cy="723491"/>
+                    </a:xfrm>
+                    <a:prstGeom prst="rect">
+                      <a:avLst/>
+                    </a:prstGeom>
+                    <a:noFill/>
+                    <a:ln>
+                      <a:noFill/>
+                    </a:ln>
+                  </pic:spPr>
+                </pic:pic>
+              </a:graphicData>
+            </a:graphic>
+          </wp:inline>
+        </w:drawing>
+      </w:r>
+    </w:p>
+    <w:p>
+      <w:pPr>
+        <w:spacing w:after="100" w:afterAutospacing="1" w:line="240" w:lineRule="auto"/>
+        <w:rPr>
+          <w:rFonts w:ascii="Cascadia Mono" w:hAnsi="Cascadia Mono" w:cs="Cascadia Mono"/>
+          <w:color w:val="000000"/>
+          <w:sz w:val="16"/>
+          <w:szCs w:val="16"/>
+        </w:rPr>
+      </w:pPr>
+      <w:r>
+        <w:rPr>
+          <w:rFonts w:ascii="Times New Roman" w:eastAsia="Times New Roman" w:hAnsi="Times New Roman" w:cs="Times New Roman"/>
+          <w:sz w:val="24"/>
+          <w:szCs w:val="24"/>
+          <w:lang w:eastAsia="ru-RU"/>
+        </w:rPr>
+        <w:t>В БД добавлены записи:</w:t>
+      </w:r>
+    </w:p>
+    <w:p>
+      <w:pPr>
+        <w:spacing w:after="100" w:afterAutospacing="1" w:line="240" w:lineRule="auto"/>
+        <w:rPr>
+          <w:rFonts w:ascii="Times New Roman" w:eastAsia="Times New Roman" w:hAnsi="Times New Roman" w:cs="Times New Roman"/>
+          <w:sz w:val="24"/>
+          <w:szCs w:val="24"/>
+          <w:lang w:eastAsia="ru-RU"/>
+        </w:rPr>
+      </w:pPr>
+      <w:r>
+        <w:rPr>
+          <w:noProof/>
+          <w:lang w:eastAsia="ru-RU"/>
+        </w:rPr>
+        <w:drawing>
+          <wp:inline distT="0" distB="0" distL="0" distR="0" wp14:anchorId="5BFC2E2D" wp14:editId="74845D3F">
+            <wp:extent cx="1717482" cy="861303"/>
+            <wp:effectExtent l="0" t="0" r="0" b="0"/>
+            <wp:docPr id="6" name="Рисунок 6"/>
+            <wp:cNvGraphicFramePr>
+              <a:graphicFrameLocks xmlns:a="http://schemas.openxmlformats.org/drawingml/2006/main" noChangeAspect="1"/>
+            </wp:cNvGraphicFramePr>
+            <a:graphic xmlns:a="http://schemas.openxmlformats.org/drawingml/2006/main">
+              <a:graphicData uri="http://schemas.openxmlformats.org/drawingml/2006/picture">
+                <pic:pic xmlns:pic="http://schemas.openxmlformats.org/drawingml/2006/picture">
+                  <pic:nvPicPr>
+                    <pic:cNvPr id="0" name=""/>
+                    <pic:cNvPicPr/>
+                  </pic:nvPicPr>
+                  <pic:blipFill>
+                    <a:blip r:embed="rId11"/>
+                    <a:stretch>
+                      <a:fillRect/>
+                    </a:stretch>
+                  </pic:blipFill>
+                  <pic:spPr>
+                    <a:xfrm>
+                      <a:off x="0" y="0"/>
+                      <a:ext cx="1724750" cy="864948"/>
+                    </a:xfrm>
+                    <a:prstGeom prst="rect">
+                      <a:avLst/>
+                    </a:prstGeom>
+                  </pic:spPr>
+                </pic:pic>
+              </a:graphicData>
+            </a:graphic>
+          </wp:inline>
+        </w:drawing>
+      </w:r>
+      <w:r>
+        <w:rPr>
+          <w:rFonts w:ascii="Times New Roman" w:eastAsia="Times New Roman" w:hAnsi="Times New Roman" w:cs="Times New Roman"/>
+          <w:sz w:val="24"/>
+          <w:szCs w:val="24"/>
+          <w:lang w:eastAsia="ru-RU"/>
+        </w:rPr>
+        <w:br w:type="page"/>
+      </w:r>
     </w:p>
     <w:p>
       <w:pPr>
@@ -400,6 +2388,7 @@
           <w:szCs w:val="36"/>
           <w:lang w:eastAsia="ru-RU"/>
         </w:rPr>
+        <w:lastRenderedPageBreak/>
         <w:t>✅</w:t>
       </w:r>
       <w:r>
@@ -433,19 +2422,44 @@
           <w:szCs w:val="36"/>
           <w:lang w:eastAsia="ru-RU"/>
         </w:rPr>
-        <w:t>Шаг 1: Регистрация колонок в базе</w:t>
-      </w:r>
-    </w:p>
-    <w:p>
-      <w:pPr>
-        <w:spacing w:before="100" w:beforeAutospacing="1" w:after="100" w:afterAutospacing="1" w:line="240" w:lineRule="auto"/>
+        <w:t xml:space="preserve">Шаг 1: </w:t>
+      </w:r>
+      <w:r>
+        <w:rPr>
+          <w:rFonts w:ascii="Times New Roman" w:eastAsia="Times New Roman" w:hAnsi="Times New Roman" w:cs="Times New Roman"/>
+          <w:b/>
+          <w:bCs/>
+          <w:sz w:val="36"/>
+          <w:szCs w:val="36"/>
+          <w:lang w:eastAsia="ru-RU"/>
+        </w:rPr>
+        <w:t>Дополнительная инициализация</w:t>
+      </w:r>
+    </w:p>
+    <w:p>
+      <w:pPr>
+        <w:autoSpaceDE w:val="0"/>
+        <w:autoSpaceDN w:val="0"/>
+        <w:adjustRightInd w:val="0"/>
+        <w:spacing w:after="0" w:line="240" w:lineRule="auto"/>
+        <w:rPr>
+          <w:rFonts w:ascii="Cascadia Mono" w:hAnsi="Cascadia Mono" w:cs="Cascadia Mono"/>
+          <w:color w:val="000000"/>
+          <w:sz w:val="19"/>
+          <w:szCs w:val="19"/>
+          <w:highlight w:val="white"/>
+        </w:rPr>
+      </w:pPr>
+      <w:r>
         <w:rPr>
           <w:rFonts w:ascii="Times New Roman" w:eastAsia="Times New Roman" w:hAnsi="Times New Roman" w:cs="Times New Roman"/>
           <w:sz w:val="24"/>
           <w:szCs w:val="24"/>
           <w:lang w:eastAsia="ru-RU"/>
         </w:rPr>
-      </w:pPr>
+        <w:t xml:space="preserve">Убедитесь что у вас есть доп. инициализация </w:t>
+      </w:r>
+      <w:proofErr w:type="spellStart"/>
       <w:r>
         <w:rPr>
           <w:rFonts w:ascii="Times New Roman" w:eastAsia="Times New Roman" w:hAnsi="Times New Roman" w:cs="Times New Roman"/>
@@ -453,19 +2467,10 @@
           <w:szCs w:val="24"/>
           <w:lang w:eastAsia="ru-RU"/>
         </w:rPr>
-        <w:t xml:space="preserve">Если вы создаёте справочник через </w:t>
-      </w:r>
-      <w:proofErr w:type="spellStart"/>
-      <w:r>
-        <w:rPr>
-          <w:rFonts w:ascii="Courier New" w:eastAsia="Times New Roman" w:hAnsi="Courier New" w:cs="Courier New"/>
-          <w:sz w:val="20"/>
-          <w:szCs w:val="20"/>
-          <w:lang w:eastAsia="ru-RU"/>
-        </w:rPr>
-        <w:t>SpravForAll</w:t>
+        <w:t>грида</w:t>
       </w:r>
       <w:proofErr w:type="spellEnd"/>
+      <w:proofErr w:type="gramStart"/>
       <w:r>
         <w:rPr>
           <w:rFonts w:ascii="Times New Roman" w:eastAsia="Times New Roman" w:hAnsi="Times New Roman" w:cs="Times New Roman"/>
@@ -473,8 +2478,334 @@
           <w:szCs w:val="24"/>
           <w:lang w:eastAsia="ru-RU"/>
         </w:rPr>
-        <w:t>, то при добавлении таблицы в систему:</w:t>
-      </w:r>
+        <w:t xml:space="preserve"> :</w:t>
+      </w:r>
+      <w:proofErr w:type="gramEnd"/>
+      <w:r>
+        <w:rPr>
+          <w:rFonts w:ascii="Cascadia Mono" w:hAnsi="Cascadia Mono" w:cs="Cascadia Mono"/>
+          <w:color w:val="000000"/>
+          <w:sz w:val="19"/>
+          <w:szCs w:val="19"/>
+          <w:highlight w:val="white"/>
+        </w:rPr>
+        <w:t xml:space="preserve"> </w:t>
+      </w:r>
+    </w:p>
+    <w:p>
+      <w:pPr>
+        <w:autoSpaceDE w:val="0"/>
+        <w:autoSpaceDN w:val="0"/>
+        <w:adjustRightInd w:val="0"/>
+        <w:spacing w:after="0" w:line="240" w:lineRule="auto"/>
+        <w:rPr>
+          <w:rFonts w:ascii="Cascadia Mono" w:hAnsi="Cascadia Mono" w:cs="Cascadia Mono"/>
+          <w:color w:val="000000"/>
+          <w:sz w:val="16"/>
+          <w:szCs w:val="16"/>
+          <w:highlight w:val="white"/>
+          <w:lang w:val="en-US"/>
+        </w:rPr>
+      </w:pPr>
+      <w:r>
+        <w:rPr>
+          <w:rFonts w:ascii="Cascadia Mono" w:hAnsi="Cascadia Mono" w:cs="Cascadia Mono"/>
+          <w:color w:val="000000"/>
+          <w:sz w:val="19"/>
+          <w:szCs w:val="19"/>
+          <w:highlight w:val="white"/>
+        </w:rPr>
+        <w:t xml:space="preserve"> </w:t>
+      </w:r>
+      <w:proofErr w:type="gramStart"/>
+      <w:r>
+        <w:rPr>
+          <w:rFonts w:ascii="Cascadia Mono" w:hAnsi="Cascadia Mono" w:cs="Cascadia Mono"/>
+          <w:color w:val="000000"/>
+          <w:sz w:val="16"/>
+          <w:szCs w:val="16"/>
+          <w:highlight w:val="white"/>
+          <w:lang w:val="en-US"/>
+        </w:rPr>
+        <w:t>customGridControl1.InitializeAccess(</w:t>
+      </w:r>
+      <w:proofErr w:type="gramEnd"/>
+      <w:r>
+        <w:rPr>
+          <w:rFonts w:ascii="Cascadia Mono" w:hAnsi="Cascadia Mono" w:cs="Cascadia Mono"/>
+          <w:color w:val="000000"/>
+          <w:sz w:val="16"/>
+          <w:szCs w:val="16"/>
+          <w:highlight w:val="white"/>
+          <w:lang w:val="en-US"/>
+        </w:rPr>
+        <w:t xml:space="preserve">_user, </w:t>
+      </w:r>
+      <w:proofErr w:type="spellStart"/>
+      <w:r>
+        <w:rPr>
+          <w:rFonts w:ascii="Cascadia Mono" w:hAnsi="Cascadia Mono" w:cs="Cascadia Mono"/>
+          <w:color w:val="0000FF"/>
+          <w:sz w:val="16"/>
+          <w:szCs w:val="16"/>
+          <w:highlight w:val="white"/>
+          <w:lang w:val="en-US"/>
+        </w:rPr>
+        <w:t>this</w:t>
+      </w:r>
+      <w:r>
+        <w:rPr>
+          <w:rFonts w:ascii="Cascadia Mono" w:hAnsi="Cascadia Mono" w:cs="Cascadia Mono"/>
+          <w:color w:val="000000"/>
+          <w:sz w:val="16"/>
+          <w:szCs w:val="16"/>
+          <w:highlight w:val="white"/>
+          <w:lang w:val="en-US"/>
+        </w:rPr>
+        <w:t>.Name</w:t>
+      </w:r>
+      <w:proofErr w:type="spellEnd"/>
+      <w:r>
+        <w:rPr>
+          <w:rFonts w:ascii="Cascadia Mono" w:hAnsi="Cascadia Mono" w:cs="Cascadia Mono"/>
+          <w:color w:val="000000"/>
+          <w:sz w:val="16"/>
+          <w:szCs w:val="16"/>
+          <w:highlight w:val="white"/>
+          <w:lang w:val="en-US"/>
+        </w:rPr>
+        <w:t xml:space="preserve">, </w:t>
+      </w:r>
+      <w:r>
+        <w:rPr>
+          <w:rFonts w:ascii="Cascadia Mono" w:hAnsi="Cascadia Mono" w:cs="Cascadia Mono"/>
+          <w:color w:val="0000FF"/>
+          <w:sz w:val="16"/>
+          <w:szCs w:val="16"/>
+          <w:highlight w:val="white"/>
+          <w:lang w:val="en-US"/>
+        </w:rPr>
+        <w:t>new</w:t>
+      </w:r>
+      <w:r>
+        <w:rPr>
+          <w:rFonts w:ascii="Cascadia Mono" w:hAnsi="Cascadia Mono" w:cs="Cascadia Mono"/>
+          <w:color w:val="000000"/>
+          <w:sz w:val="16"/>
+          <w:szCs w:val="16"/>
+          <w:highlight w:val="white"/>
+          <w:lang w:val="en-US"/>
+        </w:rPr>
+        <w:t xml:space="preserve"> </w:t>
+      </w:r>
+      <w:r>
+        <w:rPr>
+          <w:rFonts w:ascii="Cascadia Mono" w:hAnsi="Cascadia Mono" w:cs="Cascadia Mono"/>
+          <w:color w:val="2B91AF"/>
+          <w:sz w:val="16"/>
+          <w:szCs w:val="16"/>
+          <w:highlight w:val="white"/>
+          <w:lang w:val="en-US"/>
+        </w:rPr>
+        <w:t>List</w:t>
+      </w:r>
+      <w:r>
+        <w:rPr>
+          <w:rFonts w:ascii="Cascadia Mono" w:hAnsi="Cascadia Mono" w:cs="Cascadia Mono"/>
+          <w:color w:val="000000"/>
+          <w:sz w:val="16"/>
+          <w:szCs w:val="16"/>
+          <w:highlight w:val="white"/>
+          <w:lang w:val="en-US"/>
+        </w:rPr>
+        <w:t>&lt;</w:t>
+      </w:r>
+      <w:r>
+        <w:rPr>
+          <w:rFonts w:ascii="Cascadia Mono" w:hAnsi="Cascadia Mono" w:cs="Cascadia Mono"/>
+          <w:color w:val="0000FF"/>
+          <w:sz w:val="16"/>
+          <w:szCs w:val="16"/>
+          <w:highlight w:val="white"/>
+          <w:lang w:val="en-US"/>
+        </w:rPr>
+        <w:t>string</w:t>
+      </w:r>
+      <w:r>
+        <w:rPr>
+          <w:rFonts w:ascii="Cascadia Mono" w:hAnsi="Cascadia Mono" w:cs="Cascadia Mono"/>
+          <w:color w:val="000000"/>
+          <w:sz w:val="16"/>
+          <w:szCs w:val="16"/>
+          <w:highlight w:val="white"/>
+          <w:lang w:val="en-US"/>
+        </w:rPr>
+        <w:t xml:space="preserve">&gt; { </w:t>
+      </w:r>
+      <w:r>
+        <w:rPr>
+          <w:rFonts w:ascii="Cascadia Mono" w:hAnsi="Cascadia Mono" w:cs="Cascadia Mono"/>
+          <w:color w:val="A31515"/>
+          <w:sz w:val="16"/>
+          <w:szCs w:val="16"/>
+          <w:highlight w:val="white"/>
+          <w:lang w:val="en-US"/>
+        </w:rPr>
+        <w:t>"testTable1"</w:t>
+      </w:r>
+      <w:r>
+        <w:rPr>
+          <w:rFonts w:ascii="Cascadia Mono" w:hAnsi="Cascadia Mono" w:cs="Cascadia Mono"/>
+          <w:color w:val="000000"/>
+          <w:sz w:val="16"/>
+          <w:szCs w:val="16"/>
+          <w:highlight w:val="white"/>
+          <w:lang w:val="en-US"/>
+        </w:rPr>
+        <w:t xml:space="preserve"> });</w:t>
+      </w:r>
+    </w:p>
+    <w:p>
+      <w:pPr>
+        <w:spacing w:before="100" w:beforeAutospacing="1" w:after="100" w:afterAutospacing="1" w:line="240" w:lineRule="auto"/>
+        <w:outlineLvl w:val="1"/>
+        <w:rPr>
+          <w:rFonts w:ascii="Times New Roman" w:eastAsia="Times New Roman" w:hAnsi="Times New Roman" w:cs="Times New Roman"/>
+          <w:sz w:val="24"/>
+          <w:szCs w:val="24"/>
+          <w:lang w:eastAsia="ru-RU"/>
+        </w:rPr>
+      </w:pPr>
+      <w:r>
+        <w:rPr>
+          <w:rFonts w:ascii="Cambria" w:eastAsia="Times New Roman" w:hAnsi="Cambria" w:cs="Cambria"/>
+          <w:b/>
+          <w:bCs/>
+          <w:sz w:val="36"/>
+          <w:szCs w:val="36"/>
+          <w:lang w:eastAsia="ru-RU"/>
+        </w:rPr>
+        <w:t>✅</w:t>
+      </w:r>
+      <w:r>
+        <w:rPr>
+          <w:rFonts w:ascii="Times New Roman" w:eastAsia="Times New Roman" w:hAnsi="Times New Roman" w:cs="Times New Roman"/>
+          <w:b/>
+          <w:bCs/>
+          <w:sz w:val="36"/>
+          <w:szCs w:val="36"/>
+          <w:lang w:eastAsia="ru-RU"/>
+        </w:rPr>
+        <w:t xml:space="preserve"> </w:t>
+      </w:r>
+      <w:r>
+        <w:rPr>
+          <w:rFonts w:ascii="Times New Roman" w:eastAsia="Times New Roman" w:hAnsi="Times New Roman" w:cs="Times New Roman"/>
+          <w:b/>
+          <w:bCs/>
+          <w:sz w:val="36"/>
+          <w:szCs w:val="36"/>
+          <w:lang w:eastAsia="ru-RU"/>
+        </w:rPr>
+        <w:t xml:space="preserve"> </w:t>
+      </w:r>
+      <w:r>
+        <w:rPr>
+          <w:rFonts w:ascii="Times New Roman" w:eastAsia="Times New Roman" w:hAnsi="Times New Roman" w:cs="Times New Roman"/>
+          <w:b/>
+          <w:bCs/>
+          <w:sz w:val="36"/>
+          <w:szCs w:val="36"/>
+          <w:lang w:eastAsia="ru-RU"/>
+        </w:rPr>
+        <w:t xml:space="preserve">Шаг </w:t>
+      </w:r>
+      <w:r>
+        <w:rPr>
+          <w:rFonts w:ascii="Times New Roman" w:eastAsia="Times New Roman" w:hAnsi="Times New Roman" w:cs="Times New Roman"/>
+          <w:b/>
+          <w:bCs/>
+          <w:sz w:val="36"/>
+          <w:szCs w:val="36"/>
+          <w:lang w:eastAsia="ru-RU"/>
+        </w:rPr>
+        <w:t>2</w:t>
+      </w:r>
+      <w:r>
+        <w:rPr>
+          <w:rFonts w:ascii="Times New Roman" w:eastAsia="Times New Roman" w:hAnsi="Times New Roman" w:cs="Times New Roman"/>
+          <w:b/>
+          <w:bCs/>
+          <w:sz w:val="36"/>
+          <w:szCs w:val="36"/>
+          <w:lang w:eastAsia="ru-RU"/>
+        </w:rPr>
+        <w:t xml:space="preserve">: Регистрация </w:t>
+      </w:r>
+      <w:r>
+        <w:rPr>
+          <w:rFonts w:ascii="Times New Roman" w:eastAsia="Times New Roman" w:hAnsi="Times New Roman" w:cs="Times New Roman"/>
+          <w:b/>
+          <w:bCs/>
+          <w:sz w:val="36"/>
+          <w:szCs w:val="36"/>
+          <w:lang w:eastAsia="ru-RU"/>
+        </w:rPr>
+        <w:t xml:space="preserve">таблицы и </w:t>
+      </w:r>
+      <w:r>
+        <w:rPr>
+          <w:rFonts w:ascii="Times New Roman" w:eastAsia="Times New Roman" w:hAnsi="Times New Roman" w:cs="Times New Roman"/>
+          <w:b/>
+          <w:bCs/>
+          <w:sz w:val="36"/>
+          <w:szCs w:val="36"/>
+          <w:lang w:eastAsia="ru-RU"/>
+        </w:rPr>
+        <w:t>колонок в базе</w:t>
+      </w:r>
+    </w:p>
+    <w:p>
+      <w:pPr>
+        <w:spacing w:before="100" w:beforeAutospacing="1" w:after="100" w:afterAutospacing="1" w:line="240" w:lineRule="auto"/>
+        <w:rPr>
+          <w:rFonts w:ascii="Times New Roman" w:eastAsia="Times New Roman" w:hAnsi="Times New Roman" w:cs="Times New Roman"/>
+          <w:sz w:val="24"/>
+          <w:szCs w:val="24"/>
+          <w:lang w:eastAsia="ru-RU"/>
+        </w:rPr>
+      </w:pPr>
+      <w:r>
+        <w:rPr>
+          <w:rFonts w:ascii="Times New Roman" w:eastAsia="Times New Roman" w:hAnsi="Times New Roman" w:cs="Times New Roman"/>
+          <w:sz w:val="24"/>
+          <w:szCs w:val="24"/>
+          <w:lang w:eastAsia="ru-RU"/>
+        </w:rPr>
+        <w:t>Откроем форму «Администрирование таблиц»</w:t>
+      </w:r>
+      <w:proofErr w:type="gramStart"/>
+      <w:r>
+        <w:rPr>
+          <w:rFonts w:ascii="Times New Roman" w:eastAsia="Times New Roman" w:hAnsi="Times New Roman" w:cs="Times New Roman"/>
+          <w:sz w:val="24"/>
+          <w:szCs w:val="24"/>
+          <w:lang w:eastAsia="ru-RU"/>
+        </w:rPr>
+        <w:t xml:space="preserve"> </w:t>
+      </w:r>
+      <w:r>
+        <w:rPr>
+          <w:rFonts w:ascii="Times New Roman" w:eastAsia="Times New Roman" w:hAnsi="Times New Roman" w:cs="Times New Roman"/>
+          <w:sz w:val="24"/>
+          <w:szCs w:val="24"/>
+          <w:lang w:eastAsia="ru-RU"/>
+        </w:rPr>
+        <w:t>:</w:t>
+      </w:r>
+      <w:bookmarkStart w:id="0" w:name="_GoBack"/>
+      <w:bookmarkEnd w:id="0"/>
+      <w:proofErr w:type="gramEnd"/>
     </w:p>
     <w:p>
       <w:pPr>
@@ -497,7 +2828,7 @@
           <w:szCs w:val="24"/>
           <w:lang w:eastAsia="ru-RU"/>
         </w:rPr>
-        <w:t>Таблица</w:t>
+        <w:t xml:space="preserve">Введем название таблицы </w:t>
       </w:r>
       <w:r>
         <w:rPr>
@@ -506,19 +2837,8 @@
           <w:szCs w:val="24"/>
           <w:lang w:val="en-US" w:eastAsia="ru-RU"/>
         </w:rPr>
-        <w:t xml:space="preserve"> </w:t>
-      </w:r>
-      <w:proofErr w:type="spellStart"/>
-      <w:r>
-        <w:rPr>
-          <w:rFonts w:ascii="Courier New" w:eastAsia="Times New Roman" w:hAnsi="Courier New" w:cs="Courier New"/>
-          <w:sz w:val="20"/>
-          <w:szCs w:val="20"/>
-          <w:lang w:val="en-US" w:eastAsia="ru-RU"/>
-        </w:rPr>
-        <w:t>all_table_name</w:t>
-      </w:r>
-      <w:proofErr w:type="spellEnd"/>
+        <w:t>SQL</w:t>
+      </w:r>
       <w:r>
         <w:rPr>
           <w:rFonts w:ascii="Times New Roman" w:eastAsia="Times New Roman" w:hAnsi="Times New Roman" w:cs="Times New Roman"/>
@@ -526,81 +2846,7 @@
           <w:szCs w:val="24"/>
           <w:lang w:val="en-US" w:eastAsia="ru-RU"/>
         </w:rPr>
-        <w:t xml:space="preserve"> — </w:t>
-      </w:r>
-      <w:r>
-        <w:rPr>
-          <w:rFonts w:ascii="Times New Roman" w:eastAsia="Times New Roman" w:hAnsi="Times New Roman" w:cs="Times New Roman"/>
-          <w:sz w:val="24"/>
-          <w:szCs w:val="24"/>
-          <w:lang w:eastAsia="ru-RU"/>
-        </w:rPr>
-        <w:t>регистрирует</w:t>
-      </w:r>
-      <w:r>
-        <w:rPr>
-          <w:rFonts w:ascii="Times New Roman" w:eastAsia="Times New Roman" w:hAnsi="Times New Roman" w:cs="Times New Roman"/>
-          <w:sz w:val="24"/>
-          <w:szCs w:val="24"/>
-          <w:lang w:val="en-US" w:eastAsia="ru-RU"/>
-        </w:rPr>
-        <w:t xml:space="preserve"> </w:t>
-      </w:r>
-      <w:r>
-        <w:rPr>
-          <w:rFonts w:ascii="Times New Roman" w:eastAsia="Times New Roman" w:hAnsi="Times New Roman" w:cs="Times New Roman"/>
-          <w:sz w:val="24"/>
-          <w:szCs w:val="24"/>
-          <w:lang w:eastAsia="ru-RU"/>
-        </w:rPr>
-        <w:t>таблицу</w:t>
-      </w:r>
-      <w:r>
-        <w:rPr>
-          <w:rFonts w:ascii="Times New Roman" w:eastAsia="Times New Roman" w:hAnsi="Times New Roman" w:cs="Times New Roman"/>
-          <w:sz w:val="24"/>
-          <w:szCs w:val="24"/>
-          <w:lang w:val="en-US" w:eastAsia="ru-RU"/>
-        </w:rPr>
-        <w:t xml:space="preserve"> (</w:t>
-      </w:r>
-      <w:r>
-        <w:rPr>
-          <w:rFonts w:ascii="Courier New" w:eastAsia="Times New Roman" w:hAnsi="Courier New" w:cs="Courier New"/>
-          <w:sz w:val="20"/>
-          <w:szCs w:val="20"/>
-          <w:lang w:val="en-US" w:eastAsia="ru-RU"/>
-        </w:rPr>
-        <w:t>name</w:t>
-      </w:r>
-      <w:r>
-        <w:rPr>
-          <w:rFonts w:ascii="Times New Roman" w:eastAsia="Times New Roman" w:hAnsi="Times New Roman" w:cs="Times New Roman"/>
-          <w:sz w:val="24"/>
-          <w:szCs w:val="24"/>
-          <w:lang w:val="en-US" w:eastAsia="ru-RU"/>
-        </w:rPr>
-        <w:t xml:space="preserve">, </w:t>
-      </w:r>
-      <w:proofErr w:type="spellStart"/>
-      <w:r>
-        <w:rPr>
-          <w:rFonts w:ascii="Courier New" w:eastAsia="Times New Roman" w:hAnsi="Courier New" w:cs="Courier New"/>
-          <w:sz w:val="20"/>
-          <w:szCs w:val="20"/>
-          <w:lang w:val="en-US" w:eastAsia="ru-RU"/>
-        </w:rPr>
-        <w:t>rus_name</w:t>
-      </w:r>
-      <w:proofErr w:type="spellEnd"/>
-      <w:r>
-        <w:rPr>
-          <w:rFonts w:ascii="Times New Roman" w:eastAsia="Times New Roman" w:hAnsi="Times New Roman" w:cs="Times New Roman"/>
-          <w:sz w:val="24"/>
-          <w:szCs w:val="24"/>
-          <w:lang w:val="en-US" w:eastAsia="ru-RU"/>
-        </w:rPr>
-        <w:t>).</w:t>
+        <w:t>.</w:t>
       </w:r>
     </w:p>
     <w:p>
@@ -624,19 +2870,71 @@
           <w:szCs w:val="24"/>
           <w:lang w:eastAsia="ru-RU"/>
         </w:rPr>
-        <w:t xml:space="preserve">Таблица </w:t>
-      </w:r>
-      <w:proofErr w:type="spellStart"/>
+        <w:t>Таблица</w:t>
+      </w:r>
+      <w:r>
+        <w:rPr>
+          <w:rFonts w:ascii="Times New Roman" w:eastAsia="Times New Roman" w:hAnsi="Times New Roman" w:cs="Times New Roman"/>
+          <w:sz w:val="24"/>
+          <w:szCs w:val="24"/>
+          <w:lang w:eastAsia="ru-RU"/>
+        </w:rPr>
+        <w:t xml:space="preserve"> </w:t>
+      </w:r>
       <w:r>
         <w:rPr>
           <w:rFonts w:ascii="Courier New" w:eastAsia="Times New Roman" w:hAnsi="Courier New" w:cs="Courier New"/>
           <w:sz w:val="20"/>
           <w:szCs w:val="20"/>
-          <w:lang w:eastAsia="ru-RU"/>
-        </w:rPr>
-        <w:t>all_column_name</w:t>
-      </w:r>
-      <w:proofErr w:type="spellEnd"/>
+          <w:lang w:val="en-US" w:eastAsia="ru-RU"/>
+        </w:rPr>
+        <w:t>all</w:t>
+      </w:r>
+      <w:r>
+        <w:rPr>
+          <w:rFonts w:ascii="Courier New" w:eastAsia="Times New Roman" w:hAnsi="Courier New" w:cs="Courier New"/>
+          <w:sz w:val="20"/>
+          <w:szCs w:val="20"/>
+          <w:lang w:eastAsia="ru-RU"/>
+        </w:rPr>
+        <w:t>_</w:t>
+      </w:r>
+      <w:r>
+        <w:rPr>
+          <w:rFonts w:ascii="Courier New" w:eastAsia="Times New Roman" w:hAnsi="Courier New" w:cs="Courier New"/>
+          <w:sz w:val="20"/>
+          <w:szCs w:val="20"/>
+          <w:lang w:val="en-US" w:eastAsia="ru-RU"/>
+        </w:rPr>
+        <w:t>table</w:t>
+      </w:r>
+      <w:r>
+        <w:rPr>
+          <w:rFonts w:ascii="Courier New" w:eastAsia="Times New Roman" w:hAnsi="Courier New" w:cs="Courier New"/>
+          <w:sz w:val="20"/>
+          <w:szCs w:val="20"/>
+          <w:lang w:eastAsia="ru-RU"/>
+        </w:rPr>
+        <w:t>_</w:t>
+      </w:r>
+      <w:r>
+        <w:rPr>
+          <w:rFonts w:ascii="Courier New" w:eastAsia="Times New Roman" w:hAnsi="Courier New" w:cs="Courier New"/>
+          <w:sz w:val="20"/>
+          <w:szCs w:val="20"/>
+          <w:lang w:val="en-US" w:eastAsia="ru-RU"/>
+        </w:rPr>
+        <w:t>name</w:t>
+      </w:r>
+      <w:r>
+        <w:rPr>
+          <w:rFonts w:ascii="Courier New" w:eastAsia="Times New Roman" w:hAnsi="Courier New" w:cs="Courier New"/>
+          <w:sz w:val="20"/>
+          <w:szCs w:val="20"/>
+          <w:lang w:eastAsia="ru-RU"/>
+        </w:rPr>
+        <w:t xml:space="preserve"> </w:t>
+      </w:r>
       <w:r>
         <w:rPr>
           <w:rFonts w:ascii="Times New Roman" w:eastAsia="Times New Roman" w:hAnsi="Times New Roman" w:cs="Times New Roman"/>
@@ -644,7 +2942,98 @@
           <w:szCs w:val="24"/>
           <w:lang w:eastAsia="ru-RU"/>
         </w:rPr>
-        <w:t xml:space="preserve"> — регистрирует все колонки этой таблицы </w:t>
+        <w:t xml:space="preserve">— </w:t>
+      </w:r>
+      <w:r>
+        <w:rPr>
+          <w:rFonts w:ascii="Times New Roman" w:eastAsia="Times New Roman" w:hAnsi="Times New Roman" w:cs="Times New Roman"/>
+          <w:sz w:val="24"/>
+          <w:szCs w:val="24"/>
+          <w:lang w:eastAsia="ru-RU"/>
+        </w:rPr>
+        <w:t>регистрирует</w:t>
+      </w:r>
+      <w:r>
+        <w:rPr>
+          <w:rFonts w:ascii="Times New Roman" w:eastAsia="Times New Roman" w:hAnsi="Times New Roman" w:cs="Times New Roman"/>
+          <w:sz w:val="24"/>
+          <w:szCs w:val="24"/>
+          <w:lang w:eastAsia="ru-RU"/>
+        </w:rPr>
+        <w:t xml:space="preserve"> имя таблицы</w:t>
+      </w:r>
+      <w:r>
+        <w:rPr>
+          <w:rFonts w:ascii="Times New Roman" w:eastAsia="Times New Roman" w:hAnsi="Times New Roman" w:cs="Times New Roman"/>
+          <w:sz w:val="24"/>
+          <w:szCs w:val="24"/>
+          <w:lang w:eastAsia="ru-RU"/>
+        </w:rPr>
+        <w:t>.</w:t>
+      </w:r>
+    </w:p>
+    <w:p>
+      <w:pPr>
+        <w:numPr>
+          <w:ilvl w:val="0"/>
+          <w:numId w:val="1"/>
+        </w:numPr>
+        <w:spacing w:before="100" w:beforeAutospacing="1" w:after="100" w:afterAutospacing="1" w:line="240" w:lineRule="auto"/>
+        <w:rPr>
+          <w:rFonts w:ascii="Times New Roman" w:eastAsia="Times New Roman" w:hAnsi="Times New Roman" w:cs="Times New Roman"/>
+          <w:sz w:val="24"/>
+          <w:szCs w:val="24"/>
+          <w:lang w:eastAsia="ru-RU"/>
+        </w:rPr>
+      </w:pPr>
+      <w:r>
+        <w:rPr>
+          <w:rFonts w:ascii="Times New Roman" w:eastAsia="Times New Roman" w:hAnsi="Times New Roman" w:cs="Times New Roman"/>
+          <w:sz w:val="24"/>
+          <w:szCs w:val="24"/>
+          <w:lang w:eastAsia="ru-RU"/>
+        </w:rPr>
+        <w:t xml:space="preserve">Таблица </w:t>
+      </w:r>
+      <w:proofErr w:type="spellStart"/>
+      <w:r>
+        <w:rPr>
+          <w:rFonts w:ascii="Courier New" w:eastAsia="Times New Roman" w:hAnsi="Courier New" w:cs="Courier New"/>
+          <w:sz w:val="20"/>
+          <w:szCs w:val="20"/>
+          <w:lang w:eastAsia="ru-RU"/>
+        </w:rPr>
+        <w:t>all_column_name</w:t>
+      </w:r>
+      <w:proofErr w:type="spellEnd"/>
+      <w:r>
+        <w:rPr>
+          <w:rFonts w:ascii="Times New Roman" w:eastAsia="Times New Roman" w:hAnsi="Times New Roman" w:cs="Times New Roman"/>
+          <w:sz w:val="24"/>
+          <w:szCs w:val="24"/>
+          <w:lang w:eastAsia="ru-RU"/>
+        </w:rPr>
+        <w:t xml:space="preserve"> </w:t>
+      </w:r>
+      <w:bookmarkStart w:id="1" w:name="OLE_LINK1"/>
+      <w:r>
+        <w:rPr>
+          <w:rFonts w:ascii="Times New Roman" w:eastAsia="Times New Roman" w:hAnsi="Times New Roman" w:cs="Times New Roman"/>
+          <w:sz w:val="24"/>
+          <w:szCs w:val="24"/>
+          <w:lang w:eastAsia="ru-RU"/>
+        </w:rPr>
+        <w:t xml:space="preserve">— регистрирует </w:t>
+      </w:r>
+      <w:bookmarkEnd w:id="1"/>
+      <w:r>
+        <w:rPr>
+          <w:rFonts w:ascii="Times New Roman" w:eastAsia="Times New Roman" w:hAnsi="Times New Roman" w:cs="Times New Roman"/>
+          <w:sz w:val="24"/>
+          <w:szCs w:val="24"/>
+          <w:lang w:eastAsia="ru-RU"/>
+        </w:rPr>
+        <w:t xml:space="preserve">все колонки этой таблицы </w:t>
       </w:r>
       <w:proofErr w:type="gramStart"/>
       <w:r>
@@ -809,6 +3198,58 @@
     </w:p>
     <w:p>
       <w:pPr>
+        <w:spacing w:before="100" w:beforeAutospacing="1" w:after="100" w:afterAutospacing="1" w:line="240" w:lineRule="auto"/>
+        <w:rPr>
+          <w:rFonts w:ascii="Times New Roman" w:eastAsia="Times New Roman" w:hAnsi="Times New Roman" w:cs="Times New Roman"/>
+          <w:sz w:val="24"/>
+          <w:szCs w:val="24"/>
+          <w:lang w:eastAsia="ru-RU"/>
+        </w:rPr>
+      </w:pPr>
+      <w:r>
+        <w:rPr>
+          <w:noProof/>
+          <w:lang w:eastAsia="ru-RU"/>
+        </w:rPr>
+        <w:drawing>
+          <wp:inline distT="0" distB="0" distL="0" distR="0" wp14:anchorId="46130EFF" wp14:editId="36B46D10">
+            <wp:extent cx="5940425" cy="3297307"/>
+            <wp:effectExtent l="0" t="0" r="3175" b="0"/>
+            <wp:docPr id="10" name="Рисунок 10"/>
+            <wp:cNvGraphicFramePr>
+              <a:graphicFrameLocks xmlns:a="http://schemas.openxmlformats.org/drawingml/2006/main" noChangeAspect="1"/>
+            </wp:cNvGraphicFramePr>
+            <a:graphic xmlns:a="http://schemas.openxmlformats.org/drawingml/2006/main">
+              <a:graphicData uri="http://schemas.openxmlformats.org/drawingml/2006/picture">
+                <pic:pic xmlns:pic="http://schemas.openxmlformats.org/drawingml/2006/picture">
+                  <pic:nvPicPr>
+                    <pic:cNvPr id="0" name=""/>
+                    <pic:cNvPicPr/>
+                  </pic:nvPicPr>
+                  <pic:blipFill>
+                    <a:blip r:embed="rId12"/>
+                    <a:stretch>
+                      <a:fillRect/>
+                    </a:stretch>
+                  </pic:blipFill>
+                  <pic:spPr>
+                    <a:xfrm>
+                      <a:off x="0" y="0"/>
+                      <a:ext cx="5940425" cy="3297307"/>
+                    </a:xfrm>
+                    <a:prstGeom prst="rect">
+                      <a:avLst/>
+                    </a:prstGeom>
+                  </pic:spPr>
+                </pic:pic>
+              </a:graphicData>
+            </a:graphic>
+          </wp:inline>
+        </w:drawing>
+      </w:r>
+    </w:p>
+    <w:p>
+      <w:pPr>
         <w:spacing w:after="0" w:line="240" w:lineRule="auto"/>
         <w:rPr>
           <w:rFonts w:ascii="Times New Roman" w:eastAsia="Times New Roman" w:hAnsi="Times New Roman" w:cs="Times New Roman"/>
@@ -851,7 +3292,67 @@
           <w:szCs w:val="36"/>
           <w:lang w:eastAsia="ru-RU"/>
         </w:rPr>
-        <w:t>✅ Шаг 2: Настройка прав доступа к колонкам</w:t>
+        <w:t xml:space="preserve">✅ Шаг </w:t>
+      </w:r>
+      <w:r>
+        <w:rPr>
+          <w:rFonts w:ascii="Times New Roman" w:eastAsia="Times New Roman" w:hAnsi="Times New Roman" w:cs="Times New Roman"/>
+          <w:b/>
+          <w:bCs/>
+          <w:sz w:val="36"/>
+          <w:szCs w:val="36"/>
+          <w:lang w:eastAsia="ru-RU"/>
+        </w:rPr>
+        <w:t>3</w:t>
+      </w:r>
+      <w:r>
+        <w:rPr>
+          <w:rFonts w:ascii="Times New Roman" w:eastAsia="Times New Roman" w:hAnsi="Times New Roman" w:cs="Times New Roman"/>
+          <w:b/>
+          <w:bCs/>
+          <w:sz w:val="36"/>
+          <w:szCs w:val="36"/>
+          <w:lang w:eastAsia="ru-RU"/>
+        </w:rPr>
+        <w:t>: Настройка прав доступа к колонкам</w:t>
+      </w:r>
+    </w:p>
+    <w:p>
+      <w:pPr>
+        <w:spacing w:before="100" w:beforeAutospacing="1" w:after="100" w:afterAutospacing="1" w:line="240" w:lineRule="auto"/>
+        <w:rPr>
+          <w:rFonts w:ascii="Times New Roman" w:eastAsia="Times New Roman" w:hAnsi="Times New Roman" w:cs="Times New Roman"/>
+          <w:sz w:val="24"/>
+          <w:szCs w:val="24"/>
+          <w:lang w:eastAsia="ru-RU"/>
+        </w:rPr>
+      </w:pPr>
+      <w:r>
+        <w:rPr>
+          <w:rFonts w:ascii="Times New Roman" w:eastAsia="Times New Roman" w:hAnsi="Times New Roman" w:cs="Times New Roman"/>
+          <w:sz w:val="24"/>
+          <w:szCs w:val="24"/>
+          <w:lang w:eastAsia="ru-RU"/>
+        </w:rPr>
+        <w:t>Перейди в форму</w:t>
+      </w:r>
+      <w:r>
+        <w:rPr>
+          <w:rFonts w:ascii="Times New Roman" w:eastAsia="Times New Roman" w:hAnsi="Times New Roman" w:cs="Times New Roman"/>
+          <w:sz w:val="24"/>
+          <w:szCs w:val="24"/>
+          <w:lang w:eastAsia="ru-RU"/>
+        </w:rPr>
+        <w:t xml:space="preserve"> «Администрирование таблиц»</w:t>
+      </w:r>
+      <w:r>
+        <w:rPr>
+          <w:rFonts w:ascii="Times New Roman" w:eastAsia="Times New Roman" w:hAnsi="Times New Roman" w:cs="Times New Roman"/>
+          <w:sz w:val="24"/>
+          <w:szCs w:val="24"/>
+          <w:lang w:eastAsia="ru-RU"/>
+        </w:rPr>
+        <w:t>.</w:t>
       </w:r>
     </w:p>
     <w:p>
@@ -875,47 +3376,16 @@
           <w:szCs w:val="24"/>
           <w:lang w:eastAsia="ru-RU"/>
         </w:rPr>
-        <w:t xml:space="preserve">Перейди в форму </w:t>
-      </w:r>
-      <w:r>
-        <w:rPr>
-          <w:rFonts w:ascii="Times New Roman" w:eastAsia="Times New Roman" w:hAnsi="Times New Roman" w:cs="Times New Roman"/>
-          <w:b/>
-          <w:bCs/>
+        <w:t>Выбрать</w:t>
+      </w:r>
+      <w:r>
+        <w:rPr>
+          <w:rFonts w:ascii="Times New Roman" w:eastAsia="Times New Roman" w:hAnsi="Times New Roman" w:cs="Times New Roman"/>
           <w:sz w:val="24"/>
           <w:szCs w:val="24"/>
           <w:lang w:eastAsia="ru-RU"/>
         </w:rPr>
-        <w:t>Роли</w:t>
-      </w:r>
-      <w:r>
-        <w:rPr>
-          <w:rFonts w:ascii="Times New Roman" w:eastAsia="Times New Roman" w:hAnsi="Times New Roman" w:cs="Times New Roman"/>
-          <w:sz w:val="24"/>
-          <w:szCs w:val="24"/>
-          <w:lang w:eastAsia="ru-RU"/>
-        </w:rPr>
-        <w:t xml:space="preserve"> (</w:t>
-      </w:r>
-      <w:proofErr w:type="spellStart"/>
-      <w:r>
-        <w:rPr>
-          <w:rFonts w:ascii="Courier New" w:eastAsia="Times New Roman" w:hAnsi="Courier New" w:cs="Courier New"/>
-          <w:sz w:val="20"/>
-          <w:szCs w:val="20"/>
-          <w:lang w:eastAsia="ru-RU"/>
-        </w:rPr>
-        <w:t>AllRole</w:t>
-      </w:r>
-      <w:proofErr w:type="spellEnd"/>
-      <w:r>
-        <w:rPr>
-          <w:rFonts w:ascii="Times New Roman" w:eastAsia="Times New Roman" w:hAnsi="Times New Roman" w:cs="Times New Roman"/>
-          <w:sz w:val="24"/>
-          <w:szCs w:val="24"/>
-          <w:lang w:eastAsia="ru-RU"/>
-        </w:rPr>
-        <w:t>).</w:t>
+        <w:t xml:space="preserve"> нужную роль.</w:t>
       </w:r>
     </w:p>
     <w:p>
@@ -939,7 +3409,7 @@
           <w:szCs w:val="24"/>
           <w:lang w:eastAsia="ru-RU"/>
         </w:rPr>
-        <w:t>Выбери нужную роль.</w:t>
+        <w:t>Выбрать форму</w:t>
       </w:r>
     </w:p>
     <w:p>
@@ -963,19 +3433,37 @@
           <w:szCs w:val="24"/>
           <w:lang w:eastAsia="ru-RU"/>
         </w:rPr>
-        <w:t xml:space="preserve">Перейди на вкладку </w:t>
-      </w:r>
-      <w:r>
-        <w:rPr>
-          <w:rFonts w:ascii="Times New Roman" w:eastAsia="Times New Roman" w:hAnsi="Times New Roman" w:cs="Times New Roman"/>
-          <w:b/>
-          <w:bCs/>
+        <w:t>Выб</w:t>
+      </w:r>
+      <w:r>
+        <w:rPr>
+          <w:rFonts w:ascii="Times New Roman" w:eastAsia="Times New Roman" w:hAnsi="Times New Roman" w:cs="Times New Roman"/>
           <w:sz w:val="24"/>
           <w:szCs w:val="24"/>
           <w:lang w:eastAsia="ru-RU"/>
         </w:rPr>
-        <w:t>Колонки</w:t>
-      </w:r>
+        <w:t xml:space="preserve">рать </w:t>
+      </w:r>
+      <w:r>
+        <w:rPr>
+          <w:rFonts w:ascii="Times New Roman" w:eastAsia="Times New Roman" w:hAnsi="Times New Roman" w:cs="Times New Roman"/>
+          <w:sz w:val="24"/>
+          <w:szCs w:val="24"/>
+          <w:lang w:eastAsia="ru-RU"/>
+        </w:rPr>
+        <w:t xml:space="preserve">нужный </w:t>
+      </w:r>
+      <w:proofErr w:type="spellStart"/>
+      <w:r>
+        <w:rPr>
+          <w:rFonts w:ascii="Times New Roman" w:eastAsia="Times New Roman" w:hAnsi="Times New Roman" w:cs="Times New Roman"/>
+          <w:sz w:val="24"/>
+          <w:szCs w:val="24"/>
+          <w:lang w:eastAsia="ru-RU"/>
+        </w:rPr>
+        <w:t>грид</w:t>
+      </w:r>
+      <w:proofErr w:type="spellEnd"/>
       <w:r>
         <w:rPr>
           <w:rFonts w:ascii="Times New Roman" w:eastAsia="Times New Roman" w:hAnsi="Times New Roman" w:cs="Times New Roman"/>
@@ -1007,7 +3495,7 @@
           <w:szCs w:val="24"/>
           <w:lang w:eastAsia="ru-RU"/>
         </w:rPr>
-        <w:t>Выбери таблицу и столбец.</w:t>
+        <w:t>Выбрать таблицу</w:t>
       </w:r>
     </w:p>
     <w:p>
@@ -1127,13 +3615,88 @@
       </w:pPr>
       <w:r>
         <w:rPr>
+          <w:noProof/>
+          <w:lang w:eastAsia="ru-RU"/>
+        </w:rPr>
+        <w:lastRenderedPageBreak/>
+        <w:drawing>
+          <wp:inline distT="0" distB="0" distL="0" distR="0" wp14:anchorId="587F3510" wp14:editId="0377CBD5">
+            <wp:extent cx="5940425" cy="3131154"/>
+            <wp:effectExtent l="0" t="0" r="3175" b="0"/>
+            <wp:docPr id="11" name="Рисунок 11"/>
+            <wp:cNvGraphicFramePr>
+              <a:graphicFrameLocks xmlns:a="http://schemas.openxmlformats.org/drawingml/2006/main" noChangeAspect="1"/>
+            </wp:cNvGraphicFramePr>
+            <a:graphic xmlns:a="http://schemas.openxmlformats.org/drawingml/2006/main">
+              <a:graphicData uri="http://schemas.openxmlformats.org/drawingml/2006/picture">
+                <pic:pic xmlns:pic="http://schemas.openxmlformats.org/drawingml/2006/picture">
+                  <pic:nvPicPr>
+                    <pic:cNvPr id="0" name=""/>
+                    <pic:cNvPicPr/>
+                  </pic:nvPicPr>
+                  <pic:blipFill>
+                    <a:blip r:embed="rId13"/>
+                    <a:stretch>
+                      <a:fillRect/>
+                    </a:stretch>
+                  </pic:blipFill>
+                  <pic:spPr>
+                    <a:xfrm>
+                      <a:off x="0" y="0"/>
+                      <a:ext cx="5940425" cy="3131154"/>
+                    </a:xfrm>
+                    <a:prstGeom prst="rect">
+                      <a:avLst/>
+                    </a:prstGeom>
+                  </pic:spPr>
+                </pic:pic>
+              </a:graphicData>
+            </a:graphic>
+          </wp:inline>
+        </w:drawing>
+      </w:r>
+    </w:p>
+    <w:p>
+      <w:pPr>
+        <w:spacing w:after="0" w:line="240" w:lineRule="auto"/>
+        <w:rPr>
           <w:rFonts w:ascii="Times New Roman" w:eastAsia="Times New Roman" w:hAnsi="Times New Roman" w:cs="Times New Roman"/>
           <w:sz w:val="24"/>
           <w:szCs w:val="24"/>
           <w:lang w:eastAsia="ru-RU"/>
         </w:rPr>
+      </w:pPr>
+      <w:r>
+        <w:rPr>
+          <w:rFonts w:ascii="Times New Roman" w:eastAsia="Times New Roman" w:hAnsi="Times New Roman" w:cs="Times New Roman"/>
+          <w:sz w:val="24"/>
+          <w:szCs w:val="24"/>
+          <w:lang w:eastAsia="ru-RU"/>
+        </w:rPr>
         <w:pict>
           <v:rect id="_x0000_i1026" style="width:0;height:1.5pt" o:hralign="center" o:hrstd="t" o:hr="t" fillcolor="#a0a0a0" stroked="f"/>
+        </w:pict>
+      </w:r>
+    </w:p>
+    <w:p>
+      <w:pPr>
+        <w:spacing w:after="0" w:line="240" w:lineRule="auto"/>
+        <w:rPr>
+          <w:rFonts w:ascii="Times New Roman" w:eastAsia="Times New Roman" w:hAnsi="Times New Roman" w:cs="Times New Roman"/>
+          <w:sz w:val="24"/>
+          <w:szCs w:val="24"/>
+          <w:lang w:eastAsia="ru-RU"/>
+        </w:rPr>
+      </w:pPr>
+      <w:r>
+        <w:rPr>
+          <w:rFonts w:ascii="Times New Roman" w:eastAsia="Times New Roman" w:hAnsi="Times New Roman" w:cs="Times New Roman"/>
+          <w:sz w:val="24"/>
+          <w:szCs w:val="24"/>
+          <w:lang w:eastAsia="ru-RU"/>
+        </w:rPr>
+        <w:pict>
+          <v:rect id="_x0000_i1027" style="width:0;height:1.5pt" o:hralign="center" o:hrstd="t" o:hr="t" fillcolor="#a0a0a0" stroked="f"/>
         </w:pict>
       </w:r>
     </w:p>
@@ -1159,850 +3722,9 @@
           <w:szCs w:val="36"/>
           <w:lang w:eastAsia="ru-RU"/>
         </w:rPr>
-        <w:lastRenderedPageBreak/>
-        <w:t>✅ Шаг 3: Применение прав на форму</w:t>
-      </w:r>
-    </w:p>
-    <w:p>
-      <w:pPr>
-        <w:spacing w:before="100" w:beforeAutospacing="1" w:after="100" w:afterAutospacing="1" w:line="240" w:lineRule="auto"/>
-        <w:rPr>
-          <w:rFonts w:ascii="Times New Roman" w:eastAsia="Times New Roman" w:hAnsi="Times New Roman" w:cs="Times New Roman"/>
-          <w:sz w:val="24"/>
-          <w:szCs w:val="24"/>
-          <w:lang w:eastAsia="ru-RU"/>
-        </w:rPr>
-      </w:pPr>
-      <w:r>
-        <w:rPr>
-          <w:rFonts w:ascii="Times New Roman" w:eastAsia="Times New Roman" w:hAnsi="Times New Roman" w:cs="Times New Roman"/>
-          <w:sz w:val="24"/>
-          <w:szCs w:val="24"/>
-          <w:lang w:eastAsia="ru-RU"/>
-        </w:rPr>
-        <w:t xml:space="preserve">В формах типа </w:t>
-      </w:r>
-      <w:proofErr w:type="spellStart"/>
-      <w:r>
-        <w:rPr>
-          <w:rFonts w:ascii="Courier New" w:eastAsia="Times New Roman" w:hAnsi="Courier New" w:cs="Courier New"/>
-          <w:sz w:val="20"/>
-          <w:szCs w:val="20"/>
-          <w:lang w:eastAsia="ru-RU"/>
-        </w:rPr>
-        <w:t>SpravForAll</w:t>
-      </w:r>
-      <w:proofErr w:type="spellEnd"/>
-      <w:r>
-        <w:rPr>
-          <w:rFonts w:ascii="Times New Roman" w:eastAsia="Times New Roman" w:hAnsi="Times New Roman" w:cs="Times New Roman"/>
-          <w:sz w:val="24"/>
-          <w:szCs w:val="24"/>
-          <w:lang w:eastAsia="ru-RU"/>
-        </w:rPr>
-        <w:t xml:space="preserve"> это делается автоматически:</w:t>
-      </w:r>
-    </w:p>
-    <w:p>
-      <w:pPr>
-        <w:tabs>
-          <w:tab w:val="left" w:pos="916"/>
-          <w:tab w:val="left" w:pos="1832"/>
-          <w:tab w:val="left" w:pos="2748"/>
-          <w:tab w:val="left" w:pos="3664"/>
-          <w:tab w:val="left" w:pos="4580"/>
-          <w:tab w:val="left" w:pos="5496"/>
-          <w:tab w:val="left" w:pos="6412"/>
-          <w:tab w:val="left" w:pos="7328"/>
-          <w:tab w:val="left" w:pos="8244"/>
-          <w:tab w:val="left" w:pos="9160"/>
-          <w:tab w:val="left" w:pos="10076"/>
-          <w:tab w:val="left" w:pos="10992"/>
-          <w:tab w:val="left" w:pos="11908"/>
-          <w:tab w:val="left" w:pos="12824"/>
-          <w:tab w:val="left" w:pos="13740"/>
-          <w:tab w:val="left" w:pos="14656"/>
-        </w:tabs>
-        <w:spacing w:after="0" w:line="240" w:lineRule="auto"/>
-        <w:rPr>
-          <w:rFonts w:ascii="Courier New" w:eastAsia="Times New Roman" w:hAnsi="Courier New" w:cs="Courier New"/>
-          <w:sz w:val="20"/>
-          <w:szCs w:val="20"/>
-          <w:lang w:val="en-US" w:eastAsia="ru-RU"/>
-        </w:rPr>
-      </w:pPr>
-      <w:proofErr w:type="spellStart"/>
-      <w:proofErr w:type="gramStart"/>
-      <w:r>
-        <w:rPr>
-          <w:rFonts w:ascii="Courier New" w:eastAsia="Times New Roman" w:hAnsi="Courier New" w:cs="Courier New"/>
-          <w:sz w:val="20"/>
-          <w:szCs w:val="20"/>
-          <w:lang w:val="en-US" w:eastAsia="ru-RU"/>
-        </w:rPr>
-        <w:t>csharp</w:t>
-      </w:r>
-      <w:proofErr w:type="spellEnd"/>
-      <w:proofErr w:type="gramEnd"/>
-    </w:p>
-    <w:p>
-      <w:pPr>
-        <w:tabs>
-          <w:tab w:val="left" w:pos="916"/>
-          <w:tab w:val="left" w:pos="1832"/>
-          <w:tab w:val="left" w:pos="2748"/>
-          <w:tab w:val="left" w:pos="3664"/>
-          <w:tab w:val="left" w:pos="4580"/>
-          <w:tab w:val="left" w:pos="5496"/>
-          <w:tab w:val="left" w:pos="6412"/>
-          <w:tab w:val="left" w:pos="7328"/>
-          <w:tab w:val="left" w:pos="8244"/>
-          <w:tab w:val="left" w:pos="9160"/>
-          <w:tab w:val="left" w:pos="10076"/>
-          <w:tab w:val="left" w:pos="10992"/>
-          <w:tab w:val="left" w:pos="11908"/>
-          <w:tab w:val="left" w:pos="12824"/>
-          <w:tab w:val="left" w:pos="13740"/>
-          <w:tab w:val="left" w:pos="14656"/>
-        </w:tabs>
-        <w:spacing w:after="0" w:line="240" w:lineRule="auto"/>
-        <w:rPr>
-          <w:rFonts w:ascii="Courier New" w:eastAsia="Times New Roman" w:hAnsi="Courier New" w:cs="Courier New"/>
-          <w:sz w:val="20"/>
-          <w:szCs w:val="20"/>
-          <w:lang w:val="en-US" w:eastAsia="ru-RU"/>
-        </w:rPr>
-      </w:pPr>
-      <w:proofErr w:type="spellStart"/>
-      <w:r>
-        <w:rPr>
-          <w:rFonts w:ascii="Courier New" w:eastAsia="Times New Roman" w:hAnsi="Courier New" w:cs="Courier New"/>
-          <w:sz w:val="20"/>
-          <w:szCs w:val="20"/>
-          <w:lang w:eastAsia="ru-RU"/>
-        </w:rPr>
-        <w:t>КопироватьРедактировать</w:t>
-      </w:r>
-      <w:proofErr w:type="spellEnd"/>
-    </w:p>
-    <w:p>
-      <w:pPr>
-        <w:tabs>
-          <w:tab w:val="left" w:pos="916"/>
-          <w:tab w:val="left" w:pos="1832"/>
-          <w:tab w:val="left" w:pos="2748"/>
-          <w:tab w:val="left" w:pos="3664"/>
-          <w:tab w:val="left" w:pos="4580"/>
-          <w:tab w:val="left" w:pos="5496"/>
-          <w:tab w:val="left" w:pos="6412"/>
-          <w:tab w:val="left" w:pos="7328"/>
-          <w:tab w:val="left" w:pos="8244"/>
-          <w:tab w:val="left" w:pos="9160"/>
-          <w:tab w:val="left" w:pos="10076"/>
-          <w:tab w:val="left" w:pos="10992"/>
-          <w:tab w:val="left" w:pos="11908"/>
-          <w:tab w:val="left" w:pos="12824"/>
-          <w:tab w:val="left" w:pos="13740"/>
-          <w:tab w:val="left" w:pos="14656"/>
-        </w:tabs>
-        <w:spacing w:after="0" w:line="240" w:lineRule="auto"/>
-        <w:rPr>
-          <w:rFonts w:ascii="Courier New" w:eastAsia="Times New Roman" w:hAnsi="Courier New" w:cs="Courier New"/>
-          <w:sz w:val="20"/>
-          <w:szCs w:val="20"/>
-          <w:lang w:val="en-US" w:eastAsia="ru-RU"/>
-        </w:rPr>
-      </w:pPr>
-      <w:proofErr w:type="spellStart"/>
-      <w:r>
-        <w:rPr>
-          <w:rFonts w:ascii="Courier New" w:eastAsia="Times New Roman" w:hAnsi="Courier New" w:cs="Courier New"/>
-          <w:sz w:val="20"/>
-          <w:szCs w:val="20"/>
-          <w:lang w:val="en-US" w:eastAsia="ru-RU"/>
-        </w:rPr>
-        <w:t>rus_</w:t>
-      </w:r>
-      <w:proofErr w:type="gramStart"/>
-      <w:r>
-        <w:rPr>
-          <w:rFonts w:ascii="Courier New" w:eastAsia="Times New Roman" w:hAnsi="Courier New" w:cs="Courier New"/>
-          <w:sz w:val="20"/>
-          <w:szCs w:val="20"/>
-          <w:lang w:val="en-US" w:eastAsia="ru-RU"/>
-        </w:rPr>
-        <w:t>read.Add</w:t>
-      </w:r>
-      <w:proofErr w:type="spellEnd"/>
-      <w:r>
-        <w:rPr>
-          <w:rFonts w:ascii="Courier New" w:eastAsia="Times New Roman" w:hAnsi="Courier New" w:cs="Courier New"/>
-          <w:sz w:val="20"/>
-          <w:szCs w:val="20"/>
-          <w:lang w:val="en-US" w:eastAsia="ru-RU"/>
-        </w:rPr>
-        <w:t>(</w:t>
-      </w:r>
-      <w:proofErr w:type="gramEnd"/>
-      <w:r>
-        <w:rPr>
-          <w:rFonts w:ascii="Courier New" w:eastAsia="Times New Roman" w:hAnsi="Courier New" w:cs="Courier New"/>
-          <w:sz w:val="20"/>
-          <w:szCs w:val="20"/>
-          <w:lang w:val="en-US" w:eastAsia="ru-RU"/>
-        </w:rPr>
-        <w:t>row["</w:t>
-      </w:r>
-      <w:proofErr w:type="spellStart"/>
-      <w:r>
-        <w:rPr>
-          <w:rFonts w:ascii="Courier New" w:eastAsia="Times New Roman" w:hAnsi="Courier New" w:cs="Courier New"/>
-          <w:sz w:val="20"/>
-          <w:szCs w:val="20"/>
-          <w:lang w:val="en-US" w:eastAsia="ru-RU"/>
-        </w:rPr>
-        <w:t>name_rus</w:t>
-      </w:r>
-      <w:proofErr w:type="spellEnd"/>
-      <w:r>
-        <w:rPr>
-          <w:rFonts w:ascii="Courier New" w:eastAsia="Times New Roman" w:hAnsi="Courier New" w:cs="Courier New"/>
-          <w:sz w:val="20"/>
-          <w:szCs w:val="20"/>
-          <w:lang w:val="en-US" w:eastAsia="ru-RU"/>
-        </w:rPr>
-        <w:t>"].</w:t>
-      </w:r>
-      <w:proofErr w:type="spellStart"/>
-      <w:r>
-        <w:rPr>
-          <w:rFonts w:ascii="Courier New" w:eastAsia="Times New Roman" w:hAnsi="Courier New" w:cs="Courier New"/>
-          <w:sz w:val="20"/>
-          <w:szCs w:val="20"/>
-          <w:lang w:val="en-US" w:eastAsia="ru-RU"/>
-        </w:rPr>
-        <w:t>ToString</w:t>
-      </w:r>
-      <w:proofErr w:type="spellEnd"/>
-      <w:r>
-        <w:rPr>
-          <w:rFonts w:ascii="Courier New" w:eastAsia="Times New Roman" w:hAnsi="Courier New" w:cs="Courier New"/>
-          <w:sz w:val="20"/>
-          <w:szCs w:val="20"/>
-          <w:lang w:val="en-US" w:eastAsia="ru-RU"/>
-        </w:rPr>
-        <w:t>(), (Int32)row["</w:t>
-      </w:r>
-      <w:proofErr w:type="spellStart"/>
-      <w:r>
-        <w:rPr>
-          <w:rFonts w:ascii="Courier New" w:eastAsia="Times New Roman" w:hAnsi="Courier New" w:cs="Courier New"/>
-          <w:sz w:val="20"/>
-          <w:szCs w:val="20"/>
-          <w:lang w:val="en-US" w:eastAsia="ru-RU"/>
-        </w:rPr>
-        <w:t>readonly</w:t>
-      </w:r>
-      <w:proofErr w:type="spellEnd"/>
-      <w:r>
-        <w:rPr>
-          <w:rFonts w:ascii="Courier New" w:eastAsia="Times New Roman" w:hAnsi="Courier New" w:cs="Courier New"/>
-          <w:sz w:val="20"/>
-          <w:szCs w:val="20"/>
-          <w:lang w:val="en-US" w:eastAsia="ru-RU"/>
-        </w:rPr>
-        <w:t>"]);</w:t>
-      </w:r>
-    </w:p>
-    <w:p>
-      <w:pPr>
-        <w:tabs>
-          <w:tab w:val="left" w:pos="916"/>
-          <w:tab w:val="left" w:pos="1832"/>
-          <w:tab w:val="left" w:pos="2748"/>
-          <w:tab w:val="left" w:pos="3664"/>
-          <w:tab w:val="left" w:pos="4580"/>
-          <w:tab w:val="left" w:pos="5496"/>
-          <w:tab w:val="left" w:pos="6412"/>
-          <w:tab w:val="left" w:pos="7328"/>
-          <w:tab w:val="left" w:pos="8244"/>
-          <w:tab w:val="left" w:pos="9160"/>
-          <w:tab w:val="left" w:pos="10076"/>
-          <w:tab w:val="left" w:pos="10992"/>
-          <w:tab w:val="left" w:pos="11908"/>
-          <w:tab w:val="left" w:pos="12824"/>
-          <w:tab w:val="left" w:pos="13740"/>
-          <w:tab w:val="left" w:pos="14656"/>
-        </w:tabs>
-        <w:spacing w:after="0" w:line="240" w:lineRule="auto"/>
-        <w:rPr>
-          <w:rFonts w:ascii="Courier New" w:eastAsia="Times New Roman" w:hAnsi="Courier New" w:cs="Courier New"/>
-          <w:sz w:val="20"/>
-          <w:szCs w:val="20"/>
-          <w:lang w:val="en-US" w:eastAsia="ru-RU"/>
-        </w:rPr>
-      </w:pPr>
-      <w:r>
-        <w:rPr>
-          <w:rFonts w:ascii="Courier New" w:eastAsia="Times New Roman" w:hAnsi="Courier New" w:cs="Courier New"/>
-          <w:sz w:val="20"/>
-          <w:szCs w:val="20"/>
-          <w:lang w:val="en-US" w:eastAsia="ru-RU"/>
-        </w:rPr>
-        <w:t>...</w:t>
-      </w:r>
-    </w:p>
-    <w:p>
-      <w:pPr>
-        <w:tabs>
-          <w:tab w:val="left" w:pos="916"/>
-          <w:tab w:val="left" w:pos="1832"/>
-          <w:tab w:val="left" w:pos="2748"/>
-          <w:tab w:val="left" w:pos="3664"/>
-          <w:tab w:val="left" w:pos="4580"/>
-          <w:tab w:val="left" w:pos="5496"/>
-          <w:tab w:val="left" w:pos="6412"/>
-          <w:tab w:val="left" w:pos="7328"/>
-          <w:tab w:val="left" w:pos="8244"/>
-          <w:tab w:val="left" w:pos="9160"/>
-          <w:tab w:val="left" w:pos="10076"/>
-          <w:tab w:val="left" w:pos="10992"/>
-          <w:tab w:val="left" w:pos="11908"/>
-          <w:tab w:val="left" w:pos="12824"/>
-          <w:tab w:val="left" w:pos="13740"/>
-          <w:tab w:val="left" w:pos="14656"/>
-        </w:tabs>
-        <w:spacing w:after="0" w:line="240" w:lineRule="auto"/>
-        <w:rPr>
-          <w:rFonts w:ascii="Courier New" w:eastAsia="Times New Roman" w:hAnsi="Courier New" w:cs="Courier New"/>
-          <w:sz w:val="20"/>
-          <w:szCs w:val="20"/>
-          <w:lang w:val="en-US" w:eastAsia="ru-RU"/>
-        </w:rPr>
-      </w:pPr>
-      <w:proofErr w:type="gramStart"/>
-      <w:r>
-        <w:rPr>
-          <w:rFonts w:ascii="Courier New" w:eastAsia="Times New Roman" w:hAnsi="Courier New" w:cs="Courier New"/>
-          <w:sz w:val="20"/>
-          <w:szCs w:val="20"/>
-          <w:lang w:val="en-US" w:eastAsia="ru-RU"/>
-        </w:rPr>
-        <w:t>if</w:t>
-      </w:r>
-      <w:proofErr w:type="gramEnd"/>
-      <w:r>
-        <w:rPr>
-          <w:rFonts w:ascii="Courier New" w:eastAsia="Times New Roman" w:hAnsi="Courier New" w:cs="Courier New"/>
-          <w:sz w:val="20"/>
-          <w:szCs w:val="20"/>
-          <w:lang w:val="en-US" w:eastAsia="ru-RU"/>
-        </w:rPr>
-        <w:t xml:space="preserve"> (</w:t>
-      </w:r>
-      <w:proofErr w:type="spellStart"/>
-      <w:r>
-        <w:rPr>
-          <w:rFonts w:ascii="Courier New" w:eastAsia="Times New Roman" w:hAnsi="Courier New" w:cs="Courier New"/>
-          <w:sz w:val="20"/>
-          <w:szCs w:val="20"/>
-          <w:lang w:val="en-US" w:eastAsia="ru-RU"/>
-        </w:rPr>
-        <w:t>rus_read.TryGetValue</w:t>
-      </w:r>
-      <w:proofErr w:type="spellEnd"/>
-      <w:r>
-        <w:rPr>
-          <w:rFonts w:ascii="Courier New" w:eastAsia="Times New Roman" w:hAnsi="Courier New" w:cs="Courier New"/>
-          <w:sz w:val="20"/>
-          <w:szCs w:val="20"/>
-          <w:lang w:val="en-US" w:eastAsia="ru-RU"/>
-        </w:rPr>
-        <w:t>(</w:t>
-      </w:r>
-      <w:proofErr w:type="spellStart"/>
-      <w:r>
-        <w:rPr>
-          <w:rFonts w:ascii="Courier New" w:eastAsia="Times New Roman" w:hAnsi="Courier New" w:cs="Courier New"/>
-          <w:sz w:val="20"/>
-          <w:szCs w:val="20"/>
-          <w:lang w:val="en-US" w:eastAsia="ru-RU"/>
-        </w:rPr>
-        <w:t>englishName</w:t>
-      </w:r>
-      <w:proofErr w:type="spellEnd"/>
-      <w:r>
-        <w:rPr>
-          <w:rFonts w:ascii="Courier New" w:eastAsia="Times New Roman" w:hAnsi="Courier New" w:cs="Courier New"/>
-          <w:sz w:val="20"/>
-          <w:szCs w:val="20"/>
-          <w:lang w:val="en-US" w:eastAsia="ru-RU"/>
-        </w:rPr>
-        <w:t xml:space="preserve">, out </w:t>
-      </w:r>
-      <w:proofErr w:type="spellStart"/>
-      <w:r>
-        <w:rPr>
-          <w:rFonts w:ascii="Courier New" w:eastAsia="Times New Roman" w:hAnsi="Courier New" w:cs="Courier New"/>
-          <w:sz w:val="20"/>
-          <w:szCs w:val="20"/>
-          <w:lang w:val="en-US" w:eastAsia="ru-RU"/>
-        </w:rPr>
-        <w:t>int</w:t>
-      </w:r>
-      <w:proofErr w:type="spellEnd"/>
-      <w:r>
-        <w:rPr>
-          <w:rFonts w:ascii="Courier New" w:eastAsia="Times New Roman" w:hAnsi="Courier New" w:cs="Courier New"/>
-          <w:sz w:val="20"/>
-          <w:szCs w:val="20"/>
-          <w:lang w:val="en-US" w:eastAsia="ru-RU"/>
-        </w:rPr>
-        <w:t xml:space="preserve"> </w:t>
-      </w:r>
-      <w:proofErr w:type="spellStart"/>
-      <w:r>
-        <w:rPr>
-          <w:rFonts w:ascii="Courier New" w:eastAsia="Times New Roman" w:hAnsi="Courier New" w:cs="Courier New"/>
-          <w:sz w:val="20"/>
-          <w:szCs w:val="20"/>
-          <w:lang w:val="en-US" w:eastAsia="ru-RU"/>
-        </w:rPr>
-        <w:t>readOnly</w:t>
-      </w:r>
-      <w:proofErr w:type="spellEnd"/>
-      <w:r>
-        <w:rPr>
-          <w:rFonts w:ascii="Courier New" w:eastAsia="Times New Roman" w:hAnsi="Courier New" w:cs="Courier New"/>
-          <w:sz w:val="20"/>
-          <w:szCs w:val="20"/>
-          <w:lang w:val="en-US" w:eastAsia="ru-RU"/>
-        </w:rPr>
-        <w:t>))</w:t>
-      </w:r>
-    </w:p>
-    <w:p>
-      <w:pPr>
-        <w:tabs>
-          <w:tab w:val="left" w:pos="916"/>
-          <w:tab w:val="left" w:pos="1832"/>
-          <w:tab w:val="left" w:pos="2748"/>
-          <w:tab w:val="left" w:pos="3664"/>
-          <w:tab w:val="left" w:pos="4580"/>
-          <w:tab w:val="left" w:pos="5496"/>
-          <w:tab w:val="left" w:pos="6412"/>
-          <w:tab w:val="left" w:pos="7328"/>
-          <w:tab w:val="left" w:pos="8244"/>
-          <w:tab w:val="left" w:pos="9160"/>
-          <w:tab w:val="left" w:pos="10076"/>
-          <w:tab w:val="left" w:pos="10992"/>
-          <w:tab w:val="left" w:pos="11908"/>
-          <w:tab w:val="left" w:pos="12824"/>
-          <w:tab w:val="left" w:pos="13740"/>
-          <w:tab w:val="left" w:pos="14656"/>
-        </w:tabs>
-        <w:spacing w:after="0" w:line="240" w:lineRule="auto"/>
-        <w:rPr>
-          <w:rFonts w:ascii="Courier New" w:eastAsia="Times New Roman" w:hAnsi="Courier New" w:cs="Courier New"/>
-          <w:sz w:val="20"/>
-          <w:szCs w:val="20"/>
-          <w:lang w:eastAsia="ru-RU"/>
-        </w:rPr>
-      </w:pPr>
-      <w:r>
-        <w:rPr>
-          <w:rFonts w:ascii="Courier New" w:eastAsia="Times New Roman" w:hAnsi="Courier New" w:cs="Courier New"/>
-          <w:sz w:val="20"/>
-          <w:szCs w:val="20"/>
-          <w:lang w:val="en-US" w:eastAsia="ru-RU"/>
-        </w:rPr>
-        <w:t xml:space="preserve">    </w:t>
-      </w:r>
-      <w:proofErr w:type="spellStart"/>
-      <w:r>
-        <w:rPr>
-          <w:rFonts w:ascii="Courier New" w:eastAsia="Times New Roman" w:hAnsi="Courier New" w:cs="Courier New"/>
-          <w:sz w:val="20"/>
-          <w:szCs w:val="20"/>
-          <w:lang w:eastAsia="ru-RU"/>
-        </w:rPr>
-        <w:t>textBoxs</w:t>
-      </w:r>
-      <w:proofErr w:type="spellEnd"/>
-      <w:r>
-        <w:rPr>
-          <w:rFonts w:ascii="Courier New" w:eastAsia="Times New Roman" w:hAnsi="Courier New" w:cs="Courier New"/>
-          <w:sz w:val="20"/>
-          <w:szCs w:val="20"/>
-          <w:lang w:eastAsia="ru-RU"/>
-        </w:rPr>
-        <w:t>[i].</w:t>
-      </w:r>
-      <w:proofErr w:type="spellStart"/>
-      <w:r>
-        <w:rPr>
-          <w:rFonts w:ascii="Courier New" w:eastAsia="Times New Roman" w:hAnsi="Courier New" w:cs="Courier New"/>
-          <w:sz w:val="20"/>
-          <w:szCs w:val="20"/>
-          <w:lang w:eastAsia="ru-RU"/>
-        </w:rPr>
-        <w:t>ReadOnly</w:t>
-      </w:r>
-      <w:proofErr w:type="spellEnd"/>
-      <w:r>
-        <w:rPr>
-          <w:rFonts w:ascii="Courier New" w:eastAsia="Times New Roman" w:hAnsi="Courier New" w:cs="Courier New"/>
-          <w:sz w:val="20"/>
-          <w:szCs w:val="20"/>
-          <w:lang w:eastAsia="ru-RU"/>
-        </w:rPr>
-        <w:t xml:space="preserve"> = </w:t>
-      </w:r>
-      <w:proofErr w:type="spellStart"/>
-      <w:r>
-        <w:rPr>
-          <w:rFonts w:ascii="Courier New" w:eastAsia="Times New Roman" w:hAnsi="Courier New" w:cs="Courier New"/>
-          <w:sz w:val="20"/>
-          <w:szCs w:val="20"/>
-          <w:lang w:eastAsia="ru-RU"/>
-        </w:rPr>
-        <w:t>readOnly</w:t>
-      </w:r>
-      <w:proofErr w:type="spellEnd"/>
-      <w:r>
-        <w:rPr>
-          <w:rFonts w:ascii="Courier New" w:eastAsia="Times New Roman" w:hAnsi="Courier New" w:cs="Courier New"/>
-          <w:sz w:val="20"/>
-          <w:szCs w:val="20"/>
-          <w:lang w:eastAsia="ru-RU"/>
-        </w:rPr>
-        <w:t xml:space="preserve"> == 1;</w:t>
-      </w:r>
-    </w:p>
-    <w:p>
-      <w:pPr>
-        <w:spacing w:before="100" w:beforeAutospacing="1" w:after="100" w:afterAutospacing="1" w:line="240" w:lineRule="auto"/>
-        <w:rPr>
-          <w:rFonts w:ascii="Times New Roman" w:eastAsia="Times New Roman" w:hAnsi="Times New Roman" w:cs="Times New Roman"/>
-          <w:sz w:val="24"/>
-          <w:szCs w:val="24"/>
-          <w:lang w:eastAsia="ru-RU"/>
-        </w:rPr>
-      </w:pPr>
-      <w:r>
-        <w:rPr>
-          <w:rFonts w:ascii="Times New Roman" w:eastAsia="Times New Roman" w:hAnsi="Times New Roman" w:cs="Times New Roman"/>
-          <w:sz w:val="24"/>
-          <w:szCs w:val="24"/>
-          <w:lang w:eastAsia="ru-RU"/>
-        </w:rPr>
-        <w:t xml:space="preserve">Аналогично для </w:t>
-      </w:r>
-      <w:proofErr w:type="spellStart"/>
-      <w:r>
-        <w:rPr>
-          <w:rFonts w:ascii="Courier New" w:eastAsia="Times New Roman" w:hAnsi="Courier New" w:cs="Courier New"/>
-          <w:sz w:val="20"/>
-          <w:szCs w:val="20"/>
-          <w:lang w:eastAsia="ru-RU"/>
-        </w:rPr>
-        <w:t>GridView</w:t>
-      </w:r>
-      <w:proofErr w:type="spellEnd"/>
-      <w:r>
-        <w:rPr>
-          <w:rFonts w:ascii="Times New Roman" w:eastAsia="Times New Roman" w:hAnsi="Times New Roman" w:cs="Times New Roman"/>
-          <w:sz w:val="24"/>
-          <w:szCs w:val="24"/>
-          <w:lang w:eastAsia="ru-RU"/>
-        </w:rPr>
-        <w:t xml:space="preserve"> и других </w:t>
-      </w:r>
-      <w:proofErr w:type="spellStart"/>
-      <w:r>
-        <w:rPr>
-          <w:rFonts w:ascii="Times New Roman" w:eastAsia="Times New Roman" w:hAnsi="Times New Roman" w:cs="Times New Roman"/>
-          <w:sz w:val="24"/>
-          <w:szCs w:val="24"/>
-          <w:lang w:eastAsia="ru-RU"/>
-        </w:rPr>
-        <w:t>контролов</w:t>
-      </w:r>
-      <w:proofErr w:type="spellEnd"/>
-      <w:r>
-        <w:rPr>
-          <w:rFonts w:ascii="Times New Roman" w:eastAsia="Times New Roman" w:hAnsi="Times New Roman" w:cs="Times New Roman"/>
-          <w:sz w:val="24"/>
-          <w:szCs w:val="24"/>
-          <w:lang w:eastAsia="ru-RU"/>
-        </w:rPr>
-        <w:t>, ты можешь:</w:t>
-      </w:r>
-    </w:p>
-    <w:p>
-      <w:pPr>
-        <w:tabs>
-          <w:tab w:val="left" w:pos="916"/>
-          <w:tab w:val="left" w:pos="1832"/>
-          <w:tab w:val="left" w:pos="2748"/>
-          <w:tab w:val="left" w:pos="3664"/>
-          <w:tab w:val="left" w:pos="4580"/>
-          <w:tab w:val="left" w:pos="5496"/>
-          <w:tab w:val="left" w:pos="6412"/>
-          <w:tab w:val="left" w:pos="7328"/>
-          <w:tab w:val="left" w:pos="8244"/>
-          <w:tab w:val="left" w:pos="9160"/>
-          <w:tab w:val="left" w:pos="10076"/>
-          <w:tab w:val="left" w:pos="10992"/>
-          <w:tab w:val="left" w:pos="11908"/>
-          <w:tab w:val="left" w:pos="12824"/>
-          <w:tab w:val="left" w:pos="13740"/>
-          <w:tab w:val="left" w:pos="14656"/>
-        </w:tabs>
-        <w:spacing w:after="0" w:line="240" w:lineRule="auto"/>
-        <w:rPr>
-          <w:rFonts w:ascii="Courier New" w:eastAsia="Times New Roman" w:hAnsi="Courier New" w:cs="Courier New"/>
-          <w:sz w:val="20"/>
-          <w:szCs w:val="20"/>
-          <w:lang w:eastAsia="ru-RU"/>
-        </w:rPr>
-      </w:pPr>
-      <w:proofErr w:type="spellStart"/>
-      <w:r>
-        <w:rPr>
-          <w:rFonts w:ascii="Courier New" w:eastAsia="Times New Roman" w:hAnsi="Courier New" w:cs="Courier New"/>
-          <w:sz w:val="20"/>
-          <w:szCs w:val="20"/>
-          <w:lang w:eastAsia="ru-RU"/>
-        </w:rPr>
-        <w:t>csharp</w:t>
-      </w:r>
-      <w:proofErr w:type="spellEnd"/>
-    </w:p>
-    <w:p>
-      <w:pPr>
-        <w:tabs>
-          <w:tab w:val="left" w:pos="916"/>
-          <w:tab w:val="left" w:pos="1832"/>
-          <w:tab w:val="left" w:pos="2748"/>
-          <w:tab w:val="left" w:pos="3664"/>
-          <w:tab w:val="left" w:pos="4580"/>
-          <w:tab w:val="left" w:pos="5496"/>
-          <w:tab w:val="left" w:pos="6412"/>
-          <w:tab w:val="left" w:pos="7328"/>
-          <w:tab w:val="left" w:pos="8244"/>
-          <w:tab w:val="left" w:pos="9160"/>
-          <w:tab w:val="left" w:pos="10076"/>
-          <w:tab w:val="left" w:pos="10992"/>
-          <w:tab w:val="left" w:pos="11908"/>
-          <w:tab w:val="left" w:pos="12824"/>
-          <w:tab w:val="left" w:pos="13740"/>
-          <w:tab w:val="left" w:pos="14656"/>
-        </w:tabs>
-        <w:spacing w:after="0" w:line="240" w:lineRule="auto"/>
-        <w:rPr>
-          <w:rFonts w:ascii="Courier New" w:eastAsia="Times New Roman" w:hAnsi="Courier New" w:cs="Courier New"/>
-          <w:sz w:val="20"/>
-          <w:szCs w:val="20"/>
-          <w:lang w:eastAsia="ru-RU"/>
-        </w:rPr>
-      </w:pPr>
-      <w:proofErr w:type="spellStart"/>
-      <w:r>
-        <w:rPr>
-          <w:rFonts w:ascii="Courier New" w:eastAsia="Times New Roman" w:hAnsi="Courier New" w:cs="Courier New"/>
-          <w:sz w:val="20"/>
-          <w:szCs w:val="20"/>
-          <w:lang w:eastAsia="ru-RU"/>
-        </w:rPr>
-        <w:t>КопироватьРедактировать</w:t>
-      </w:r>
-      <w:proofErr w:type="spellEnd"/>
-    </w:p>
-    <w:p>
-      <w:pPr>
-        <w:tabs>
-          <w:tab w:val="left" w:pos="916"/>
-          <w:tab w:val="left" w:pos="1832"/>
-          <w:tab w:val="left" w:pos="2748"/>
-          <w:tab w:val="left" w:pos="3664"/>
-          <w:tab w:val="left" w:pos="4580"/>
-          <w:tab w:val="left" w:pos="5496"/>
-          <w:tab w:val="left" w:pos="6412"/>
-          <w:tab w:val="left" w:pos="7328"/>
-          <w:tab w:val="left" w:pos="8244"/>
-          <w:tab w:val="left" w:pos="9160"/>
-          <w:tab w:val="left" w:pos="10076"/>
-          <w:tab w:val="left" w:pos="10992"/>
-          <w:tab w:val="left" w:pos="11908"/>
-          <w:tab w:val="left" w:pos="12824"/>
-          <w:tab w:val="left" w:pos="13740"/>
-          <w:tab w:val="left" w:pos="14656"/>
-        </w:tabs>
-        <w:spacing w:after="0" w:line="240" w:lineRule="auto"/>
-        <w:rPr>
-          <w:rFonts w:ascii="Courier New" w:eastAsia="Times New Roman" w:hAnsi="Courier New" w:cs="Courier New"/>
-          <w:sz w:val="20"/>
-          <w:szCs w:val="20"/>
-          <w:lang w:eastAsia="ru-RU"/>
-        </w:rPr>
-      </w:pPr>
-      <w:proofErr w:type="spellStart"/>
-      <w:r>
-        <w:rPr>
-          <w:rFonts w:ascii="Courier New" w:eastAsia="Times New Roman" w:hAnsi="Courier New" w:cs="Courier New"/>
-          <w:sz w:val="20"/>
-          <w:szCs w:val="20"/>
-          <w:lang w:eastAsia="ru-RU"/>
-        </w:rPr>
-        <w:t>gridColumn.OptionsColumn.AllowEdit</w:t>
-      </w:r>
-      <w:proofErr w:type="spellEnd"/>
-      <w:r>
-        <w:rPr>
-          <w:rFonts w:ascii="Courier New" w:eastAsia="Times New Roman" w:hAnsi="Courier New" w:cs="Courier New"/>
-          <w:sz w:val="20"/>
-          <w:szCs w:val="20"/>
-          <w:lang w:eastAsia="ru-RU"/>
-        </w:rPr>
-        <w:t xml:space="preserve"> = </w:t>
-      </w:r>
-      <w:proofErr w:type="spellStart"/>
-      <w:r>
-        <w:rPr>
-          <w:rFonts w:ascii="Courier New" w:eastAsia="Times New Roman" w:hAnsi="Courier New" w:cs="Courier New"/>
-          <w:sz w:val="20"/>
-          <w:szCs w:val="20"/>
-          <w:lang w:eastAsia="ru-RU"/>
-        </w:rPr>
-        <w:t>readOnly</w:t>
-      </w:r>
-      <w:proofErr w:type="spellEnd"/>
-      <w:r>
-        <w:rPr>
-          <w:rFonts w:ascii="Courier New" w:eastAsia="Times New Roman" w:hAnsi="Courier New" w:cs="Courier New"/>
-          <w:sz w:val="20"/>
-          <w:szCs w:val="20"/>
-          <w:lang w:eastAsia="ru-RU"/>
-        </w:rPr>
-        <w:t xml:space="preserve"> == 0;</w:t>
-      </w:r>
-    </w:p>
-    <w:p>
-      <w:pPr>
-        <w:tabs>
-          <w:tab w:val="left" w:pos="916"/>
-          <w:tab w:val="left" w:pos="1832"/>
-          <w:tab w:val="left" w:pos="2748"/>
-          <w:tab w:val="left" w:pos="3664"/>
-          <w:tab w:val="left" w:pos="4580"/>
-          <w:tab w:val="left" w:pos="5496"/>
-          <w:tab w:val="left" w:pos="6412"/>
-          <w:tab w:val="left" w:pos="7328"/>
-          <w:tab w:val="left" w:pos="8244"/>
-          <w:tab w:val="left" w:pos="9160"/>
-          <w:tab w:val="left" w:pos="10076"/>
-          <w:tab w:val="left" w:pos="10992"/>
-          <w:tab w:val="left" w:pos="11908"/>
-          <w:tab w:val="left" w:pos="12824"/>
-          <w:tab w:val="left" w:pos="13740"/>
-          <w:tab w:val="left" w:pos="14656"/>
-        </w:tabs>
-        <w:spacing w:after="0" w:line="240" w:lineRule="auto"/>
-        <w:rPr>
-          <w:rFonts w:ascii="Courier New" w:eastAsia="Times New Roman" w:hAnsi="Courier New" w:cs="Courier New"/>
-          <w:sz w:val="20"/>
-          <w:szCs w:val="20"/>
-          <w:lang w:eastAsia="ru-RU"/>
-        </w:rPr>
-      </w:pPr>
-      <w:proofErr w:type="spellStart"/>
-      <w:r>
-        <w:rPr>
-          <w:rFonts w:ascii="Courier New" w:eastAsia="Times New Roman" w:hAnsi="Courier New" w:cs="Courier New"/>
-          <w:sz w:val="20"/>
-          <w:szCs w:val="20"/>
-          <w:lang w:eastAsia="ru-RU"/>
-        </w:rPr>
-        <w:t>gridColumn.Visible</w:t>
-      </w:r>
-      <w:proofErr w:type="spellEnd"/>
-      <w:r>
-        <w:rPr>
-          <w:rFonts w:ascii="Courier New" w:eastAsia="Times New Roman" w:hAnsi="Courier New" w:cs="Courier New"/>
-          <w:sz w:val="20"/>
-          <w:szCs w:val="20"/>
-          <w:lang w:eastAsia="ru-RU"/>
-        </w:rPr>
-        <w:t xml:space="preserve"> = разрешено;</w:t>
-      </w:r>
-    </w:p>
-    <w:p>
-      <w:pPr>
-        <w:spacing w:beforeAutospacing="1" w:after="100" w:afterAutospacing="1" w:line="240" w:lineRule="auto"/>
-        <w:rPr>
-          <w:rFonts w:ascii="Times New Roman" w:eastAsia="Times New Roman" w:hAnsi="Times New Roman" w:cs="Times New Roman"/>
-          <w:sz w:val="24"/>
-          <w:szCs w:val="24"/>
-          <w:lang w:eastAsia="ru-RU"/>
-        </w:rPr>
-      </w:pPr>
-      <w:r>
-        <w:rPr>
-          <w:rFonts w:ascii="Times New Roman" w:eastAsia="Times New Roman" w:hAnsi="Times New Roman" w:cs="Times New Roman"/>
-          <w:sz w:val="24"/>
-          <w:szCs w:val="24"/>
-          <w:lang w:eastAsia="ru-RU"/>
-        </w:rPr>
-        <w:t xml:space="preserve">Фильтрация и настройка доступа основана на таблице </w:t>
-      </w:r>
-      <w:proofErr w:type="spellStart"/>
-      <w:r>
-        <w:rPr>
-          <w:rFonts w:ascii="Courier New" w:eastAsia="Times New Roman" w:hAnsi="Courier New" w:cs="Courier New"/>
-          <w:sz w:val="20"/>
-          <w:szCs w:val="20"/>
-          <w:lang w:eastAsia="ru-RU"/>
-        </w:rPr>
-        <w:t>RoleColumn</w:t>
-      </w:r>
-      <w:proofErr w:type="spellEnd"/>
-      <w:r>
-        <w:rPr>
-          <w:rFonts w:ascii="Times New Roman" w:eastAsia="Times New Roman" w:hAnsi="Times New Roman" w:cs="Times New Roman"/>
-          <w:sz w:val="24"/>
-          <w:szCs w:val="24"/>
-          <w:lang w:eastAsia="ru-RU"/>
-        </w:rPr>
-        <w:t>, где хранятся права на каждую роль/объект/колонку.</w:t>
-      </w:r>
-    </w:p>
-    <w:p>
-      <w:pPr>
-        <w:spacing w:after="0" w:line="240" w:lineRule="auto"/>
-        <w:rPr>
-          <w:rFonts w:ascii="Times New Roman" w:eastAsia="Times New Roman" w:hAnsi="Times New Roman" w:cs="Times New Roman"/>
-          <w:sz w:val="24"/>
-          <w:szCs w:val="24"/>
-          <w:lang w:eastAsia="ru-RU"/>
-        </w:rPr>
-      </w:pPr>
-      <w:r>
-        <w:rPr>
-          <w:rFonts w:ascii="Times New Roman" w:eastAsia="Times New Roman" w:hAnsi="Times New Roman" w:cs="Times New Roman"/>
-          <w:sz w:val="24"/>
-          <w:szCs w:val="24"/>
-          <w:lang w:eastAsia="ru-RU"/>
-        </w:rPr>
-        <w:pict>
-          <v:rect id="_x0000_i1027" style="width:0;height:1.5pt" o:hralign="center" o:hrstd="t" o:hr="t" fillcolor="#a0a0a0" stroked="f"/>
-        </w:pict>
-      </w:r>
-    </w:p>
-    <w:p>
-      <w:pPr>
-        <w:spacing w:before="100" w:beforeAutospacing="1" w:after="100" w:afterAutospacing="1" w:line="240" w:lineRule="auto"/>
-        <w:outlineLvl w:val="1"/>
+        <w:t xml:space="preserve">✅ Шаг </w:t>
+      </w:r>
+      <w:r>
         <w:rPr>
           <w:rFonts w:ascii="Times New Roman" w:eastAsia="Times New Roman" w:hAnsi="Times New Roman" w:cs="Times New Roman"/>
           <w:b/>
@@ -2011,7 +3733,8 @@
           <w:szCs w:val="36"/>
           <w:lang w:eastAsia="ru-RU"/>
         </w:rPr>
-      </w:pPr>
+        <w:t>4</w:t>
+      </w:r>
       <w:r>
         <w:rPr>
           <w:rFonts w:ascii="Times New Roman" w:eastAsia="Times New Roman" w:hAnsi="Times New Roman" w:cs="Times New Roman"/>
@@ -2021,7 +3744,7 @@
           <w:szCs w:val="36"/>
           <w:lang w:eastAsia="ru-RU"/>
         </w:rPr>
-        <w:t>✅ Шаг 4: Результат</w:t>
+        <w:t>: Результат</w:t>
       </w:r>
     </w:p>
     <w:tbl>
@@ -2037,7 +3760,7 @@
         <w:tblLook w:val="04A0" w:firstRow="1" w:lastRow="0" w:firstColumn="1" w:lastColumn="0" w:noHBand="0" w:noVBand="1"/>
       </w:tblPr>
       <w:tblGrid>
-        <w:gridCol w:w="1840"/>
+        <w:gridCol w:w="1717"/>
         <w:gridCol w:w="1253"/>
         <w:gridCol w:w="1959"/>
       </w:tblGrid>
@@ -2199,7 +3922,16 @@
                 <w:szCs w:val="24"/>
                 <w:lang w:eastAsia="ru-RU"/>
               </w:rPr>
-              <w:t>❌ скрыта</w:t>
+              <w:t xml:space="preserve">  </w:t>
+            </w:r>
+            <w:r>
+              <w:rPr>
+                <w:rFonts w:ascii="Times New Roman" w:eastAsia="Times New Roman" w:hAnsi="Times New Roman" w:cs="Times New Roman"/>
+                <w:sz w:val="24"/>
+                <w:szCs w:val="24"/>
+                <w:lang w:eastAsia="ru-RU"/>
+              </w:rPr>
+              <w:t xml:space="preserve">❌ </w:t>
             </w:r>
           </w:p>
         </w:tc>
@@ -2226,7 +3958,7 @@
                 <w:szCs w:val="24"/>
                 <w:lang w:eastAsia="ru-RU"/>
               </w:rPr>
-              <w:t>—</w:t>
+              <w:t>❌</w:t>
             </w:r>
           </w:p>
         </w:tc>
@@ -2258,7 +3990,16 @@
                 <w:szCs w:val="24"/>
                 <w:lang w:eastAsia="ru-RU"/>
               </w:rPr>
-              <w:t>Только просмотр</w:t>
+              <w:t>П</w:t>
+            </w:r>
+            <w:r>
+              <w:rPr>
+                <w:rFonts w:ascii="Times New Roman" w:eastAsia="Times New Roman" w:hAnsi="Times New Roman" w:cs="Times New Roman"/>
+                <w:sz w:val="24"/>
+                <w:szCs w:val="24"/>
+                <w:lang w:eastAsia="ru-RU"/>
+              </w:rPr>
+              <w:t>росмотр</w:t>
             </w:r>
           </w:p>
         </w:tc>
@@ -2285,7 +4026,16 @@
                 <w:szCs w:val="24"/>
                 <w:lang w:eastAsia="ru-RU"/>
               </w:rPr>
-              <w:t>✅ видна</w:t>
+              <w:t xml:space="preserve">  </w:t>
+            </w:r>
+            <w:r>
+              <w:rPr>
+                <w:rFonts w:ascii="Times New Roman" w:eastAsia="Times New Roman" w:hAnsi="Times New Roman" w:cs="Times New Roman"/>
+                <w:sz w:val="24"/>
+                <w:szCs w:val="24"/>
+                <w:lang w:eastAsia="ru-RU"/>
+              </w:rPr>
+              <w:t xml:space="preserve">✅ </w:t>
             </w:r>
           </w:p>
         </w:tc>
@@ -2307,21 +4057,12 @@
             </w:pPr>
             <w:r>
               <w:rPr>
-                <w:rFonts w:ascii="Segoe UI Symbol" w:eastAsia="Times New Roman" w:hAnsi="Segoe UI Symbol" w:cs="Segoe UI Symbol"/>
-                <w:sz w:val="24"/>
-                <w:szCs w:val="24"/>
-                <w:lang w:eastAsia="ru-RU"/>
-              </w:rPr>
-              <w:t>🔒</w:t>
-            </w:r>
-            <w:r>
-              <w:rPr>
                 <w:rFonts w:ascii="Times New Roman" w:eastAsia="Times New Roman" w:hAnsi="Times New Roman" w:cs="Times New Roman"/>
                 <w:sz w:val="24"/>
                 <w:szCs w:val="24"/>
                 <w:lang w:eastAsia="ru-RU"/>
               </w:rPr>
-              <w:t xml:space="preserve"> нет</w:t>
+              <w:t>❌</w:t>
             </w:r>
           </w:p>
         </w:tc>
@@ -2380,7 +4121,16 @@
                 <w:szCs w:val="24"/>
                 <w:lang w:eastAsia="ru-RU"/>
               </w:rPr>
-              <w:t>✅ видна</w:t>
+              <w:t xml:space="preserve">  </w:t>
+            </w:r>
+            <w:r>
+              <w:rPr>
+                <w:rFonts w:ascii="Times New Roman" w:eastAsia="Times New Roman" w:hAnsi="Times New Roman" w:cs="Times New Roman"/>
+                <w:sz w:val="24"/>
+                <w:szCs w:val="24"/>
+                <w:lang w:eastAsia="ru-RU"/>
+              </w:rPr>
+              <w:t xml:space="preserve">✅ </w:t>
             </w:r>
           </w:p>
         </w:tc>
@@ -2402,21 +4152,12 @@
             </w:pPr>
             <w:r>
               <w:rPr>
-                <w:rFonts w:ascii="MS Gothic" w:eastAsia="MS Gothic" w:hAnsi="MS Gothic" w:cs="MS Gothic"/>
-                <w:sz w:val="24"/>
-                <w:szCs w:val="24"/>
-                <w:lang w:eastAsia="ru-RU"/>
-              </w:rPr>
-              <w:t>✏</w:t>
-            </w:r>
-            <w:r>
-              <w:rPr>
                 <w:rFonts w:ascii="Times New Roman" w:eastAsia="Times New Roman" w:hAnsi="Times New Roman" w:cs="Times New Roman"/>
                 <w:sz w:val="24"/>
                 <w:szCs w:val="24"/>
                 <w:lang w:eastAsia="ru-RU"/>
               </w:rPr>
-              <w:t>️ да</w:t>
+              <w:t>✅</w:t>
             </w:r>
           </w:p>
         </w:tc>
@@ -2445,6 +4186,140 @@
       </w:r>
     </w:p>
     <w:p>
+      <w:r>
+        <w:t>Выбранные параметры:</w:t>
+      </w:r>
+    </w:p>
+    <w:p>
+      <w:r>
+        <w:rPr>
+          <w:noProof/>
+          <w:lang w:eastAsia="ru-RU"/>
+        </w:rPr>
+        <w:drawing>
+          <wp:inline distT="0" distB="0" distL="0" distR="0" wp14:anchorId="594F20CD" wp14:editId="5FF383B6">
+            <wp:extent cx="1733550" cy="1133475"/>
+            <wp:effectExtent l="0" t="0" r="0" b="9525"/>
+            <wp:docPr id="12" name="Рисунок 12"/>
+            <wp:cNvGraphicFramePr>
+              <a:graphicFrameLocks xmlns:a="http://schemas.openxmlformats.org/drawingml/2006/main" noChangeAspect="1"/>
+            </wp:cNvGraphicFramePr>
+            <a:graphic xmlns:a="http://schemas.openxmlformats.org/drawingml/2006/main">
+              <a:graphicData uri="http://schemas.openxmlformats.org/drawingml/2006/picture">
+                <pic:pic xmlns:pic="http://schemas.openxmlformats.org/drawingml/2006/picture">
+                  <pic:nvPicPr>
+                    <pic:cNvPr id="0" name=""/>
+                    <pic:cNvPicPr/>
+                  </pic:nvPicPr>
+                  <pic:blipFill>
+                    <a:blip r:embed="rId14"/>
+                    <a:stretch>
+                      <a:fillRect/>
+                    </a:stretch>
+                  </pic:blipFill>
+                  <pic:spPr>
+                    <a:xfrm>
+                      <a:off x="0" y="0"/>
+                      <a:ext cx="1733550" cy="1133475"/>
+                    </a:xfrm>
+                    <a:prstGeom prst="rect">
+                      <a:avLst/>
+                    </a:prstGeom>
+                  </pic:spPr>
+                </pic:pic>
+              </a:graphicData>
+            </a:graphic>
+          </wp:inline>
+        </w:drawing>
+      </w:r>
+    </w:p>
+    <w:p>
+      <w:r>
+        <w:t>Результат:</w:t>
+      </w:r>
+    </w:p>
+    <w:p>
+      <w:r>
+        <w:rPr>
+          <w:noProof/>
+          <w:lang w:eastAsia="ru-RU"/>
+        </w:rPr>
+        <w:drawing>
+          <wp:inline distT="0" distB="0" distL="0" distR="0" wp14:anchorId="3B022AC6" wp14:editId="5D2FBA81">
+            <wp:extent cx="5216056" cy="1377826"/>
+            <wp:effectExtent l="0" t="0" r="3810" b="0"/>
+            <wp:docPr id="14" name="Рисунок 14"/>
+            <wp:cNvGraphicFramePr>
+              <a:graphicFrameLocks xmlns:a="http://schemas.openxmlformats.org/drawingml/2006/main" noChangeAspect="1"/>
+            </wp:cNvGraphicFramePr>
+            <a:graphic xmlns:a="http://schemas.openxmlformats.org/drawingml/2006/main">
+              <a:graphicData uri="http://schemas.openxmlformats.org/drawingml/2006/picture">
+                <pic:pic xmlns:pic="http://schemas.openxmlformats.org/drawingml/2006/picture">
+                  <pic:nvPicPr>
+                    <pic:cNvPr id="0" name=""/>
+                    <pic:cNvPicPr/>
+                  </pic:nvPicPr>
+                  <pic:blipFill>
+                    <a:blip r:embed="rId15"/>
+                    <a:stretch>
+                      <a:fillRect/>
+                    </a:stretch>
+                  </pic:blipFill>
+                  <pic:spPr>
+                    <a:xfrm>
+                      <a:off x="0" y="0"/>
+                      <a:ext cx="5225253" cy="1380255"/>
+                    </a:xfrm>
+                    <a:prstGeom prst="rect">
+                      <a:avLst/>
+                    </a:prstGeom>
+                  </pic:spPr>
+                </pic:pic>
+              </a:graphicData>
+            </a:graphic>
+          </wp:inline>
+        </w:drawing>
+      </w:r>
+    </w:p>
+    <w:p>
+      <w:r>
+        <w:t xml:space="preserve">*Поле </w:t>
+      </w:r>
+      <w:proofErr w:type="spellStart"/>
+      <w:r>
+        <w:rPr>
+          <w:lang w:val="en-US"/>
+        </w:rPr>
+        <w:t>TestID</w:t>
+      </w:r>
+      <w:proofErr w:type="spellEnd"/>
+      <w:r>
+        <w:t xml:space="preserve"> </w:t>
+      </w:r>
+      <w:r>
+        <w:t xml:space="preserve">недоступно для редактирования, </w:t>
+      </w:r>
+      <w:proofErr w:type="spellStart"/>
+      <w:r>
+        <w:rPr>
+          <w:lang w:val="en-US"/>
+        </w:rPr>
+        <w:t>TestSecond</w:t>
+      </w:r>
+      <w:proofErr w:type="spellEnd"/>
+      <w:r>
+        <w:t xml:space="preserve"> </w:t>
+      </w:r>
+      <w:r>
+        <w:t>– скрыто от пользователя.</w:t>
+      </w:r>
+    </w:p>
+    <w:p>
+      <w:r>
+        <w:br w:type="page"/>
+      </w:r>
+    </w:p>
+    <w:p>
       <w:pPr>
         <w:spacing w:before="100" w:beforeAutospacing="1" w:after="100" w:afterAutospacing="1" w:line="240" w:lineRule="auto"/>
         <w:outlineLvl w:val="1"/>
@@ -2459,14 +4334,15 @@
       </w:pPr>
       <w:r>
         <w:rPr>
-          <w:rFonts w:ascii="Segoe UI Symbol" w:eastAsia="Times New Roman" w:hAnsi="Segoe UI Symbol" w:cs="Segoe UI Symbol"/>
+          <w:rFonts w:ascii="Times New Roman" w:eastAsia="Times New Roman" w:hAnsi="Times New Roman" w:cs="Times New Roman"/>
           <w:b/>
           <w:bCs/>
           <w:sz w:val="36"/>
           <w:szCs w:val="36"/>
           <w:lang w:eastAsia="ru-RU"/>
         </w:rPr>
-        <w:t>📌</w:t>
+        <w:lastRenderedPageBreak/>
+        <w:t xml:space="preserve">✅ </w:t>
       </w:r>
       <w:r>
         <w:rPr>
@@ -2477,9 +4353,3446 @@
           <w:szCs w:val="36"/>
           <w:lang w:eastAsia="ru-RU"/>
         </w:rPr>
-        <w:t xml:space="preserve"> Советы</w:t>
-      </w:r>
-    </w:p>
+        <w:t>Дополнение</w:t>
+      </w:r>
+      <w:r>
+        <w:rPr>
+          <w:rFonts w:ascii="Times New Roman" w:eastAsia="Times New Roman" w:hAnsi="Times New Roman" w:cs="Times New Roman"/>
+          <w:b/>
+          <w:bCs/>
+          <w:sz w:val="36"/>
+          <w:szCs w:val="36"/>
+          <w:lang w:eastAsia="ru-RU"/>
+        </w:rPr>
+        <w:t xml:space="preserve">: </w:t>
+      </w:r>
+      <w:r>
+        <w:rPr>
+          <w:rFonts w:ascii="Times New Roman" w:eastAsia="Times New Roman" w:hAnsi="Times New Roman" w:cs="Times New Roman"/>
+          <w:b/>
+          <w:bCs/>
+          <w:sz w:val="36"/>
+          <w:szCs w:val="36"/>
+          <w:lang w:eastAsia="ru-RU"/>
+        </w:rPr>
+        <w:t>Универсальный справочник</w:t>
+      </w:r>
+    </w:p>
+    <w:p>
+      <w:pPr>
+        <w:spacing w:before="100" w:beforeAutospacing="1" w:after="100" w:afterAutospacing="1" w:line="240" w:lineRule="auto"/>
+        <w:jc w:val="both"/>
+      </w:pPr>
+      <w:r>
+        <w:rPr>
+          <w:rFonts w:ascii="Times New Roman" w:eastAsia="Times New Roman" w:hAnsi="Times New Roman" w:cs="Times New Roman"/>
+          <w:sz w:val="24"/>
+          <w:szCs w:val="24"/>
+          <w:lang w:eastAsia="ru-RU"/>
+        </w:rPr>
+        <w:t xml:space="preserve">Любую таблицу можно открыть в универсальной форме для справочников, для распределения прав необходимо выбрать форму, как показано на рисунке, в остальном принцип тот же. Подробнее </w:t>
+      </w:r>
+      <w:proofErr w:type="gramStart"/>
+      <w:r>
+        <w:rPr>
+          <w:rFonts w:ascii="Times New Roman" w:eastAsia="Times New Roman" w:hAnsi="Times New Roman" w:cs="Times New Roman"/>
+          <w:sz w:val="24"/>
+          <w:szCs w:val="24"/>
+          <w:lang w:eastAsia="ru-RU"/>
+        </w:rPr>
+        <w:t>см</w:t>
+      </w:r>
+      <w:proofErr w:type="gramEnd"/>
+      <w:r>
+        <w:rPr>
+          <w:rFonts w:ascii="Times New Roman" w:eastAsia="Times New Roman" w:hAnsi="Times New Roman" w:cs="Times New Roman"/>
+          <w:sz w:val="24"/>
+          <w:szCs w:val="24"/>
+          <w:lang w:eastAsia="ru-RU"/>
+        </w:rPr>
+        <w:t xml:space="preserve"> файл «Универсальный справочник».</w:t>
+      </w:r>
+    </w:p>
+    <w:p>
+      <w:r>
+        <w:rPr>
+          <w:noProof/>
+          <w:lang w:eastAsia="ru-RU"/>
+        </w:rPr>
+        <w:drawing>
+          <wp:inline distT="0" distB="0" distL="0" distR="0" wp14:anchorId="08330CF6" wp14:editId="41B2F93E">
+            <wp:extent cx="5940425" cy="2689715"/>
+            <wp:effectExtent l="0" t="0" r="3175" b="0"/>
+            <wp:docPr id="15" name="Рисунок 15"/>
+            <wp:cNvGraphicFramePr>
+              <a:graphicFrameLocks xmlns:a="http://schemas.openxmlformats.org/drawingml/2006/main" noChangeAspect="1"/>
+            </wp:cNvGraphicFramePr>
+            <a:graphic xmlns:a="http://schemas.openxmlformats.org/drawingml/2006/main">
+              <a:graphicData uri="http://schemas.openxmlformats.org/drawingml/2006/picture">
+                <pic:pic xmlns:pic="http://schemas.openxmlformats.org/drawingml/2006/picture">
+                  <pic:nvPicPr>
+                    <pic:cNvPr id="0" name=""/>
+                    <pic:cNvPicPr/>
+                  </pic:nvPicPr>
+                  <pic:blipFill>
+                    <a:blip r:embed="rId16"/>
+                    <a:stretch>
+                      <a:fillRect/>
+                    </a:stretch>
+                  </pic:blipFill>
+                  <pic:spPr>
+                    <a:xfrm>
+                      <a:off x="0" y="0"/>
+                      <a:ext cx="5940425" cy="2689715"/>
+                    </a:xfrm>
+                    <a:prstGeom prst="rect">
+                      <a:avLst/>
+                    </a:prstGeom>
+                  </pic:spPr>
+                </pic:pic>
+              </a:graphicData>
+            </a:graphic>
+          </wp:inline>
+        </w:drawing>
+      </w:r>
+    </w:p>
+    <w:p>
+      <w:r>
+        <w:br w:type="page"/>
+      </w:r>
+    </w:p>
+    <w:p>
+      <w:pPr>
+        <w:pStyle w:val="2"/>
+        <w:rPr>
+          <w:color w:val="FF0000"/>
+        </w:rPr>
+      </w:pPr>
+      <w:r>
+        <w:rPr>
+          <w:rFonts w:ascii="Segoe UI Symbol" w:hAnsi="Segoe UI Symbol" w:cs="Segoe UI Symbol"/>
+          <w:color w:val="FF0000"/>
+        </w:rPr>
+        <w:lastRenderedPageBreak/>
+        <w:t>🛡</w:t>
+      </w:r>
+      <w:r>
+        <w:rPr>
+          <w:color w:val="FF0000"/>
+        </w:rPr>
+        <w:t xml:space="preserve"> ВНИМАНИЕ! ДАЛЬШЕ ИДЕТ</w:t>
+      </w:r>
+      <w:r>
+        <w:rPr>
+          <w:color w:val="FF0000"/>
+        </w:rPr>
+        <w:t xml:space="preserve"> </w:t>
+      </w:r>
+      <w:r>
+        <w:rPr>
+          <w:color w:val="FF0000"/>
+        </w:rPr>
+        <w:t>ЛОГИКА КОДА:</w:t>
+      </w:r>
+    </w:p>
+    <w:p>
+      <w:pPr>
+        <w:pStyle w:val="2"/>
+      </w:pPr>
+      <w:r>
+        <w:rPr>
+          <w:rFonts w:ascii="Cambria" w:hAnsi="Cambria" w:cs="Cambria"/>
+        </w:rPr>
+        <w:t>🧩</w:t>
+      </w:r>
+      <w:r>
+        <w:t xml:space="preserve"> Цель</w:t>
+      </w:r>
+    </w:p>
+    <w:p>
+      <w:pPr>
+        <w:pStyle w:val="a3"/>
+      </w:pPr>
+      <w:r>
+        <w:t xml:space="preserve">Позволить настраивать доступ </w:t>
+      </w:r>
+      <w:r>
+        <w:rPr>
+          <w:rStyle w:val="a4"/>
+        </w:rPr>
+        <w:t>на уровне отдельных колонок таблицы</w:t>
+      </w:r>
+      <w:r>
+        <w:t>, в зависимости от ролей пользователя:</w:t>
+      </w:r>
+    </w:p>
+    <w:p>
+      <w:pPr>
+        <w:pStyle w:val="a3"/>
+        <w:numPr>
+          <w:ilvl w:val="0"/>
+          <w:numId w:val="3"/>
+        </w:numPr>
+      </w:pPr>
+      <w:r>
+        <w:rPr>
+          <w:rFonts w:ascii="Segoe UI Symbol" w:hAnsi="Segoe UI Symbol" w:cs="Segoe UI Symbol"/>
+        </w:rPr>
+        <w:t>🔒</w:t>
+      </w:r>
+      <w:r>
+        <w:t xml:space="preserve"> Скрыть колонку полностью</w:t>
+      </w:r>
+    </w:p>
+    <w:p>
+      <w:pPr>
+        <w:pStyle w:val="a3"/>
+        <w:numPr>
+          <w:ilvl w:val="0"/>
+          <w:numId w:val="3"/>
+        </w:numPr>
+      </w:pPr>
+      <w:r>
+        <w:rPr>
+          <w:rFonts w:ascii="Segoe UI Symbol" w:hAnsi="Segoe UI Symbol" w:cs="Segoe UI Symbol"/>
+        </w:rPr>
+        <w:t>👁</w:t>
+      </w:r>
+      <w:r>
+        <w:t>️ Показать колонку только для чтения</w:t>
+      </w:r>
+    </w:p>
+    <w:p>
+      <w:pPr>
+        <w:pStyle w:val="a3"/>
+        <w:numPr>
+          <w:ilvl w:val="0"/>
+          <w:numId w:val="3"/>
+        </w:numPr>
+      </w:pPr>
+      <w:r>
+        <w:rPr>
+          <w:rFonts w:ascii="MS Gothic" w:eastAsia="MS Gothic" w:hAnsi="MS Gothic" w:cs="MS Gothic" w:hint="eastAsia"/>
+        </w:rPr>
+        <w:t>✍</w:t>
+      </w:r>
+      <w:r>
+        <w:t>️ Сделать колонку редактируемой</w:t>
+      </w:r>
+    </w:p>
+    <w:p>
+      <w:r>
+        <w:pict>
+          <v:rect id="_x0000_i1029" style="width:0;height:1.5pt" o:hralign="center" o:hrstd="t" o:hr="t" fillcolor="#a0a0a0" stroked="f"/>
+        </w:pict>
+      </w:r>
+    </w:p>
+    <w:p>
+      <w:pPr>
+        <w:pStyle w:val="2"/>
+      </w:pPr>
+      <w:r>
+        <w:rPr>
+          <w:rFonts w:ascii="Segoe UI Symbol" w:hAnsi="Segoe UI Symbol" w:cs="Segoe UI Symbol"/>
+        </w:rPr>
+        <w:t>🗃</w:t>
+      </w:r>
+      <w:r>
+        <w:t>️ Структура базы</w:t>
+      </w:r>
+    </w:p>
+    <w:p>
+      <w:pPr>
+        <w:pStyle w:val="3"/>
+      </w:pPr>
+      <w:r>
+        <w:t xml:space="preserve">Таблица </w:t>
+      </w:r>
+      <w:proofErr w:type="spellStart"/>
+      <w:r>
+        <w:rPr>
+          <w:rStyle w:val="HTML"/>
+          <w:rFonts w:eastAsiaTheme="majorEastAsia"/>
+        </w:rPr>
+        <w:t>all_column_name</w:t>
+      </w:r>
+      <w:proofErr w:type="spellEnd"/>
+      <w:r>
+        <w:t xml:space="preserve"> (SQL)</w:t>
+      </w:r>
+    </w:p>
+    <w:p>
+      <w:pPr>
+        <w:pStyle w:val="a3"/>
+      </w:pPr>
+      <w:r>
+        <w:t>Хранит описание всех колонок каждой таблицы:</w:t>
+      </w:r>
+    </w:p>
+    <w:tbl>
+      <w:tblPr>
+        <w:tblW w:w="0" w:type="auto"/>
+        <w:tblCellSpacing w:w="15" w:type="dxa"/>
+        <w:tblCellMar>
+          <w:top w:w="15" w:type="dxa"/>
+          <w:left w:w="15" w:type="dxa"/>
+          <w:bottom w:w="15" w:type="dxa"/>
+          <w:right w:w="15" w:type="dxa"/>
+        </w:tblCellMar>
+        <w:tblLook w:val="04A0" w:firstRow="1" w:lastRow="0" w:firstColumn="1" w:lastColumn="0" w:noHBand="0" w:noVBand="1"/>
+      </w:tblPr>
+      <w:tblGrid>
+        <w:gridCol w:w="1156"/>
+        <w:gridCol w:w="2984"/>
+      </w:tblGrid>
+      <w:tr>
+        <w:trPr>
+          <w:tblHeader/>
+          <w:tblCellSpacing w:w="15" w:type="dxa"/>
+        </w:trPr>
+        <w:tc>
+          <w:tcPr>
+            <w:tcW w:w="0" w:type="auto"/>
+            <w:vAlign w:val="center"/>
+            <w:hideMark/>
+          </w:tcPr>
+          <w:p>
+            <w:pPr>
+              <w:jc w:val="center"/>
+              <w:rPr>
+                <w:b/>
+                <w:bCs/>
+                <w:sz w:val="24"/>
+                <w:szCs w:val="24"/>
+              </w:rPr>
+            </w:pPr>
+            <w:r>
+              <w:rPr>
+                <w:b/>
+                <w:bCs/>
+              </w:rPr>
+              <w:t>Поле</w:t>
+            </w:r>
+          </w:p>
+        </w:tc>
+        <w:tc>
+          <w:tcPr>
+            <w:tcW w:w="0" w:type="auto"/>
+            <w:vAlign w:val="center"/>
+            <w:hideMark/>
+          </w:tcPr>
+          <w:p>
+            <w:pPr>
+              <w:jc w:val="center"/>
+              <w:rPr>
+                <w:b/>
+                <w:bCs/>
+                <w:sz w:val="24"/>
+                <w:szCs w:val="24"/>
+              </w:rPr>
+            </w:pPr>
+            <w:r>
+              <w:rPr>
+                <w:b/>
+                <w:bCs/>
+              </w:rPr>
+              <w:t>Описание</w:t>
+            </w:r>
+          </w:p>
+        </w:tc>
+      </w:tr>
+      <w:tr>
+        <w:trPr>
+          <w:tblCellSpacing w:w="15" w:type="dxa"/>
+        </w:trPr>
+        <w:tc>
+          <w:tcPr>
+            <w:tcW w:w="0" w:type="auto"/>
+            <w:vAlign w:val="center"/>
+            <w:hideMark/>
+          </w:tcPr>
+          <w:p>
+            <w:pPr>
+              <w:rPr>
+                <w:sz w:val="24"/>
+                <w:szCs w:val="24"/>
+              </w:rPr>
+            </w:pPr>
+            <w:proofErr w:type="spellStart"/>
+            <w:r>
+              <w:rPr>
+                <w:rStyle w:val="HTML"/>
+                <w:rFonts w:eastAsiaTheme="minorHAnsi"/>
+              </w:rPr>
+              <w:t>id_acn</w:t>
+            </w:r>
+            <w:proofErr w:type="spellEnd"/>
+          </w:p>
+        </w:tc>
+        <w:tc>
+          <w:tcPr>
+            <w:tcW w:w="0" w:type="auto"/>
+            <w:vAlign w:val="center"/>
+            <w:hideMark/>
+          </w:tcPr>
+          <w:p>
+            <w:pPr>
+              <w:rPr>
+                <w:sz w:val="24"/>
+                <w:szCs w:val="24"/>
+              </w:rPr>
+            </w:pPr>
+            <w:r>
+              <w:t>ID колонки</w:t>
+            </w:r>
+          </w:p>
+        </w:tc>
+      </w:tr>
+      <w:tr>
+        <w:trPr>
+          <w:tblCellSpacing w:w="15" w:type="dxa"/>
+        </w:trPr>
+        <w:tc>
+          <w:tcPr>
+            <w:tcW w:w="0" w:type="auto"/>
+            <w:vAlign w:val="center"/>
+            <w:hideMark/>
+          </w:tcPr>
+          <w:p>
+            <w:pPr>
+              <w:rPr>
+                <w:sz w:val="24"/>
+                <w:szCs w:val="24"/>
+              </w:rPr>
+            </w:pPr>
+            <w:proofErr w:type="spellStart"/>
+            <w:r>
+              <w:rPr>
+                <w:rStyle w:val="HTML"/>
+                <w:rFonts w:eastAsiaTheme="minorHAnsi"/>
+              </w:rPr>
+              <w:t>id_atn</w:t>
+            </w:r>
+            <w:proofErr w:type="spellEnd"/>
+          </w:p>
+        </w:tc>
+        <w:tc>
+          <w:tcPr>
+            <w:tcW w:w="0" w:type="auto"/>
+            <w:vAlign w:val="center"/>
+            <w:hideMark/>
+          </w:tcPr>
+          <w:p>
+            <w:pPr>
+              <w:rPr>
+                <w:sz w:val="24"/>
+                <w:szCs w:val="24"/>
+                <w:lang w:val="en-US"/>
+              </w:rPr>
+            </w:pPr>
+            <w:r>
+              <w:rPr>
+                <w:lang w:val="en-US"/>
+              </w:rPr>
+              <w:t xml:space="preserve">ID </w:t>
+            </w:r>
+            <w:r>
+              <w:t>таблицы</w:t>
+            </w:r>
+            <w:r>
+              <w:rPr>
+                <w:lang w:val="en-US"/>
+              </w:rPr>
+              <w:t xml:space="preserve"> (</w:t>
+            </w:r>
+            <w:proofErr w:type="spellStart"/>
+            <w:r>
+              <w:rPr>
+                <w:rStyle w:val="HTML"/>
+                <w:rFonts w:eastAsiaTheme="minorHAnsi"/>
+                <w:lang w:val="en-US"/>
+              </w:rPr>
+              <w:t>all_table_name</w:t>
+            </w:r>
+            <w:proofErr w:type="spellEnd"/>
+            <w:r>
+              <w:rPr>
+                <w:lang w:val="en-US"/>
+              </w:rPr>
+              <w:t>)</w:t>
+            </w:r>
+          </w:p>
+        </w:tc>
+      </w:tr>
+      <w:tr>
+        <w:trPr>
+          <w:tblCellSpacing w:w="15" w:type="dxa"/>
+        </w:trPr>
+        <w:tc>
+          <w:tcPr>
+            <w:tcW w:w="0" w:type="auto"/>
+            <w:vAlign w:val="center"/>
+            <w:hideMark/>
+          </w:tcPr>
+          <w:p>
+            <w:pPr>
+              <w:rPr>
+                <w:sz w:val="24"/>
+                <w:szCs w:val="24"/>
+              </w:rPr>
+            </w:pPr>
+            <w:proofErr w:type="spellStart"/>
+            <w:r>
+              <w:rPr>
+                <w:rStyle w:val="HTML"/>
+                <w:rFonts w:eastAsiaTheme="minorHAnsi"/>
+              </w:rPr>
+              <w:t>name</w:t>
+            </w:r>
+            <w:proofErr w:type="spellEnd"/>
+          </w:p>
+        </w:tc>
+        <w:tc>
+          <w:tcPr>
+            <w:tcW w:w="0" w:type="auto"/>
+            <w:vAlign w:val="center"/>
+            <w:hideMark/>
+          </w:tcPr>
+          <w:p>
+            <w:pPr>
+              <w:rPr>
+                <w:sz w:val="24"/>
+                <w:szCs w:val="24"/>
+              </w:rPr>
+            </w:pPr>
+            <w:r>
+              <w:t>Имя колонки</w:t>
+            </w:r>
+          </w:p>
+        </w:tc>
+      </w:tr>
+      <w:tr>
+        <w:trPr>
+          <w:tblCellSpacing w:w="15" w:type="dxa"/>
+        </w:trPr>
+        <w:tc>
+          <w:tcPr>
+            <w:tcW w:w="0" w:type="auto"/>
+            <w:vAlign w:val="center"/>
+            <w:hideMark/>
+          </w:tcPr>
+          <w:p>
+            <w:pPr>
+              <w:rPr>
+                <w:sz w:val="24"/>
+                <w:szCs w:val="24"/>
+              </w:rPr>
+            </w:pPr>
+            <w:proofErr w:type="spellStart"/>
+            <w:r>
+              <w:rPr>
+                <w:rStyle w:val="HTML"/>
+                <w:rFonts w:eastAsiaTheme="minorHAnsi"/>
+              </w:rPr>
+              <w:t>readonly</w:t>
+            </w:r>
+            <w:proofErr w:type="spellEnd"/>
+          </w:p>
+        </w:tc>
+        <w:tc>
+          <w:tcPr>
+            <w:tcW w:w="0" w:type="auto"/>
+            <w:vAlign w:val="center"/>
+            <w:hideMark/>
+          </w:tcPr>
+          <w:p>
+            <w:pPr>
+              <w:rPr>
+                <w:sz w:val="24"/>
+                <w:szCs w:val="24"/>
+              </w:rPr>
+            </w:pPr>
+            <w:r>
+              <w:t>Только для чтения</w:t>
+            </w:r>
+          </w:p>
+        </w:tc>
+      </w:tr>
+      <w:tr>
+        <w:trPr>
+          <w:tblCellSpacing w:w="15" w:type="dxa"/>
+        </w:trPr>
+        <w:tc>
+          <w:tcPr>
+            <w:tcW w:w="0" w:type="auto"/>
+            <w:vAlign w:val="center"/>
+            <w:hideMark/>
+          </w:tcPr>
+          <w:p>
+            <w:pPr>
+              <w:rPr>
+                <w:sz w:val="24"/>
+                <w:szCs w:val="24"/>
+              </w:rPr>
+            </w:pPr>
+            <w:proofErr w:type="spellStart"/>
+            <w:r>
+              <w:rPr>
+                <w:rStyle w:val="HTML"/>
+                <w:rFonts w:eastAsiaTheme="minorHAnsi"/>
+              </w:rPr>
+              <w:t>data_type</w:t>
+            </w:r>
+            <w:proofErr w:type="spellEnd"/>
+          </w:p>
+        </w:tc>
+        <w:tc>
+          <w:tcPr>
+            <w:tcW w:w="0" w:type="auto"/>
+            <w:vAlign w:val="center"/>
+            <w:hideMark/>
+          </w:tcPr>
+          <w:p>
+            <w:pPr>
+              <w:rPr>
+                <w:sz w:val="24"/>
+                <w:szCs w:val="24"/>
+              </w:rPr>
+            </w:pPr>
+            <w:r>
+              <w:t>Тип данных</w:t>
+            </w:r>
+          </w:p>
+        </w:tc>
+      </w:tr>
+    </w:tbl>
+    <w:p>
+      <w:pPr>
+        <w:pStyle w:val="3"/>
+      </w:pPr>
+      <w:r>
+        <w:t xml:space="preserve">Таблица </w:t>
+      </w:r>
+      <w:proofErr w:type="spellStart"/>
+      <w:r>
+        <w:rPr>
+          <w:rStyle w:val="HTML"/>
+          <w:rFonts w:eastAsiaTheme="majorEastAsia"/>
+        </w:rPr>
+        <w:t>RoleColumn</w:t>
+      </w:r>
+      <w:proofErr w:type="spellEnd"/>
+    </w:p>
+    <w:p>
+      <w:pPr>
+        <w:pStyle w:val="a3"/>
+      </w:pPr>
+      <w:r>
+        <w:t>Определяет права доступа на колонку:</w:t>
+      </w:r>
+    </w:p>
+    <w:tbl>
+      <w:tblPr>
+        <w:tblW w:w="0" w:type="auto"/>
+        <w:tblCellSpacing w:w="15" w:type="dxa"/>
+        <w:tblCellMar>
+          <w:top w:w="15" w:type="dxa"/>
+          <w:left w:w="15" w:type="dxa"/>
+          <w:bottom w:w="15" w:type="dxa"/>
+          <w:right w:w="15" w:type="dxa"/>
+        </w:tblCellMar>
+        <w:tblLook w:val="04A0" w:firstRow="1" w:lastRow="0" w:firstColumn="1" w:lastColumn="0" w:noHBand="0" w:noVBand="1"/>
+      </w:tblPr>
+      <w:tblGrid>
+        <w:gridCol w:w="1036"/>
+        <w:gridCol w:w="4756"/>
+      </w:tblGrid>
+      <w:tr>
+        <w:trPr>
+          <w:tblHeader/>
+          <w:tblCellSpacing w:w="15" w:type="dxa"/>
+        </w:trPr>
+        <w:tc>
+          <w:tcPr>
+            <w:tcW w:w="0" w:type="auto"/>
+            <w:vAlign w:val="center"/>
+            <w:hideMark/>
+          </w:tcPr>
+          <w:p>
+            <w:pPr>
+              <w:jc w:val="center"/>
+              <w:rPr>
+                <w:b/>
+                <w:bCs/>
+                <w:sz w:val="24"/>
+                <w:szCs w:val="24"/>
+              </w:rPr>
+            </w:pPr>
+            <w:r>
+              <w:rPr>
+                <w:b/>
+                <w:bCs/>
+              </w:rPr>
+              <w:t>Поле</w:t>
+            </w:r>
+          </w:p>
+        </w:tc>
+        <w:tc>
+          <w:tcPr>
+            <w:tcW w:w="0" w:type="auto"/>
+            <w:vAlign w:val="center"/>
+            <w:hideMark/>
+          </w:tcPr>
+          <w:p>
+            <w:pPr>
+              <w:jc w:val="center"/>
+              <w:rPr>
+                <w:b/>
+                <w:bCs/>
+                <w:sz w:val="24"/>
+                <w:szCs w:val="24"/>
+              </w:rPr>
+            </w:pPr>
+            <w:r>
+              <w:rPr>
+                <w:b/>
+                <w:bCs/>
+              </w:rPr>
+              <w:t>Описание</w:t>
+            </w:r>
+          </w:p>
+        </w:tc>
+      </w:tr>
+      <w:tr>
+        <w:trPr>
+          <w:tblCellSpacing w:w="15" w:type="dxa"/>
+        </w:trPr>
+        <w:tc>
+          <w:tcPr>
+            <w:tcW w:w="0" w:type="auto"/>
+            <w:vAlign w:val="center"/>
+            <w:hideMark/>
+          </w:tcPr>
+          <w:p>
+            <w:pPr>
+              <w:rPr>
+                <w:sz w:val="24"/>
+                <w:szCs w:val="24"/>
+              </w:rPr>
+            </w:pPr>
+            <w:proofErr w:type="spellStart"/>
+            <w:r>
+              <w:rPr>
+                <w:rStyle w:val="HTML"/>
+                <w:rFonts w:eastAsiaTheme="minorHAnsi"/>
+              </w:rPr>
+              <w:t>RoleID</w:t>
+            </w:r>
+            <w:proofErr w:type="spellEnd"/>
+          </w:p>
+        </w:tc>
+        <w:tc>
+          <w:tcPr>
+            <w:tcW w:w="0" w:type="auto"/>
+            <w:vAlign w:val="center"/>
+            <w:hideMark/>
+          </w:tcPr>
+          <w:p>
+            <w:pPr>
+              <w:rPr>
+                <w:sz w:val="24"/>
+                <w:szCs w:val="24"/>
+              </w:rPr>
+            </w:pPr>
+            <w:r>
+              <w:t>Роль пользователя</w:t>
+            </w:r>
+          </w:p>
+        </w:tc>
+      </w:tr>
+      <w:tr>
+        <w:trPr>
+          <w:tblCellSpacing w:w="15" w:type="dxa"/>
+        </w:trPr>
+        <w:tc>
+          <w:tcPr>
+            <w:tcW w:w="0" w:type="auto"/>
+            <w:vAlign w:val="center"/>
+            <w:hideMark/>
+          </w:tcPr>
+          <w:p>
+            <w:pPr>
+              <w:rPr>
+                <w:sz w:val="24"/>
+                <w:szCs w:val="24"/>
+              </w:rPr>
+            </w:pPr>
+            <w:proofErr w:type="spellStart"/>
+            <w:r>
+              <w:rPr>
+                <w:rStyle w:val="HTML"/>
+                <w:rFonts w:eastAsiaTheme="minorHAnsi"/>
+              </w:rPr>
+              <w:t>ColumnID</w:t>
+            </w:r>
+            <w:proofErr w:type="spellEnd"/>
+          </w:p>
+        </w:tc>
+        <w:tc>
+          <w:tcPr>
+            <w:tcW w:w="0" w:type="auto"/>
+            <w:vAlign w:val="center"/>
+            <w:hideMark/>
+          </w:tcPr>
+          <w:p>
+            <w:pPr>
+              <w:rPr>
+                <w:sz w:val="24"/>
+                <w:szCs w:val="24"/>
+                <w:lang w:val="en-US"/>
+              </w:rPr>
+            </w:pPr>
+            <w:r>
+              <w:rPr>
+                <w:lang w:val="en-US"/>
+              </w:rPr>
+              <w:t xml:space="preserve">ID </w:t>
+            </w:r>
+            <w:r>
+              <w:t>колонки</w:t>
+            </w:r>
+            <w:r>
+              <w:rPr>
+                <w:lang w:val="en-US"/>
+              </w:rPr>
+              <w:t xml:space="preserve"> (</w:t>
+            </w:r>
+            <w:proofErr w:type="spellStart"/>
+            <w:r>
+              <w:rPr>
+                <w:rStyle w:val="HTML"/>
+                <w:rFonts w:eastAsiaTheme="minorHAnsi"/>
+                <w:lang w:val="en-US"/>
+              </w:rPr>
+              <w:t>all_column_name</w:t>
+            </w:r>
+            <w:proofErr w:type="spellEnd"/>
+            <w:r>
+              <w:rPr>
+                <w:lang w:val="en-US"/>
+              </w:rPr>
+              <w:t>)</w:t>
+            </w:r>
+          </w:p>
+        </w:tc>
+      </w:tr>
+      <w:tr>
+        <w:trPr>
+          <w:tblCellSpacing w:w="15" w:type="dxa"/>
+        </w:trPr>
+        <w:tc>
+          <w:tcPr>
+            <w:tcW w:w="0" w:type="auto"/>
+            <w:vAlign w:val="center"/>
+            <w:hideMark/>
+          </w:tcPr>
+          <w:p>
+            <w:pPr>
+              <w:rPr>
+                <w:sz w:val="24"/>
+                <w:szCs w:val="24"/>
+              </w:rPr>
+            </w:pPr>
+            <w:proofErr w:type="spellStart"/>
+            <w:r>
+              <w:rPr>
+                <w:rStyle w:val="HTML"/>
+                <w:rFonts w:eastAsiaTheme="minorHAnsi"/>
+              </w:rPr>
+              <w:t>ObjectID</w:t>
+            </w:r>
+            <w:proofErr w:type="spellEnd"/>
+          </w:p>
+        </w:tc>
+        <w:tc>
+          <w:tcPr>
+            <w:tcW w:w="0" w:type="auto"/>
+            <w:vAlign w:val="center"/>
+            <w:hideMark/>
+          </w:tcPr>
+          <w:p>
+            <w:pPr>
+              <w:rPr>
+                <w:sz w:val="24"/>
+                <w:szCs w:val="24"/>
+              </w:rPr>
+            </w:pPr>
+            <w:r>
+              <w:t xml:space="preserve">Объект (имя </w:t>
+            </w:r>
+            <w:proofErr w:type="spellStart"/>
+            <w:r>
+              <w:rPr>
+                <w:rStyle w:val="HTML"/>
+                <w:rFonts w:eastAsiaTheme="minorHAnsi"/>
+              </w:rPr>
+              <w:t>GridControl</w:t>
+            </w:r>
+            <w:proofErr w:type="spellEnd"/>
+            <w:r>
+              <w:t>)</w:t>
+            </w:r>
+          </w:p>
+        </w:tc>
+      </w:tr>
+      <w:tr>
+        <w:trPr>
+          <w:tblCellSpacing w:w="15" w:type="dxa"/>
+        </w:trPr>
+        <w:tc>
+          <w:tcPr>
+            <w:tcW w:w="0" w:type="auto"/>
+            <w:vAlign w:val="center"/>
+            <w:hideMark/>
+          </w:tcPr>
+          <w:p>
+            <w:pPr>
+              <w:rPr>
+                <w:sz w:val="24"/>
+                <w:szCs w:val="24"/>
+              </w:rPr>
+            </w:pPr>
+            <w:proofErr w:type="spellStart"/>
+            <w:r>
+              <w:rPr>
+                <w:rStyle w:val="HTML"/>
+                <w:rFonts w:eastAsiaTheme="minorHAnsi"/>
+              </w:rPr>
+              <w:t>ModeID</w:t>
+            </w:r>
+            <w:proofErr w:type="spellEnd"/>
+          </w:p>
+        </w:tc>
+        <w:tc>
+          <w:tcPr>
+            <w:tcW w:w="0" w:type="auto"/>
+            <w:vAlign w:val="center"/>
+            <w:hideMark/>
+          </w:tcPr>
+          <w:p>
+            <w:pPr>
+              <w:rPr>
+                <w:sz w:val="24"/>
+                <w:szCs w:val="24"/>
+              </w:rPr>
+            </w:pPr>
+            <w:r>
+              <w:t xml:space="preserve">Режим: </w:t>
+            </w:r>
+            <w:r>
+              <w:rPr>
+                <w:rStyle w:val="HTML"/>
+                <w:rFonts w:eastAsiaTheme="minorHAnsi"/>
+              </w:rPr>
+              <w:t>0</w:t>
+            </w:r>
+            <w:proofErr w:type="gramStart"/>
+            <w:r>
+              <w:rPr>
+                <w:rStyle w:val="HTML"/>
+                <w:rFonts w:eastAsiaTheme="minorHAnsi"/>
+              </w:rPr>
+              <w:t xml:space="preserve"> = Н</w:t>
+            </w:r>
+            <w:proofErr w:type="gramEnd"/>
+            <w:r>
+              <w:rPr>
+                <w:rStyle w:val="HTML"/>
+                <w:rFonts w:eastAsiaTheme="minorHAnsi"/>
+              </w:rPr>
+              <w:t>ет</w:t>
+            </w:r>
+            <w:r>
+              <w:t xml:space="preserve">, </w:t>
+            </w:r>
+            <w:r>
+              <w:rPr>
+                <w:rStyle w:val="HTML"/>
+                <w:rFonts w:eastAsiaTheme="minorHAnsi"/>
+              </w:rPr>
+              <w:t>1 = Просмотр</w:t>
+            </w:r>
+            <w:r>
+              <w:t xml:space="preserve">, </w:t>
+            </w:r>
+            <w:r>
+              <w:rPr>
+                <w:rStyle w:val="HTML"/>
+                <w:rFonts w:eastAsiaTheme="minorHAnsi"/>
+              </w:rPr>
+              <w:t>2 = Редактор</w:t>
+            </w:r>
+          </w:p>
+        </w:tc>
+      </w:tr>
+    </w:tbl>
+    <w:p>
+      <w:r>
+        <w:pict>
+          <v:rect id="_x0000_i1030" style="width:0;height:1.5pt" o:hralign="center" o:hrstd="t" o:hr="t" fillcolor="#a0a0a0" stroked="f"/>
+        </w:pict>
+      </w:r>
+    </w:p>
+    <w:p>
+      <w:pPr>
+        <w:pStyle w:val="2"/>
+      </w:pPr>
+      <w:r>
+        <w:rPr>
+          <w:rFonts w:ascii="Segoe UI Symbol" w:hAnsi="Segoe UI Symbol" w:cs="Segoe UI Symbol"/>
+        </w:rPr>
+        <w:lastRenderedPageBreak/>
+        <w:t>🔧</w:t>
+      </w:r>
+      <w:r>
+        <w:t xml:space="preserve"> Где реализована логика?</w:t>
+      </w:r>
+    </w:p>
+    <w:p>
+      <w:pPr>
+        <w:pStyle w:val="a3"/>
+      </w:pPr>
+      <w:r>
+        <w:t xml:space="preserve">Внутри класса </w:t>
+      </w:r>
+      <w:proofErr w:type="spellStart"/>
+      <w:r>
+        <w:rPr>
+          <w:rStyle w:val="HTML"/>
+        </w:rPr>
+        <w:t>CustomGridControl</w:t>
+      </w:r>
+      <w:proofErr w:type="spellEnd"/>
+      <w:r>
+        <w:t xml:space="preserve"> (в </w:t>
+      </w:r>
+      <w:proofErr w:type="spellStart"/>
+      <w:r>
+        <w:rPr>
+          <w:rStyle w:val="HTML"/>
+        </w:rPr>
+        <w:t>CustomControlsThemeable.cs</w:t>
+      </w:r>
+      <w:proofErr w:type="spellEnd"/>
+      <w:r>
+        <w:t>).</w:t>
+      </w:r>
+    </w:p>
+    <w:p>
+      <w:r>
+        <w:pict>
+          <v:rect id="_x0000_i1031" style="width:0;height:1.5pt" o:hralign="center" o:hrstd="t" o:hr="t" fillcolor="#a0a0a0" stroked="f"/>
+        </w:pict>
+      </w:r>
+    </w:p>
+    <w:p>
+      <w:pPr>
+        <w:pStyle w:val="2"/>
+      </w:pPr>
+      <w:r>
+        <w:rPr>
+          <w:rFonts w:ascii="Segoe UI Symbol" w:hAnsi="Segoe UI Symbol" w:cs="Segoe UI Symbol"/>
+        </w:rPr>
+        <w:t>🔁</w:t>
+      </w:r>
+      <w:r>
+        <w:t xml:space="preserve"> Метод: </w:t>
+      </w:r>
+      <w:proofErr w:type="spellStart"/>
+      <w:r>
+        <w:rPr>
+          <w:rStyle w:val="HTML"/>
+        </w:rPr>
+        <w:t>InitializeAccess</w:t>
+      </w:r>
+      <w:proofErr w:type="spellEnd"/>
+      <w:r>
+        <w:rPr>
+          <w:rStyle w:val="HTML"/>
+        </w:rPr>
+        <w:t>(...)</w:t>
+      </w:r>
+    </w:p>
+    <w:p>
+      <w:pPr>
+        <w:pStyle w:val="a3"/>
+        <w:rPr>
+          <w:lang w:val="en-US"/>
+        </w:rPr>
+      </w:pPr>
+      <w:r>
+        <w:t xml:space="preserve">Метод вызывается один раз при инициализации </w:t>
+      </w:r>
+      <w:proofErr w:type="spellStart"/>
+      <w:r>
+        <w:t>грида</w:t>
+      </w:r>
+      <w:proofErr w:type="spellEnd"/>
+      <w:r>
+        <w:t>:</w:t>
+      </w:r>
+    </w:p>
+    <w:p>
+      <w:pPr>
+        <w:pStyle w:val="HTML0"/>
+        <w:rPr>
+          <w:rStyle w:val="HTML"/>
+          <w:lang w:val="en-US"/>
+        </w:rPr>
+      </w:pPr>
+      <w:proofErr w:type="gramStart"/>
+      <w:r>
+        <w:rPr>
+          <w:rStyle w:val="hljs-keyword"/>
+          <w:lang w:val="en-US"/>
+        </w:rPr>
+        <w:t>public</w:t>
+      </w:r>
+      <w:proofErr w:type="gramEnd"/>
+      <w:r>
+        <w:rPr>
+          <w:rStyle w:val="HTML"/>
+          <w:lang w:val="en-US"/>
+        </w:rPr>
+        <w:t xml:space="preserve"> </w:t>
+      </w:r>
+      <w:proofErr w:type="spellStart"/>
+      <w:r>
+        <w:rPr>
+          <w:rStyle w:val="hljs-keyword"/>
+          <w:lang w:val="en-US"/>
+        </w:rPr>
+        <w:t>async</w:t>
+      </w:r>
+      <w:proofErr w:type="spellEnd"/>
+      <w:r>
+        <w:rPr>
+          <w:rStyle w:val="HTML"/>
+          <w:lang w:val="en-US"/>
+        </w:rPr>
+        <w:t xml:space="preserve"> </w:t>
+      </w:r>
+      <w:r>
+        <w:rPr>
+          <w:rStyle w:val="hljs-keyword"/>
+          <w:lang w:val="en-US"/>
+        </w:rPr>
+        <w:t>void</w:t>
+      </w:r>
+      <w:r>
+        <w:rPr>
+          <w:rStyle w:val="HTML"/>
+          <w:lang w:val="en-US"/>
+        </w:rPr>
+        <w:t xml:space="preserve"> </w:t>
+      </w:r>
+      <w:proofErr w:type="spellStart"/>
+      <w:r>
+        <w:rPr>
+          <w:rStyle w:val="hljs-title"/>
+          <w:lang w:val="en-US"/>
+        </w:rPr>
+        <w:t>InitializeAccess</w:t>
+      </w:r>
+      <w:proofErr w:type="spellEnd"/>
+      <w:r>
+        <w:rPr>
+          <w:rStyle w:val="HTML"/>
+          <w:lang w:val="en-US"/>
+        </w:rPr>
+        <w:t>(</w:t>
+      </w:r>
+      <w:proofErr w:type="spellStart"/>
+      <w:r>
+        <w:rPr>
+          <w:rStyle w:val="hljs-params"/>
+          <w:lang w:val="en-US"/>
+        </w:rPr>
+        <w:t>UserClass</w:t>
+      </w:r>
+      <w:proofErr w:type="spellEnd"/>
+      <w:r>
+        <w:rPr>
+          <w:rStyle w:val="hljs-params"/>
+          <w:lang w:val="en-US"/>
+        </w:rPr>
+        <w:t xml:space="preserve"> user, </w:t>
+      </w:r>
+      <w:r>
+        <w:rPr>
+          <w:rStyle w:val="hljs-builtin"/>
+          <w:lang w:val="en-US"/>
+        </w:rPr>
+        <w:t>string</w:t>
+      </w:r>
+      <w:r>
+        <w:rPr>
+          <w:rStyle w:val="HTML"/>
+          <w:lang w:val="en-US"/>
+        </w:rPr>
+        <w:t xml:space="preserve"> </w:t>
+      </w:r>
+      <w:proofErr w:type="spellStart"/>
+      <w:r>
+        <w:rPr>
+          <w:rStyle w:val="HTML"/>
+          <w:lang w:val="en-US"/>
+        </w:rPr>
+        <w:t>formName</w:t>
+      </w:r>
+      <w:proofErr w:type="spellEnd"/>
+      <w:r>
+        <w:rPr>
+          <w:rStyle w:val="HTML"/>
+          <w:lang w:val="en-US"/>
+        </w:rPr>
+        <w:t>, List&lt;</w:t>
+      </w:r>
+      <w:r>
+        <w:rPr>
+          <w:rStyle w:val="hljs-builtin"/>
+          <w:lang w:val="en-US"/>
+        </w:rPr>
+        <w:t>string</w:t>
+      </w:r>
+      <w:r>
+        <w:rPr>
+          <w:rStyle w:val="HTML"/>
+          <w:lang w:val="en-US"/>
+        </w:rPr>
+        <w:t xml:space="preserve">&gt; </w:t>
+      </w:r>
+      <w:proofErr w:type="spellStart"/>
+      <w:r>
+        <w:rPr>
+          <w:rStyle w:val="HTML"/>
+          <w:lang w:val="en-US"/>
+        </w:rPr>
+        <w:t>tableNames</w:t>
+      </w:r>
+      <w:proofErr w:type="spellEnd"/>
+      <w:r>
+        <w:rPr>
+          <w:rStyle w:val="HTML"/>
+          <w:lang w:val="en-US"/>
+        </w:rPr>
+        <w:t xml:space="preserve"> = </w:t>
+      </w:r>
+      <w:r>
+        <w:rPr>
+          <w:rStyle w:val="hljs-literal"/>
+          <w:rFonts w:eastAsiaTheme="majorEastAsia"/>
+          <w:lang w:val="en-US"/>
+        </w:rPr>
+        <w:t>null</w:t>
+      </w:r>
+      <w:r>
+        <w:rPr>
+          <w:rStyle w:val="HTML"/>
+          <w:lang w:val="en-US"/>
+        </w:rPr>
+        <w:t>)</w:t>
+      </w:r>
+    </w:p>
+    <w:p>
+      <w:pPr>
+        <w:pStyle w:val="a3"/>
+      </w:pPr>
+      <w:r>
+        <w:rPr>
+          <w:rFonts w:ascii="Segoe UI Symbol" w:hAnsi="Segoe UI Symbol" w:cs="Segoe UI Symbol"/>
+        </w:rPr>
+        <w:t>💡</w:t>
+      </w:r>
+      <w:r>
+        <w:t xml:space="preserve"> </w:t>
+      </w:r>
+      <w:r>
+        <w:rPr>
+          <w:rStyle w:val="a4"/>
+        </w:rPr>
+        <w:t>Что он делает:</w:t>
+      </w:r>
+    </w:p>
+    <w:p>
+      <w:pPr>
+        <w:pStyle w:val="a3"/>
+        <w:numPr>
+          <w:ilvl w:val="0"/>
+          <w:numId w:val="4"/>
+        </w:numPr>
+      </w:pPr>
+      <w:r>
+        <w:t xml:space="preserve">Получает </w:t>
+      </w:r>
+      <w:proofErr w:type="spellStart"/>
+      <w:r>
+        <w:rPr>
+          <w:rStyle w:val="HTML"/>
+        </w:rPr>
+        <w:t>formId</w:t>
+      </w:r>
+      <w:proofErr w:type="spellEnd"/>
+      <w:r>
+        <w:t xml:space="preserve"> по имени формы.</w:t>
+      </w:r>
+    </w:p>
+    <w:p>
+      <w:pPr>
+        <w:pStyle w:val="a3"/>
+        <w:numPr>
+          <w:ilvl w:val="0"/>
+          <w:numId w:val="4"/>
+        </w:numPr>
+      </w:pPr>
+      <w:r>
+        <w:t>Получает список ролей пользователя.</w:t>
+      </w:r>
+    </w:p>
+    <w:p>
+      <w:pPr>
+        <w:pStyle w:val="a3"/>
+        <w:numPr>
+          <w:ilvl w:val="0"/>
+          <w:numId w:val="4"/>
+        </w:numPr>
+      </w:pPr>
+      <w:r>
+        <w:t>Получает список колонок, доступных для этих ролей.</w:t>
+      </w:r>
+    </w:p>
+    <w:p>
+      <w:pPr>
+        <w:pStyle w:val="a3"/>
+        <w:numPr>
+          <w:ilvl w:val="0"/>
+          <w:numId w:val="4"/>
+        </w:numPr>
+      </w:pPr>
+      <w:r>
+        <w:t xml:space="preserve">Применяет права к каждой колонке через </w:t>
+      </w:r>
+      <w:proofErr w:type="spellStart"/>
+      <w:r>
+        <w:rPr>
+          <w:rStyle w:val="HTML"/>
+        </w:rPr>
+        <w:t>ApplyPermissionPerMode</w:t>
+      </w:r>
+      <w:proofErr w:type="spellEnd"/>
+      <w:r>
+        <w:rPr>
+          <w:rStyle w:val="HTML"/>
+        </w:rPr>
+        <w:t>(...)</w:t>
+      </w:r>
+      <w:r>
+        <w:t>.</w:t>
+      </w:r>
+    </w:p>
+    <w:p>
+      <w:r>
+        <w:pict>
+          <v:rect id="_x0000_i1032" style="width:0;height:1.5pt" o:hralign="center" o:hrstd="t" o:hr="t" fillcolor="#a0a0a0" stroked="f"/>
+        </w:pict>
+      </w:r>
+    </w:p>
+    <w:p>
+      <w:pPr>
+        <w:pStyle w:val="2"/>
+      </w:pPr>
+      <w:r>
+        <w:rPr>
+          <w:rFonts w:ascii="Segoe UI Symbol" w:hAnsi="Segoe UI Symbol" w:cs="Segoe UI Symbol"/>
+        </w:rPr>
+        <w:t>📦</w:t>
+      </w:r>
+      <w:r>
+        <w:t xml:space="preserve"> Сбор прав по таблицам</w:t>
+      </w:r>
+    </w:p>
+    <w:p>
+      <w:pPr>
+        <w:pStyle w:val="a3"/>
+        <w:rPr>
+          <w:lang w:val="en-US"/>
+        </w:rPr>
+      </w:pPr>
+      <w:r>
+        <w:t xml:space="preserve">Метод </w:t>
+      </w:r>
+      <w:proofErr w:type="spellStart"/>
+      <w:r>
+        <w:rPr>
+          <w:rStyle w:val="HTML"/>
+        </w:rPr>
+        <w:t>ApplyPermissionPerColumn</w:t>
+      </w:r>
+      <w:proofErr w:type="spellEnd"/>
+      <w:r>
+        <w:rPr>
+          <w:rStyle w:val="HTML"/>
+        </w:rPr>
+        <w:t>(...)</w:t>
+      </w:r>
+      <w:r>
+        <w:t>:</w:t>
+      </w:r>
+    </w:p>
+    <w:p>
+      <w:pPr>
+        <w:pStyle w:val="HTML0"/>
+        <w:rPr>
+          <w:rStyle w:val="HTML"/>
+          <w:lang w:val="en-US"/>
+        </w:rPr>
+      </w:pPr>
+      <w:proofErr w:type="spellStart"/>
+      <w:proofErr w:type="gramStart"/>
+      <w:r>
+        <w:rPr>
+          <w:rStyle w:val="hljs-keyword"/>
+          <w:lang w:val="en-US"/>
+        </w:rPr>
+        <w:t>var</w:t>
+      </w:r>
+      <w:proofErr w:type="spellEnd"/>
+      <w:proofErr w:type="gramEnd"/>
+      <w:r>
+        <w:rPr>
+          <w:rStyle w:val="HTML"/>
+          <w:lang w:val="en-US"/>
+        </w:rPr>
+        <w:t xml:space="preserve"> columns = </w:t>
+      </w:r>
+      <w:r>
+        <w:rPr>
+          <w:rStyle w:val="hljs-keyword"/>
+          <w:lang w:val="en-US"/>
+        </w:rPr>
+        <w:t>await</w:t>
+      </w:r>
+      <w:r>
+        <w:rPr>
+          <w:rStyle w:val="HTML"/>
+          <w:lang w:val="en-US"/>
+        </w:rPr>
+        <w:t xml:space="preserve"> </w:t>
+      </w:r>
+      <w:proofErr w:type="spellStart"/>
+      <w:r>
+        <w:rPr>
+          <w:rStyle w:val="HTML"/>
+          <w:lang w:val="en-US"/>
+        </w:rPr>
+        <w:t>columnService.GetColumnsWithAccessAsync</w:t>
+      </w:r>
+      <w:proofErr w:type="spellEnd"/>
+      <w:r>
+        <w:rPr>
+          <w:rStyle w:val="HTML"/>
+          <w:lang w:val="en-US"/>
+        </w:rPr>
+        <w:t>(</w:t>
+      </w:r>
+      <w:proofErr w:type="spellStart"/>
+      <w:r>
+        <w:rPr>
+          <w:rStyle w:val="HTML"/>
+          <w:lang w:val="en-US"/>
+        </w:rPr>
+        <w:t>roleIds</w:t>
+      </w:r>
+      <w:proofErr w:type="spellEnd"/>
+      <w:r>
+        <w:rPr>
+          <w:rStyle w:val="HTML"/>
+          <w:lang w:val="en-US"/>
+        </w:rPr>
+        <w:t xml:space="preserve">, </w:t>
+      </w:r>
+      <w:proofErr w:type="spellStart"/>
+      <w:r>
+        <w:rPr>
+          <w:rStyle w:val="HTML"/>
+          <w:lang w:val="en-US"/>
+        </w:rPr>
+        <w:t>ObjectName</w:t>
+      </w:r>
+      <w:proofErr w:type="spellEnd"/>
+      <w:r>
+        <w:rPr>
+          <w:rStyle w:val="HTML"/>
+          <w:lang w:val="en-US"/>
+        </w:rPr>
+        <w:t>, _</w:t>
+      </w:r>
+      <w:proofErr w:type="spellStart"/>
+      <w:r>
+        <w:rPr>
+          <w:rStyle w:val="HTML"/>
+          <w:lang w:val="en-US"/>
+        </w:rPr>
+        <w:t>formId</w:t>
+      </w:r>
+      <w:proofErr w:type="spellEnd"/>
+      <w:r>
+        <w:rPr>
+          <w:rStyle w:val="HTML"/>
+          <w:lang w:val="en-US"/>
+        </w:rPr>
+        <w:t xml:space="preserve">, </w:t>
+      </w:r>
+      <w:proofErr w:type="spellStart"/>
+      <w:r>
+        <w:rPr>
+          <w:rStyle w:val="HTML"/>
+          <w:lang w:val="en-US"/>
+        </w:rPr>
+        <w:t>tableId.Value</w:t>
+      </w:r>
+      <w:proofErr w:type="spellEnd"/>
+      <w:r>
+        <w:rPr>
+          <w:rStyle w:val="HTML"/>
+          <w:lang w:val="en-US"/>
+        </w:rPr>
+        <w:t>);</w:t>
+      </w:r>
+    </w:p>
+    <w:p>
+      <w:pPr>
+        <w:pStyle w:val="HTML0"/>
+        <w:rPr>
+          <w:rStyle w:val="HTML"/>
+          <w:lang w:val="en-US"/>
+        </w:rPr>
+      </w:pPr>
+    </w:p>
+    <w:p>
+      <w:pPr>
+        <w:pStyle w:val="HTML0"/>
+        <w:rPr>
+          <w:rStyle w:val="HTML"/>
+          <w:lang w:val="en-US"/>
+        </w:rPr>
+      </w:pPr>
+      <w:proofErr w:type="spellStart"/>
+      <w:proofErr w:type="gramStart"/>
+      <w:r>
+        <w:rPr>
+          <w:rStyle w:val="hljs-keyword"/>
+          <w:lang w:val="en-US"/>
+        </w:rPr>
+        <w:t>foreach</w:t>
+      </w:r>
+      <w:proofErr w:type="spellEnd"/>
+      <w:proofErr w:type="gramEnd"/>
+      <w:r>
+        <w:rPr>
+          <w:rStyle w:val="HTML"/>
+          <w:lang w:val="en-US"/>
+        </w:rPr>
+        <w:t xml:space="preserve"> (</w:t>
+      </w:r>
+      <w:proofErr w:type="spellStart"/>
+      <w:r>
+        <w:rPr>
+          <w:rStyle w:val="hljs-keyword"/>
+          <w:lang w:val="en-US"/>
+        </w:rPr>
+        <w:t>var</w:t>
+      </w:r>
+      <w:proofErr w:type="spellEnd"/>
+      <w:r>
+        <w:rPr>
+          <w:rStyle w:val="HTML"/>
+          <w:lang w:val="en-US"/>
+        </w:rPr>
+        <w:t xml:space="preserve"> col </w:t>
+      </w:r>
+      <w:r>
+        <w:rPr>
+          <w:rStyle w:val="hljs-keyword"/>
+          <w:lang w:val="en-US"/>
+        </w:rPr>
+        <w:t>in</w:t>
+      </w:r>
+      <w:r>
+        <w:rPr>
+          <w:rStyle w:val="HTML"/>
+          <w:lang w:val="en-US"/>
+        </w:rPr>
+        <w:t xml:space="preserve"> columns)</w:t>
+      </w:r>
+    </w:p>
+    <w:p>
+      <w:pPr>
+        <w:pStyle w:val="HTML0"/>
+        <w:rPr>
+          <w:rStyle w:val="HTML"/>
+          <w:lang w:val="en-US"/>
+        </w:rPr>
+      </w:pPr>
+      <w:r>
+        <w:rPr>
+          <w:rStyle w:val="HTML"/>
+          <w:lang w:val="en-US"/>
+        </w:rPr>
+        <w:t>{</w:t>
+      </w:r>
+    </w:p>
+    <w:p>
+      <w:pPr>
+        <w:pStyle w:val="HTML0"/>
+        <w:rPr>
+          <w:rStyle w:val="HTML"/>
+          <w:lang w:val="en-US"/>
+        </w:rPr>
+      </w:pPr>
+      <w:r>
+        <w:rPr>
+          <w:rStyle w:val="HTML"/>
+          <w:lang w:val="en-US"/>
+        </w:rPr>
+        <w:t xml:space="preserve">    </w:t>
+      </w:r>
+      <w:proofErr w:type="spellStart"/>
+      <w:proofErr w:type="gramStart"/>
+      <w:r>
+        <w:rPr>
+          <w:rStyle w:val="HTML"/>
+          <w:lang w:val="en-US"/>
+        </w:rPr>
+        <w:t>columnAccess</w:t>
+      </w:r>
+      <w:proofErr w:type="spellEnd"/>
+      <w:r>
+        <w:rPr>
+          <w:rStyle w:val="HTML"/>
+          <w:lang w:val="en-US"/>
+        </w:rPr>
+        <w:t>[</w:t>
+      </w:r>
+      <w:proofErr w:type="gramEnd"/>
+      <w:r>
+        <w:rPr>
+          <w:rStyle w:val="HTML"/>
+          <w:lang w:val="en-US"/>
+        </w:rPr>
+        <w:t xml:space="preserve">col.name] = </w:t>
+      </w:r>
+      <w:proofErr w:type="spellStart"/>
+      <w:r>
+        <w:rPr>
+          <w:rStyle w:val="HTML"/>
+          <w:lang w:val="en-US"/>
+        </w:rPr>
+        <w:t>col.ModeID</w:t>
+      </w:r>
+      <w:proofErr w:type="spellEnd"/>
+      <w:r>
+        <w:rPr>
+          <w:rStyle w:val="HTML"/>
+          <w:lang w:val="en-US"/>
+        </w:rPr>
+        <w:t>;</w:t>
+      </w:r>
+    </w:p>
+    <w:p>
+      <w:pPr>
+        <w:pStyle w:val="HTML0"/>
+        <w:rPr>
+          <w:rStyle w:val="HTML"/>
+          <w:lang w:val="en-US"/>
+        </w:rPr>
+      </w:pPr>
+      <w:r>
+        <w:rPr>
+          <w:rStyle w:val="HTML"/>
+          <w:lang w:val="en-US"/>
+        </w:rPr>
+        <w:t>}</w:t>
+      </w:r>
+    </w:p>
+    <w:p>
+      <w:pPr>
+        <w:pStyle w:val="a3"/>
+        <w:rPr>
+          <w:lang w:val="en-US"/>
+        </w:rPr>
+      </w:pPr>
+      <w:r>
+        <w:rPr>
+          <w:rFonts w:ascii="Segoe UI Symbol" w:hAnsi="Segoe UI Symbol" w:cs="Segoe UI Symbol"/>
+        </w:rPr>
+        <w:t>📌</w:t>
+      </w:r>
+      <w:r>
+        <w:rPr>
+          <w:lang w:val="en-US"/>
+        </w:rPr>
+        <w:t xml:space="preserve"> </w:t>
+      </w:r>
+      <w:proofErr w:type="spellStart"/>
+      <w:r>
+        <w:rPr>
+          <w:rStyle w:val="HTML"/>
+          <w:lang w:val="en-US"/>
+        </w:rPr>
+        <w:t>columnAccess</w:t>
+      </w:r>
+      <w:proofErr w:type="spellEnd"/>
+      <w:r>
+        <w:rPr>
+          <w:lang w:val="en-US"/>
+        </w:rPr>
+        <w:t xml:space="preserve"> — </w:t>
+      </w:r>
+      <w:r>
+        <w:t>словарь</w:t>
+      </w:r>
+      <w:r>
+        <w:rPr>
+          <w:lang w:val="en-US"/>
+        </w:rPr>
+        <w:t xml:space="preserve">: </w:t>
+      </w:r>
+      <w:proofErr w:type="gramStart"/>
+      <w:r>
+        <w:rPr>
+          <w:rStyle w:val="HTML"/>
+          <w:lang w:val="en-US"/>
+        </w:rPr>
+        <w:t xml:space="preserve">{ </w:t>
+      </w:r>
+      <w:proofErr w:type="spellStart"/>
+      <w:r>
+        <w:rPr>
+          <w:rStyle w:val="HTML"/>
+        </w:rPr>
+        <w:t>ИмяКолонки</w:t>
+      </w:r>
+      <w:proofErr w:type="spellEnd"/>
+      <w:proofErr w:type="gramEnd"/>
+      <w:r>
+        <w:rPr>
+          <w:rStyle w:val="HTML"/>
+          <w:lang w:val="en-US"/>
+        </w:rPr>
+        <w:t xml:space="preserve"> → </w:t>
+      </w:r>
+      <w:proofErr w:type="spellStart"/>
+      <w:r>
+        <w:rPr>
+          <w:rStyle w:val="HTML"/>
+          <w:lang w:val="en-US"/>
+        </w:rPr>
+        <w:t>ModeID</w:t>
+      </w:r>
+      <w:proofErr w:type="spellEnd"/>
+      <w:r>
+        <w:rPr>
+          <w:rStyle w:val="HTML"/>
+          <w:lang w:val="en-US"/>
+        </w:rPr>
+        <w:t xml:space="preserve"> }</w:t>
+      </w:r>
+    </w:p>
+    <w:p>
+      <w:r>
+        <w:pict>
+          <v:rect id="_x0000_i1033" style="width:0;height:1.5pt" o:hralign="center" o:hrstd="t" o:hr="t" fillcolor="#a0a0a0" stroked="f"/>
+        </w:pict>
+      </w:r>
+    </w:p>
+    <w:p>
+      <w:pPr>
+        <w:pStyle w:val="2"/>
+      </w:pPr>
+      <w:r>
+        <w:rPr>
+          <w:rFonts w:ascii="Segoe UI Symbol" w:hAnsi="Segoe UI Symbol" w:cs="Segoe UI Symbol"/>
+        </w:rPr>
+        <w:t>🎯</w:t>
+      </w:r>
+      <w:r>
+        <w:t xml:space="preserve"> Применение прав</w:t>
+      </w:r>
+    </w:p>
+    <w:p>
+      <w:pPr>
+        <w:pStyle w:val="a3"/>
+      </w:pPr>
+      <w:r>
+        <w:t xml:space="preserve">Метод </w:t>
+      </w:r>
+      <w:proofErr w:type="spellStart"/>
+      <w:r>
+        <w:rPr>
+          <w:rStyle w:val="HTML"/>
+        </w:rPr>
+        <w:t>ApplyPermissionPerMode</w:t>
+      </w:r>
+      <w:proofErr w:type="spellEnd"/>
+      <w:r>
+        <w:rPr>
+          <w:rStyle w:val="HTML"/>
+        </w:rPr>
+        <w:t>(...)</w:t>
+      </w:r>
+      <w:r>
+        <w:t>:</w:t>
+      </w:r>
+    </w:p>
+    <w:p>
+      <w:pPr>
+        <w:pStyle w:val="HTML0"/>
+        <w:rPr>
+          <w:rStyle w:val="HTML"/>
+          <w:lang w:val="en-US"/>
+        </w:rPr>
+      </w:pPr>
+      <w:proofErr w:type="spellStart"/>
+      <w:proofErr w:type="gramStart"/>
+      <w:r>
+        <w:rPr>
+          <w:rStyle w:val="hljs-keyword"/>
+          <w:lang w:val="en-US"/>
+        </w:rPr>
+        <w:t>foreach</w:t>
+      </w:r>
+      <w:proofErr w:type="spellEnd"/>
+      <w:proofErr w:type="gramEnd"/>
+      <w:r>
+        <w:rPr>
+          <w:rStyle w:val="HTML"/>
+          <w:lang w:val="en-US"/>
+        </w:rPr>
+        <w:t xml:space="preserve"> (</w:t>
+      </w:r>
+      <w:proofErr w:type="spellStart"/>
+      <w:r>
+        <w:rPr>
+          <w:rStyle w:val="HTML"/>
+          <w:lang w:val="en-US"/>
+        </w:rPr>
+        <w:t>DevExpress.XtraGrid.Columns.GridColumn</w:t>
+      </w:r>
+      <w:proofErr w:type="spellEnd"/>
+      <w:r>
+        <w:rPr>
+          <w:rStyle w:val="HTML"/>
+          <w:lang w:val="en-US"/>
+        </w:rPr>
+        <w:t xml:space="preserve"> column </w:t>
+      </w:r>
+      <w:r>
+        <w:rPr>
+          <w:rStyle w:val="hljs-keyword"/>
+          <w:lang w:val="en-US"/>
+        </w:rPr>
+        <w:t>in</w:t>
+      </w:r>
+      <w:r>
+        <w:rPr>
+          <w:rStyle w:val="HTML"/>
+          <w:lang w:val="en-US"/>
+        </w:rPr>
+        <w:t xml:space="preserve"> </w:t>
+      </w:r>
+      <w:proofErr w:type="spellStart"/>
+      <w:r>
+        <w:rPr>
+          <w:rStyle w:val="HTML"/>
+          <w:lang w:val="en-US"/>
+        </w:rPr>
+        <w:t>gridView.Columns</w:t>
+      </w:r>
+      <w:proofErr w:type="spellEnd"/>
+      <w:r>
+        <w:rPr>
+          <w:rStyle w:val="HTML"/>
+          <w:lang w:val="en-US"/>
+        </w:rPr>
+        <w:t>)</w:t>
+      </w:r>
+    </w:p>
+    <w:p>
+      <w:pPr>
+        <w:pStyle w:val="HTML0"/>
+        <w:rPr>
+          <w:rStyle w:val="HTML"/>
+          <w:lang w:val="en-US"/>
+        </w:rPr>
+      </w:pPr>
+      <w:r>
+        <w:rPr>
+          <w:rStyle w:val="HTML"/>
+          <w:lang w:val="en-US"/>
+        </w:rPr>
+        <w:t>{</w:t>
+      </w:r>
+    </w:p>
+    <w:p>
+      <w:pPr>
+        <w:pStyle w:val="HTML0"/>
+        <w:rPr>
+          <w:rStyle w:val="HTML"/>
+          <w:lang w:val="en-US"/>
+        </w:rPr>
+      </w:pPr>
+      <w:r>
+        <w:rPr>
+          <w:rStyle w:val="HTML"/>
+          <w:lang w:val="en-US"/>
+        </w:rPr>
+        <w:t xml:space="preserve">    </w:t>
+      </w:r>
+      <w:proofErr w:type="gramStart"/>
+      <w:r>
+        <w:rPr>
+          <w:rStyle w:val="hljs-keyword"/>
+          <w:lang w:val="en-US"/>
+        </w:rPr>
+        <w:t>if</w:t>
+      </w:r>
+      <w:proofErr w:type="gramEnd"/>
+      <w:r>
+        <w:rPr>
+          <w:rStyle w:val="HTML"/>
+          <w:lang w:val="en-US"/>
+        </w:rPr>
+        <w:t xml:space="preserve"> (</w:t>
+      </w:r>
+      <w:proofErr w:type="spellStart"/>
+      <w:r>
+        <w:rPr>
+          <w:rStyle w:val="HTML"/>
+          <w:lang w:val="en-US"/>
+        </w:rPr>
+        <w:t>columnAccess.TryGetValue</w:t>
+      </w:r>
+      <w:proofErr w:type="spellEnd"/>
+      <w:r>
+        <w:rPr>
+          <w:rStyle w:val="HTML"/>
+          <w:lang w:val="en-US"/>
+        </w:rPr>
+        <w:t>(</w:t>
+      </w:r>
+      <w:proofErr w:type="spellStart"/>
+      <w:r>
+        <w:rPr>
+          <w:rStyle w:val="HTML"/>
+          <w:lang w:val="en-US"/>
+        </w:rPr>
+        <w:t>column.FieldName</w:t>
+      </w:r>
+      <w:proofErr w:type="spellEnd"/>
+      <w:r>
+        <w:rPr>
+          <w:rStyle w:val="HTML"/>
+          <w:lang w:val="en-US"/>
+        </w:rPr>
+        <w:t xml:space="preserve">, </w:t>
+      </w:r>
+      <w:r>
+        <w:rPr>
+          <w:rStyle w:val="hljs-keyword"/>
+          <w:lang w:val="en-US"/>
+        </w:rPr>
+        <w:t>out</w:t>
+      </w:r>
+      <w:r>
+        <w:rPr>
+          <w:rStyle w:val="HTML"/>
+          <w:lang w:val="en-US"/>
+        </w:rPr>
+        <w:t xml:space="preserve"> </w:t>
+      </w:r>
+      <w:proofErr w:type="spellStart"/>
+      <w:r>
+        <w:rPr>
+          <w:rStyle w:val="hljs-builtin"/>
+          <w:lang w:val="en-US"/>
+        </w:rPr>
+        <w:t>int</w:t>
+      </w:r>
+      <w:proofErr w:type="spellEnd"/>
+      <w:r>
+        <w:rPr>
+          <w:rStyle w:val="HTML"/>
+          <w:lang w:val="en-US"/>
+        </w:rPr>
+        <w:t xml:space="preserve"> mode))</w:t>
+      </w:r>
+    </w:p>
+    <w:p>
+      <w:pPr>
+        <w:pStyle w:val="HTML0"/>
+        <w:rPr>
+          <w:rStyle w:val="HTML"/>
+          <w:lang w:val="en-US"/>
+        </w:rPr>
+      </w:pPr>
+      <w:r>
+        <w:rPr>
+          <w:rStyle w:val="HTML"/>
+          <w:lang w:val="en-US"/>
+        </w:rPr>
+        <w:t xml:space="preserve">    {</w:t>
+      </w:r>
+    </w:p>
+    <w:p>
+      <w:pPr>
+        <w:pStyle w:val="HTML0"/>
+        <w:rPr>
+          <w:rStyle w:val="HTML"/>
+          <w:lang w:val="en-US"/>
+        </w:rPr>
+      </w:pPr>
+      <w:r>
+        <w:rPr>
+          <w:rStyle w:val="HTML"/>
+          <w:lang w:val="en-US"/>
+        </w:rPr>
+        <w:t xml:space="preserve">        </w:t>
+      </w:r>
+      <w:proofErr w:type="spellStart"/>
+      <w:r>
+        <w:rPr>
+          <w:rStyle w:val="HTML"/>
+          <w:lang w:val="en-US"/>
+        </w:rPr>
+        <w:t>column.Visible</w:t>
+      </w:r>
+      <w:proofErr w:type="spellEnd"/>
+      <w:r>
+        <w:rPr>
+          <w:rStyle w:val="HTML"/>
+          <w:lang w:val="en-US"/>
+        </w:rPr>
+        <w:t xml:space="preserve"> = mode &gt; </w:t>
+      </w:r>
+      <w:r>
+        <w:rPr>
+          <w:rStyle w:val="hljs-number"/>
+          <w:lang w:val="en-US"/>
+        </w:rPr>
+        <w:t>0</w:t>
+      </w:r>
+      <w:r>
+        <w:rPr>
+          <w:rStyle w:val="HTML"/>
+          <w:lang w:val="en-US"/>
+        </w:rPr>
+        <w:t>;</w:t>
+      </w:r>
+    </w:p>
+    <w:p>
+      <w:pPr>
+        <w:pStyle w:val="HTML0"/>
+        <w:rPr>
+          <w:rStyle w:val="HTML"/>
+          <w:lang w:val="en-US"/>
+        </w:rPr>
+      </w:pPr>
+      <w:r>
+        <w:rPr>
+          <w:rStyle w:val="HTML"/>
+          <w:lang w:val="en-US"/>
+        </w:rPr>
+        <w:t xml:space="preserve">        </w:t>
+      </w:r>
+      <w:proofErr w:type="spellStart"/>
+      <w:r>
+        <w:rPr>
+          <w:rStyle w:val="HTML"/>
+          <w:lang w:val="en-US"/>
+        </w:rPr>
+        <w:t>column.OptionsColumn.ReadOnly</w:t>
+      </w:r>
+      <w:proofErr w:type="spellEnd"/>
+      <w:r>
+        <w:rPr>
+          <w:rStyle w:val="HTML"/>
+          <w:lang w:val="en-US"/>
+        </w:rPr>
+        <w:t xml:space="preserve"> = mode &lt; </w:t>
+      </w:r>
+      <w:r>
+        <w:rPr>
+          <w:rStyle w:val="hljs-number"/>
+          <w:lang w:val="en-US"/>
+        </w:rPr>
+        <w:t>2</w:t>
+      </w:r>
+      <w:r>
+        <w:rPr>
+          <w:rStyle w:val="HTML"/>
+          <w:lang w:val="en-US"/>
+        </w:rPr>
+        <w:t>;</w:t>
+      </w:r>
+    </w:p>
+    <w:p>
+      <w:pPr>
+        <w:pStyle w:val="HTML0"/>
+        <w:rPr>
+          <w:rStyle w:val="HTML"/>
+          <w:lang w:val="en-US"/>
+        </w:rPr>
+      </w:pPr>
+      <w:r>
+        <w:rPr>
+          <w:rStyle w:val="HTML"/>
+          <w:lang w:val="en-US"/>
+        </w:rPr>
+        <w:t xml:space="preserve">        </w:t>
+      </w:r>
+      <w:proofErr w:type="spellStart"/>
+      <w:r>
+        <w:rPr>
+          <w:rStyle w:val="HTML"/>
+          <w:lang w:val="en-US"/>
+        </w:rPr>
+        <w:t>column.OptionsColumn.AllowEdit</w:t>
+      </w:r>
+      <w:proofErr w:type="spellEnd"/>
+      <w:r>
+        <w:rPr>
+          <w:rStyle w:val="HTML"/>
+          <w:lang w:val="en-US"/>
+        </w:rPr>
+        <w:t xml:space="preserve"> = mode == </w:t>
+      </w:r>
+      <w:r>
+        <w:rPr>
+          <w:rStyle w:val="hljs-number"/>
+          <w:lang w:val="en-US"/>
+        </w:rPr>
+        <w:t>2</w:t>
+      </w:r>
+      <w:r>
+        <w:rPr>
+          <w:rStyle w:val="HTML"/>
+          <w:lang w:val="en-US"/>
+        </w:rPr>
+        <w:t>;</w:t>
+      </w:r>
+    </w:p>
+    <w:p>
+      <w:pPr>
+        <w:pStyle w:val="HTML0"/>
+        <w:rPr>
+          <w:rStyle w:val="HTML"/>
+          <w:lang w:val="en-US"/>
+        </w:rPr>
+      </w:pPr>
+    </w:p>
+    <w:p>
+      <w:pPr>
+        <w:pStyle w:val="HTML0"/>
+        <w:rPr>
+          <w:rStyle w:val="HTML"/>
+          <w:lang w:val="en-US"/>
+        </w:rPr>
+      </w:pPr>
+      <w:r>
+        <w:rPr>
+          <w:rStyle w:val="HTML"/>
+          <w:lang w:val="en-US"/>
+        </w:rPr>
+        <w:t xml:space="preserve">        </w:t>
+      </w:r>
+      <w:proofErr w:type="spellStart"/>
+      <w:proofErr w:type="gramStart"/>
+      <w:r>
+        <w:rPr>
+          <w:rStyle w:val="HTML"/>
+          <w:lang w:val="en-US"/>
+        </w:rPr>
+        <w:t>Debug.WriteLine</w:t>
+      </w:r>
+      <w:proofErr w:type="spellEnd"/>
+      <w:r>
+        <w:rPr>
+          <w:rStyle w:val="HTML"/>
+          <w:lang w:val="en-US"/>
+        </w:rPr>
+        <w:t>(</w:t>
+      </w:r>
+      <w:proofErr w:type="gramEnd"/>
+      <w:r>
+        <w:rPr>
+          <w:rStyle w:val="hljs-string"/>
+          <w:lang w:val="en-US"/>
+        </w:rPr>
+        <w:t>$"</w:t>
+      </w:r>
+      <w:r>
+        <w:rPr>
+          <w:rStyle w:val="hljs-string"/>
+        </w:rPr>
+        <w:t>Колонка</w:t>
+      </w:r>
+      <w:r>
+        <w:rPr>
+          <w:rStyle w:val="hljs-string"/>
+          <w:lang w:val="en-US"/>
+        </w:rPr>
+        <w:t xml:space="preserve"> </w:t>
+      </w:r>
+      <w:r>
+        <w:rPr>
+          <w:rStyle w:val="hljs-subst"/>
+          <w:lang w:val="en-US"/>
+        </w:rPr>
+        <w:t>{</w:t>
+      </w:r>
+      <w:proofErr w:type="spellStart"/>
+      <w:r>
+        <w:rPr>
+          <w:rStyle w:val="hljs-subst"/>
+          <w:lang w:val="en-US"/>
+        </w:rPr>
+        <w:t>column.FieldName</w:t>
+      </w:r>
+      <w:proofErr w:type="spellEnd"/>
+      <w:r>
+        <w:rPr>
+          <w:rStyle w:val="hljs-subst"/>
+          <w:lang w:val="en-US"/>
+        </w:rPr>
+        <w:t>}</w:t>
+      </w:r>
+      <w:r>
+        <w:rPr>
+          <w:rStyle w:val="HTML"/>
+          <w:lang w:val="en-US"/>
+        </w:rPr>
+        <w:t xml:space="preserve"> → </w:t>
+      </w:r>
+      <w:proofErr w:type="spellStart"/>
+      <w:r>
+        <w:rPr>
+          <w:rStyle w:val="HTML"/>
+          <w:lang w:val="en-US"/>
+        </w:rPr>
+        <w:t>ModeID</w:t>
+      </w:r>
+      <w:proofErr w:type="spellEnd"/>
+      <w:r>
+        <w:rPr>
+          <w:rStyle w:val="HTML"/>
+          <w:lang w:val="en-US"/>
+        </w:rPr>
+        <w:t>=</w:t>
+      </w:r>
+      <w:r>
+        <w:rPr>
+          <w:rStyle w:val="hljs-subst"/>
+          <w:lang w:val="en-US"/>
+        </w:rPr>
+        <w:t>{mode}</w:t>
+      </w:r>
+      <w:r>
+        <w:rPr>
+          <w:rStyle w:val="HTML"/>
+          <w:lang w:val="en-US"/>
+        </w:rPr>
+        <w:t>");</w:t>
+      </w:r>
+    </w:p>
+    <w:p>
+      <w:pPr>
+        <w:pStyle w:val="HTML0"/>
+        <w:rPr>
+          <w:rStyle w:val="HTML"/>
+          <w:lang w:val="en-US"/>
+        </w:rPr>
+      </w:pPr>
+      <w:r>
+        <w:rPr>
+          <w:rStyle w:val="HTML"/>
+          <w:lang w:val="en-US"/>
+        </w:rPr>
+        <w:t xml:space="preserve">    }</w:t>
+      </w:r>
+    </w:p>
+    <w:p>
+      <w:pPr>
+        <w:pStyle w:val="HTML0"/>
+        <w:rPr>
+          <w:rStyle w:val="HTML"/>
+          <w:lang w:val="en-US"/>
+        </w:rPr>
+      </w:pPr>
+      <w:r>
+        <w:rPr>
+          <w:rStyle w:val="HTML"/>
+          <w:lang w:val="en-US"/>
+        </w:rPr>
+        <w:lastRenderedPageBreak/>
+        <w:t xml:space="preserve">    </w:t>
+      </w:r>
+      <w:proofErr w:type="gramStart"/>
+      <w:r>
+        <w:rPr>
+          <w:rStyle w:val="hljs-keyword"/>
+          <w:lang w:val="en-US"/>
+        </w:rPr>
+        <w:t>else</w:t>
+      </w:r>
+      <w:proofErr w:type="gramEnd"/>
+    </w:p>
+    <w:p>
+      <w:pPr>
+        <w:pStyle w:val="HTML0"/>
+        <w:rPr>
+          <w:rStyle w:val="HTML"/>
+          <w:lang w:val="en-US"/>
+        </w:rPr>
+      </w:pPr>
+      <w:r>
+        <w:rPr>
+          <w:rStyle w:val="HTML"/>
+          <w:lang w:val="en-US"/>
+        </w:rPr>
+        <w:t xml:space="preserve">    {</w:t>
+      </w:r>
+    </w:p>
+    <w:p>
+      <w:pPr>
+        <w:pStyle w:val="HTML0"/>
+        <w:rPr>
+          <w:rStyle w:val="HTML"/>
+          <w:lang w:val="en-US"/>
+        </w:rPr>
+      </w:pPr>
+      <w:r>
+        <w:rPr>
+          <w:rStyle w:val="HTML"/>
+          <w:lang w:val="en-US"/>
+        </w:rPr>
+        <w:t xml:space="preserve">        </w:t>
+      </w:r>
+      <w:proofErr w:type="spellStart"/>
+      <w:r>
+        <w:rPr>
+          <w:rStyle w:val="HTML"/>
+          <w:lang w:val="en-US"/>
+        </w:rPr>
+        <w:t>column.Visible</w:t>
+      </w:r>
+      <w:proofErr w:type="spellEnd"/>
+      <w:r>
+        <w:rPr>
+          <w:rStyle w:val="HTML"/>
+          <w:lang w:val="en-US"/>
+        </w:rPr>
+        <w:t xml:space="preserve"> = </w:t>
+      </w:r>
+      <w:r>
+        <w:rPr>
+          <w:rStyle w:val="hljs-literal"/>
+          <w:rFonts w:eastAsiaTheme="majorEastAsia"/>
+          <w:lang w:val="en-US"/>
+        </w:rPr>
+        <w:t>false</w:t>
+      </w:r>
+      <w:r>
+        <w:rPr>
+          <w:rStyle w:val="HTML"/>
+          <w:lang w:val="en-US"/>
+        </w:rPr>
+        <w:t>;</w:t>
+      </w:r>
+    </w:p>
+    <w:p>
+      <w:pPr>
+        <w:pStyle w:val="HTML0"/>
+        <w:rPr>
+          <w:rStyle w:val="HTML"/>
+          <w:lang w:val="en-US"/>
+        </w:rPr>
+      </w:pPr>
+      <w:r>
+        <w:rPr>
+          <w:rStyle w:val="HTML"/>
+          <w:lang w:val="en-US"/>
+        </w:rPr>
+        <w:t xml:space="preserve">    }</w:t>
+      </w:r>
+    </w:p>
+    <w:p>
+      <w:pPr>
+        <w:pStyle w:val="HTML0"/>
+        <w:rPr>
+          <w:rStyle w:val="HTML"/>
+          <w:lang w:val="en-US"/>
+        </w:rPr>
+      </w:pPr>
+      <w:r>
+        <w:rPr>
+          <w:rStyle w:val="HTML"/>
+          <w:lang w:val="en-US"/>
+        </w:rPr>
+        <w:t>}</w:t>
+      </w:r>
+    </w:p>
+    <w:p>
+      <w:pPr>
+        <w:pStyle w:val="a3"/>
+        <w:rPr>
+          <w:lang w:val="en-US"/>
+        </w:rPr>
+      </w:pPr>
+      <w:r>
+        <w:rPr>
+          <w:rFonts w:ascii="Segoe UI Symbol" w:hAnsi="Segoe UI Symbol" w:cs="Segoe UI Symbol"/>
+        </w:rPr>
+        <w:t>🔍</w:t>
+      </w:r>
+      <w:r>
+        <w:rPr>
+          <w:lang w:val="en-US"/>
+        </w:rPr>
+        <w:t xml:space="preserve"> </w:t>
+      </w:r>
+      <w:r>
+        <w:rPr>
+          <w:rStyle w:val="a4"/>
+        </w:rPr>
+        <w:t>Режимы</w:t>
+      </w:r>
+      <w:r>
+        <w:rPr>
+          <w:rStyle w:val="a4"/>
+          <w:lang w:val="en-US"/>
+        </w:rPr>
+        <w:t>:</w:t>
+      </w:r>
+    </w:p>
+    <w:p>
+      <w:pPr>
+        <w:pStyle w:val="a3"/>
+        <w:numPr>
+          <w:ilvl w:val="0"/>
+          <w:numId w:val="5"/>
+        </w:numPr>
+      </w:pPr>
+      <w:r>
+        <w:rPr>
+          <w:rStyle w:val="HTML"/>
+        </w:rPr>
+        <w:t>0</w:t>
+      </w:r>
+      <w:proofErr w:type="gramStart"/>
+      <w:r>
+        <w:t xml:space="preserve"> → С</w:t>
+      </w:r>
+      <w:proofErr w:type="gramEnd"/>
+      <w:r>
+        <w:t>крыть</w:t>
+      </w:r>
+    </w:p>
+    <w:p>
+      <w:pPr>
+        <w:pStyle w:val="a3"/>
+        <w:numPr>
+          <w:ilvl w:val="0"/>
+          <w:numId w:val="5"/>
+        </w:numPr>
+      </w:pPr>
+      <w:r>
+        <w:rPr>
+          <w:rStyle w:val="HTML"/>
+        </w:rPr>
+        <w:t>1</w:t>
+      </w:r>
+      <w:proofErr w:type="gramStart"/>
+      <w:r>
+        <w:t xml:space="preserve"> → Т</w:t>
+      </w:r>
+      <w:proofErr w:type="gramEnd"/>
+      <w:r>
+        <w:t>олько просмотр</w:t>
+      </w:r>
+    </w:p>
+    <w:p>
+      <w:pPr>
+        <w:pStyle w:val="a3"/>
+        <w:numPr>
+          <w:ilvl w:val="0"/>
+          <w:numId w:val="5"/>
+        </w:numPr>
+      </w:pPr>
+      <w:r>
+        <w:rPr>
+          <w:rStyle w:val="HTML"/>
+        </w:rPr>
+        <w:t>2</w:t>
+      </w:r>
+      <w:r>
+        <w:t xml:space="preserve"> → Редактирование</w:t>
+      </w:r>
+    </w:p>
+    <w:p>
+      <w:r>
+        <w:pict>
+          <v:rect id="_x0000_i1034" style="width:0;height:1.5pt" o:hralign="center" o:hrstd="t" o:hr="t" fillcolor="#a0a0a0" stroked="f"/>
+        </w:pict>
+      </w:r>
+    </w:p>
+    <w:p>
+      <w:pPr>
+        <w:pStyle w:val="2"/>
+      </w:pPr>
+      <w:r>
+        <w:rPr>
+          <w:rFonts w:ascii="Segoe UI Symbol" w:hAnsi="Segoe UI Symbol" w:cs="Segoe UI Symbol"/>
+        </w:rPr>
+        <w:t>📋</w:t>
+      </w:r>
+      <w:r>
+        <w:t xml:space="preserve"> Пример использования</w:t>
+      </w:r>
+    </w:p>
+    <w:p>
+      <w:pPr>
+        <w:pStyle w:val="HTML0"/>
+        <w:rPr>
+          <w:rStyle w:val="HTML"/>
+        </w:rPr>
+      </w:pPr>
+      <w:proofErr w:type="spellStart"/>
+      <w:r>
+        <w:rPr>
+          <w:rStyle w:val="HTML"/>
+        </w:rPr>
+        <w:t>customGridControl.ObjectName</w:t>
+      </w:r>
+      <w:proofErr w:type="spellEnd"/>
+      <w:r>
+        <w:rPr>
+          <w:rStyle w:val="HTML"/>
+        </w:rPr>
+        <w:t xml:space="preserve"> = </w:t>
+      </w:r>
+      <w:r>
+        <w:rPr>
+          <w:rStyle w:val="hljs-string"/>
+        </w:rPr>
+        <w:t>"</w:t>
+      </w:r>
+      <w:proofErr w:type="spellStart"/>
+      <w:r>
+        <w:rPr>
+          <w:rStyle w:val="hljs-string"/>
+        </w:rPr>
+        <w:t>UserGrid</w:t>
+      </w:r>
+      <w:proofErr w:type="spellEnd"/>
+      <w:r>
+        <w:rPr>
+          <w:rStyle w:val="hljs-string"/>
+        </w:rPr>
+        <w:t>"</w:t>
+      </w:r>
+      <w:r>
+        <w:rPr>
+          <w:rStyle w:val="HTML"/>
+        </w:rPr>
+        <w:t>;</w:t>
+      </w:r>
+    </w:p>
+    <w:p>
+      <w:pPr>
+        <w:pStyle w:val="HTML0"/>
+        <w:rPr>
+          <w:rStyle w:val="HTML"/>
+          <w:lang w:val="en-US"/>
+        </w:rPr>
+      </w:pPr>
+      <w:proofErr w:type="spellStart"/>
+      <w:proofErr w:type="gramStart"/>
+      <w:r>
+        <w:rPr>
+          <w:rStyle w:val="HTML"/>
+          <w:lang w:val="en-US"/>
+        </w:rPr>
+        <w:t>customGridControl.InitializeAccess</w:t>
+      </w:r>
+      <w:proofErr w:type="spellEnd"/>
+      <w:r>
+        <w:rPr>
+          <w:rStyle w:val="HTML"/>
+          <w:lang w:val="en-US"/>
+        </w:rPr>
+        <w:t>(</w:t>
+      </w:r>
+      <w:proofErr w:type="gramEnd"/>
+      <w:r>
+        <w:rPr>
+          <w:rStyle w:val="HTML"/>
+          <w:lang w:val="en-US"/>
+        </w:rPr>
+        <w:t xml:space="preserve">user, </w:t>
+      </w:r>
+      <w:r>
+        <w:rPr>
+          <w:rStyle w:val="hljs-string"/>
+          <w:lang w:val="en-US"/>
+        </w:rPr>
+        <w:t>"</w:t>
+      </w:r>
+      <w:proofErr w:type="spellStart"/>
+      <w:r>
+        <w:rPr>
+          <w:rStyle w:val="hljs-string"/>
+          <w:lang w:val="en-US"/>
+        </w:rPr>
+        <w:t>UserProfile</w:t>
+      </w:r>
+      <w:proofErr w:type="spellEnd"/>
+      <w:r>
+        <w:rPr>
+          <w:rStyle w:val="hljs-string"/>
+          <w:lang w:val="en-US"/>
+        </w:rPr>
+        <w:t>"</w:t>
+      </w:r>
+      <w:r>
+        <w:rPr>
+          <w:rStyle w:val="HTML"/>
+          <w:lang w:val="en-US"/>
+        </w:rPr>
+        <w:t xml:space="preserve">, </w:t>
+      </w:r>
+      <w:r>
+        <w:rPr>
+          <w:rStyle w:val="hljs-keyword"/>
+          <w:lang w:val="en-US"/>
+        </w:rPr>
+        <w:t>new</w:t>
+      </w:r>
+      <w:r>
+        <w:rPr>
+          <w:rStyle w:val="HTML"/>
+          <w:lang w:val="en-US"/>
+        </w:rPr>
+        <w:t xml:space="preserve"> List&lt;</w:t>
+      </w:r>
+      <w:r>
+        <w:rPr>
+          <w:rStyle w:val="hljs-builtin"/>
+          <w:lang w:val="en-US"/>
+        </w:rPr>
+        <w:t>string</w:t>
+      </w:r>
+      <w:r>
+        <w:rPr>
+          <w:rStyle w:val="HTML"/>
+          <w:lang w:val="en-US"/>
+        </w:rPr>
+        <w:t xml:space="preserve">&gt; { </w:t>
+      </w:r>
+      <w:r>
+        <w:rPr>
+          <w:rStyle w:val="hljs-string"/>
+          <w:lang w:val="en-US"/>
+        </w:rPr>
+        <w:t>"users"</w:t>
+      </w:r>
+      <w:r>
+        <w:rPr>
+          <w:rStyle w:val="HTML"/>
+          <w:lang w:val="en-US"/>
+        </w:rPr>
+        <w:t xml:space="preserve"> });</w:t>
+      </w:r>
+    </w:p>
+    <w:p>
+      <w:pPr>
+        <w:pStyle w:val="a3"/>
+        <w:rPr>
+          <w:lang w:val="en-US"/>
+        </w:rPr>
+      </w:pPr>
+      <w:r>
+        <w:t>Объект</w:t>
+      </w:r>
+      <w:r>
+        <w:rPr>
+          <w:lang w:val="en-US"/>
+        </w:rPr>
+        <w:t xml:space="preserve"> </w:t>
+      </w:r>
+      <w:proofErr w:type="spellStart"/>
+      <w:r>
+        <w:rPr>
+          <w:rStyle w:val="HTML"/>
+          <w:lang w:val="en-US"/>
+        </w:rPr>
+        <w:t>UserGrid</w:t>
+      </w:r>
+      <w:proofErr w:type="spellEnd"/>
+      <w:r>
+        <w:rPr>
+          <w:lang w:val="en-US"/>
+        </w:rPr>
+        <w:t xml:space="preserve"> — </w:t>
+      </w:r>
+      <w:r>
+        <w:t>это</w:t>
+      </w:r>
+      <w:r>
+        <w:rPr>
+          <w:lang w:val="en-US"/>
+        </w:rPr>
+        <w:t xml:space="preserve"> </w:t>
+      </w:r>
+      <w:proofErr w:type="spellStart"/>
+      <w:r>
+        <w:rPr>
+          <w:rStyle w:val="HTML"/>
+          <w:lang w:val="en-US"/>
+        </w:rPr>
+        <w:t>GridControl</w:t>
+      </w:r>
+      <w:proofErr w:type="spellEnd"/>
+      <w:r>
+        <w:rPr>
+          <w:lang w:val="en-US"/>
+        </w:rPr>
+        <w:t xml:space="preserve">, </w:t>
+      </w:r>
+      <w:r>
+        <w:t>форма</w:t>
+      </w:r>
+      <w:r>
+        <w:rPr>
+          <w:lang w:val="en-US"/>
+        </w:rPr>
+        <w:t xml:space="preserve"> — </w:t>
+      </w:r>
+      <w:proofErr w:type="spellStart"/>
+      <w:r>
+        <w:rPr>
+          <w:rStyle w:val="HTML"/>
+          <w:lang w:val="en-US"/>
+        </w:rPr>
+        <w:t>UserProfile</w:t>
+      </w:r>
+      <w:proofErr w:type="spellEnd"/>
+      <w:r>
+        <w:rPr>
+          <w:lang w:val="en-US"/>
+        </w:rPr>
+        <w:t xml:space="preserve">, </w:t>
+      </w:r>
+      <w:r>
+        <w:t>таблица</w:t>
+      </w:r>
+      <w:r>
+        <w:rPr>
+          <w:lang w:val="en-US"/>
+        </w:rPr>
+        <w:t xml:space="preserve"> — </w:t>
+      </w:r>
+      <w:r>
+        <w:rPr>
+          <w:rStyle w:val="HTML"/>
+          <w:lang w:val="en-US"/>
+        </w:rPr>
+        <w:t>users</w:t>
+      </w:r>
+      <w:r>
+        <w:rPr>
+          <w:lang w:val="en-US"/>
+        </w:rPr>
+        <w:t>.</w:t>
+      </w:r>
+    </w:p>
+    <w:p>
+      <w:r>
+        <w:pict>
+          <v:rect id="_x0000_i1035" style="width:0;height:1.5pt" o:hralign="center" o:hrstd="t" o:hr="t" fillcolor="#a0a0a0" stroked="f"/>
+        </w:pict>
+      </w:r>
+    </w:p>
+    <w:p>
+      <w:pPr>
+        <w:pStyle w:val="2"/>
+      </w:pPr>
+      <w:r>
+        <w:t>⚠️ Условия для работы</w:t>
+      </w:r>
+    </w:p>
+    <w:p>
+      <w:pPr>
+        <w:pStyle w:val="a3"/>
+        <w:numPr>
+          <w:ilvl w:val="0"/>
+          <w:numId w:val="6"/>
+        </w:numPr>
+      </w:pPr>
+      <w:r>
+        <w:t xml:space="preserve">Имя </w:t>
+      </w:r>
+      <w:proofErr w:type="spellStart"/>
+      <w:r>
+        <w:rPr>
+          <w:rStyle w:val="HTML"/>
+        </w:rPr>
+        <w:t>ObjectName</w:t>
+      </w:r>
+      <w:proofErr w:type="spellEnd"/>
+      <w:r>
+        <w:t xml:space="preserve"> должно соответствовать записи в </w:t>
+      </w:r>
+      <w:proofErr w:type="spellStart"/>
+      <w:r>
+        <w:rPr>
+          <w:rStyle w:val="HTML"/>
+        </w:rPr>
+        <w:t>ObjectForm</w:t>
+      </w:r>
+      <w:proofErr w:type="spellEnd"/>
+      <w:r>
+        <w:t>.</w:t>
+      </w:r>
+    </w:p>
+    <w:p>
+      <w:pPr>
+        <w:pStyle w:val="a3"/>
+        <w:numPr>
+          <w:ilvl w:val="0"/>
+          <w:numId w:val="6"/>
+        </w:numPr>
+      </w:pPr>
+      <w:r>
+        <w:t xml:space="preserve">Имена колонок </w:t>
+      </w:r>
+      <w:proofErr w:type="spellStart"/>
+      <w:r>
+        <w:rPr>
+          <w:rStyle w:val="HTML"/>
+        </w:rPr>
+        <w:t>FieldName</w:t>
+      </w:r>
+      <w:proofErr w:type="spellEnd"/>
+      <w:r>
+        <w:t xml:space="preserve"> должны совпадать с SQL-именами.</w:t>
+      </w:r>
+    </w:p>
+    <w:p>
+      <w:pPr>
+        <w:pStyle w:val="a3"/>
+        <w:numPr>
+          <w:ilvl w:val="0"/>
+          <w:numId w:val="6"/>
+        </w:numPr>
+      </w:pPr>
+      <w:r>
+        <w:t xml:space="preserve">Таблицы и колонки должны быть зарегистрированы в </w:t>
+      </w:r>
+      <w:proofErr w:type="spellStart"/>
+      <w:r>
+        <w:rPr>
+          <w:rStyle w:val="HTML"/>
+        </w:rPr>
+        <w:t>all_table_name</w:t>
+      </w:r>
+      <w:proofErr w:type="spellEnd"/>
+      <w:r>
+        <w:t xml:space="preserve"> и </w:t>
+      </w:r>
+      <w:proofErr w:type="spellStart"/>
+      <w:r>
+        <w:rPr>
+          <w:rStyle w:val="HTML"/>
+        </w:rPr>
+        <w:t>all_column_name</w:t>
+      </w:r>
+      <w:proofErr w:type="spellEnd"/>
+      <w:r>
+        <w:t>.</w:t>
+      </w:r>
+    </w:p>
+    <w:p>
+      <w:r>
+        <w:pict>
+          <v:rect id="_x0000_i1036" style="width:0;height:1.5pt" o:hralign="center" o:hrstd="t" o:hr="t" fillcolor="#a0a0a0" stroked="f"/>
+        </w:pict>
+      </w:r>
+    </w:p>
+    <w:p>
+      <w:pPr>
+        <w:pStyle w:val="2"/>
+      </w:pPr>
+      <w:r>
+        <w:t>🧪 Проверка</w:t>
+      </w:r>
+    </w:p>
+    <w:p>
+      <w:pPr>
+        <w:pStyle w:val="a3"/>
+        <w:numPr>
+          <w:ilvl w:val="0"/>
+          <w:numId w:val="7"/>
+        </w:numPr>
+      </w:pPr>
+      <w:r>
+        <w:t xml:space="preserve">Откройте форму с </w:t>
+      </w:r>
+      <w:proofErr w:type="spellStart"/>
+      <w:r>
+        <w:rPr>
+          <w:rStyle w:val="HTML"/>
+        </w:rPr>
+        <w:t>CustomGridControl</w:t>
+      </w:r>
+      <w:proofErr w:type="spellEnd"/>
+    </w:p>
+    <w:p>
+      <w:pPr>
+        <w:pStyle w:val="a3"/>
+        <w:numPr>
+          <w:ilvl w:val="0"/>
+          <w:numId w:val="7"/>
+        </w:numPr>
+      </w:pPr>
+      <w:r>
+        <w:t>Убедитесь, что текущий пользователь имеет роли</w:t>
+      </w:r>
+    </w:p>
+    <w:p>
+      <w:pPr>
+        <w:pStyle w:val="a3"/>
+        <w:numPr>
+          <w:ilvl w:val="0"/>
+          <w:numId w:val="7"/>
+        </w:numPr>
+      </w:pPr>
+      <w:r>
+        <w:t xml:space="preserve">В </w:t>
+      </w:r>
+      <w:proofErr w:type="spellStart"/>
+      <w:r>
+        <w:rPr>
+          <w:rStyle w:val="HTML"/>
+        </w:rPr>
+        <w:t>RoleColumn</w:t>
+      </w:r>
+      <w:proofErr w:type="spellEnd"/>
+      <w:r>
+        <w:t xml:space="preserve"> должны быть записи по </w:t>
+      </w:r>
+      <w:proofErr w:type="spellStart"/>
+      <w:r>
+        <w:t>ObjectID</w:t>
+      </w:r>
+      <w:proofErr w:type="spellEnd"/>
+      <w:r>
+        <w:t xml:space="preserve"> и </w:t>
+      </w:r>
+      <w:proofErr w:type="spellStart"/>
+      <w:r>
+        <w:t>ColumnID</w:t>
+      </w:r>
+      <w:proofErr w:type="spellEnd"/>
+    </w:p>
+    <w:p>
+      <w:pPr>
+        <w:pStyle w:val="a3"/>
+        <w:numPr>
+          <w:ilvl w:val="0"/>
+          <w:numId w:val="7"/>
+        </w:numPr>
+      </w:pPr>
+      <w:proofErr w:type="spellStart"/>
+      <w:r>
+        <w:t>Грид</w:t>
+      </w:r>
+      <w:proofErr w:type="spellEnd"/>
+      <w:r>
+        <w:t xml:space="preserve"> должен отображать/скрывать колонки, и устанавливать </w:t>
+      </w:r>
+      <w:proofErr w:type="spellStart"/>
+      <w:r>
+        <w:rPr>
+          <w:rStyle w:val="HTML"/>
+        </w:rPr>
+        <w:t>AllowEdit</w:t>
+      </w:r>
+      <w:proofErr w:type="spellEnd"/>
+      <w:r>
+        <w:t xml:space="preserve"> и </w:t>
+      </w:r>
+      <w:proofErr w:type="spellStart"/>
+      <w:r>
+        <w:rPr>
+          <w:rStyle w:val="HTML"/>
+        </w:rPr>
+        <w:t>ReadOnly</w:t>
+      </w:r>
+      <w:proofErr w:type="spellEnd"/>
+    </w:p>
+    <w:p>
+      <w:pPr>
+        <w:pStyle w:val="2"/>
+      </w:pPr>
+      <w:r>
+        <w:t>✅ Резюме</w:t>
+      </w:r>
+    </w:p>
+    <w:tbl>
+      <w:tblPr>
+        <w:tblW w:w="0" w:type="auto"/>
+        <w:tblCellSpacing w:w="15" w:type="dxa"/>
+        <w:tblLayout w:type="fixed"/>
+        <w:tblCellMar>
+          <w:top w:w="15" w:type="dxa"/>
+          <w:left w:w="15" w:type="dxa"/>
+          <w:bottom w:w="15" w:type="dxa"/>
+          <w:right w:w="15" w:type="dxa"/>
+        </w:tblCellMar>
+        <w:tblLook w:val="04A0" w:firstRow="1" w:lastRow="0" w:firstColumn="1" w:lastColumn="0" w:noHBand="0" w:noVBand="1"/>
+      </w:tblPr>
+      <w:tblGrid>
+        <w:gridCol w:w="3118"/>
+        <w:gridCol w:w="3118"/>
+        <w:gridCol w:w="3118"/>
+      </w:tblGrid>
+      <w:tr>
+        <w:trPr>
+          <w:trHeight w:val="340"/>
+          <w:tblHeader/>
+          <w:tblCellSpacing w:w="15" w:type="dxa"/>
+        </w:trPr>
+        <w:tc>
+          <w:tcPr>
+            <w:tcW w:w="3073" w:type="dxa"/>
+            <w:vAlign w:val="center"/>
+            <w:hideMark/>
+          </w:tcPr>
+          <w:p>
+            <w:pPr>
+              <w:jc w:val="center"/>
+              <w:rPr>
+                <w:b/>
+                <w:bCs/>
+                <w:sz w:val="18"/>
+                <w:szCs w:val="18"/>
+              </w:rPr>
+            </w:pPr>
+            <w:r>
+              <w:rPr>
+                <w:b/>
+                <w:bCs/>
+                <w:sz w:val="18"/>
+                <w:szCs w:val="18"/>
+              </w:rPr>
+              <w:t>Что контролирует</w:t>
+            </w:r>
+          </w:p>
+        </w:tc>
+        <w:tc>
+          <w:tcPr>
+            <w:tcW w:w="3088" w:type="dxa"/>
+            <w:vAlign w:val="center"/>
+            <w:hideMark/>
+          </w:tcPr>
+          <w:p>
+            <w:pPr>
+              <w:jc w:val="center"/>
+              <w:rPr>
+                <w:b/>
+                <w:bCs/>
+                <w:sz w:val="18"/>
+                <w:szCs w:val="18"/>
+              </w:rPr>
+            </w:pPr>
+            <w:r>
+              <w:rPr>
+                <w:b/>
+                <w:bCs/>
+                <w:sz w:val="18"/>
+                <w:szCs w:val="18"/>
+              </w:rPr>
+              <w:t>Где задаётся</w:t>
+            </w:r>
+          </w:p>
+        </w:tc>
+        <w:tc>
+          <w:tcPr>
+            <w:tcW w:w="3073" w:type="dxa"/>
+            <w:vAlign w:val="center"/>
+            <w:hideMark/>
+          </w:tcPr>
+          <w:p>
+            <w:pPr>
+              <w:jc w:val="center"/>
+              <w:rPr>
+                <w:b/>
+                <w:bCs/>
+                <w:sz w:val="18"/>
+                <w:szCs w:val="18"/>
+              </w:rPr>
+            </w:pPr>
+            <w:r>
+              <w:rPr>
+                <w:b/>
+                <w:bCs/>
+                <w:sz w:val="18"/>
+                <w:szCs w:val="18"/>
+              </w:rPr>
+              <w:t>Как обрабатывается</w:t>
+            </w:r>
+          </w:p>
+        </w:tc>
+      </w:tr>
+      <w:tr>
+        <w:trPr>
+          <w:trHeight w:val="340"/>
+          <w:tblCellSpacing w:w="15" w:type="dxa"/>
+        </w:trPr>
+        <w:tc>
+          <w:tcPr>
+            <w:tcW w:w="3073" w:type="dxa"/>
+            <w:vAlign w:val="center"/>
+            <w:hideMark/>
+          </w:tcPr>
+          <w:p>
+            <w:pPr>
+              <w:rPr>
+                <w:sz w:val="18"/>
+                <w:szCs w:val="18"/>
+              </w:rPr>
+            </w:pPr>
+            <w:r>
+              <w:rPr>
+                <w:sz w:val="18"/>
+                <w:szCs w:val="18"/>
+              </w:rPr>
+              <w:t>Видимость колонки</w:t>
+            </w:r>
+          </w:p>
+        </w:tc>
+        <w:tc>
+          <w:tcPr>
+            <w:tcW w:w="3088" w:type="dxa"/>
+            <w:vAlign w:val="center"/>
+            <w:hideMark/>
+          </w:tcPr>
+          <w:p>
+            <w:pPr>
+              <w:rPr>
+                <w:sz w:val="18"/>
+                <w:szCs w:val="18"/>
+              </w:rPr>
+            </w:pPr>
+            <w:proofErr w:type="spellStart"/>
+            <w:r>
+              <w:rPr>
+                <w:rStyle w:val="HTML"/>
+                <w:rFonts w:eastAsiaTheme="minorHAnsi"/>
+                <w:sz w:val="18"/>
+                <w:szCs w:val="18"/>
+              </w:rPr>
+              <w:t>ModeID</w:t>
+            </w:r>
+            <w:proofErr w:type="spellEnd"/>
+            <w:r>
+              <w:rPr>
+                <w:rStyle w:val="HTML"/>
+                <w:rFonts w:eastAsiaTheme="minorHAnsi"/>
+                <w:sz w:val="18"/>
+                <w:szCs w:val="18"/>
+              </w:rPr>
+              <w:t xml:space="preserve"> = 0</w:t>
+            </w:r>
+          </w:p>
+        </w:tc>
+        <w:tc>
+          <w:tcPr>
+            <w:tcW w:w="3073" w:type="dxa"/>
+            <w:vAlign w:val="center"/>
+            <w:hideMark/>
+          </w:tcPr>
+          <w:p>
+            <w:pPr>
+              <w:rPr>
+                <w:sz w:val="18"/>
+                <w:szCs w:val="18"/>
+              </w:rPr>
+            </w:pPr>
+            <w:proofErr w:type="spellStart"/>
+            <w:r>
+              <w:rPr>
+                <w:rStyle w:val="HTML"/>
+                <w:rFonts w:eastAsiaTheme="minorHAnsi"/>
+                <w:sz w:val="18"/>
+                <w:szCs w:val="18"/>
+              </w:rPr>
+              <w:t>column.Visible</w:t>
+            </w:r>
+            <w:proofErr w:type="spellEnd"/>
+            <w:r>
+              <w:rPr>
+                <w:rStyle w:val="HTML"/>
+                <w:rFonts w:eastAsiaTheme="minorHAnsi"/>
+                <w:sz w:val="18"/>
+                <w:szCs w:val="18"/>
+              </w:rPr>
+              <w:t xml:space="preserve"> = </w:t>
+            </w:r>
+            <w:proofErr w:type="spellStart"/>
+            <w:r>
+              <w:rPr>
+                <w:rStyle w:val="HTML"/>
+                <w:rFonts w:eastAsiaTheme="minorHAnsi"/>
+                <w:sz w:val="18"/>
+                <w:szCs w:val="18"/>
+              </w:rPr>
+              <w:t>false</w:t>
+            </w:r>
+            <w:proofErr w:type="spellEnd"/>
+          </w:p>
+        </w:tc>
+      </w:tr>
+      <w:tr>
+        <w:trPr>
+          <w:trHeight w:val="340"/>
+          <w:tblCellSpacing w:w="15" w:type="dxa"/>
+        </w:trPr>
+        <w:tc>
+          <w:tcPr>
+            <w:tcW w:w="3073" w:type="dxa"/>
+            <w:vAlign w:val="center"/>
+            <w:hideMark/>
+          </w:tcPr>
+          <w:p>
+            <w:pPr>
+              <w:rPr>
+                <w:sz w:val="18"/>
+                <w:szCs w:val="18"/>
+              </w:rPr>
+            </w:pPr>
+            <w:r>
+              <w:rPr>
+                <w:sz w:val="18"/>
+                <w:szCs w:val="18"/>
+              </w:rPr>
+              <w:t>Только чтение</w:t>
+            </w:r>
+          </w:p>
+        </w:tc>
+        <w:tc>
+          <w:tcPr>
+            <w:tcW w:w="3088" w:type="dxa"/>
+            <w:vAlign w:val="center"/>
+            <w:hideMark/>
+          </w:tcPr>
+          <w:p>
+            <w:pPr>
+              <w:rPr>
+                <w:sz w:val="18"/>
+                <w:szCs w:val="18"/>
+              </w:rPr>
+            </w:pPr>
+            <w:proofErr w:type="spellStart"/>
+            <w:r>
+              <w:rPr>
+                <w:rStyle w:val="HTML"/>
+                <w:rFonts w:eastAsiaTheme="minorHAnsi"/>
+                <w:sz w:val="18"/>
+                <w:szCs w:val="18"/>
+              </w:rPr>
+              <w:t>ModeID</w:t>
+            </w:r>
+            <w:proofErr w:type="spellEnd"/>
+            <w:r>
+              <w:rPr>
+                <w:rStyle w:val="HTML"/>
+                <w:rFonts w:eastAsiaTheme="minorHAnsi"/>
+                <w:sz w:val="18"/>
+                <w:szCs w:val="18"/>
+              </w:rPr>
+              <w:t xml:space="preserve"> = 1</w:t>
+            </w:r>
+          </w:p>
+        </w:tc>
+        <w:tc>
+          <w:tcPr>
+            <w:tcW w:w="3073" w:type="dxa"/>
+            <w:vAlign w:val="center"/>
+            <w:hideMark/>
+          </w:tcPr>
+          <w:p>
+            <w:pPr>
+              <w:rPr>
+                <w:sz w:val="18"/>
+                <w:szCs w:val="18"/>
+              </w:rPr>
+            </w:pPr>
+            <w:proofErr w:type="spellStart"/>
+            <w:r>
+              <w:rPr>
+                <w:rStyle w:val="HTML"/>
+                <w:rFonts w:eastAsiaTheme="minorHAnsi"/>
+                <w:sz w:val="18"/>
+                <w:szCs w:val="18"/>
+              </w:rPr>
+              <w:t>ReadOnly</w:t>
+            </w:r>
+            <w:proofErr w:type="spellEnd"/>
+            <w:r>
+              <w:rPr>
+                <w:rStyle w:val="HTML"/>
+                <w:rFonts w:eastAsiaTheme="minorHAnsi"/>
+                <w:sz w:val="18"/>
+                <w:szCs w:val="18"/>
+              </w:rPr>
+              <w:t xml:space="preserve"> = </w:t>
+            </w:r>
+            <w:proofErr w:type="spellStart"/>
+            <w:r>
+              <w:rPr>
+                <w:rStyle w:val="HTML"/>
+                <w:rFonts w:eastAsiaTheme="minorHAnsi"/>
+                <w:sz w:val="18"/>
+                <w:szCs w:val="18"/>
+              </w:rPr>
+              <w:t>true</w:t>
+            </w:r>
+            <w:proofErr w:type="spellEnd"/>
+          </w:p>
+        </w:tc>
+      </w:tr>
+      <w:tr>
+        <w:trPr>
+          <w:trHeight w:val="340"/>
+          <w:tblCellSpacing w:w="15" w:type="dxa"/>
+        </w:trPr>
+        <w:tc>
+          <w:tcPr>
+            <w:tcW w:w="3073" w:type="dxa"/>
+            <w:vAlign w:val="center"/>
+            <w:hideMark/>
+          </w:tcPr>
+          <w:p>
+            <w:pPr>
+              <w:rPr>
+                <w:sz w:val="18"/>
+                <w:szCs w:val="18"/>
+              </w:rPr>
+            </w:pPr>
+            <w:r>
+              <w:rPr>
+                <w:sz w:val="18"/>
+                <w:szCs w:val="18"/>
+              </w:rPr>
+              <w:t>Редактирование</w:t>
+            </w:r>
+          </w:p>
+        </w:tc>
+        <w:tc>
+          <w:tcPr>
+            <w:tcW w:w="3088" w:type="dxa"/>
+            <w:vAlign w:val="center"/>
+            <w:hideMark/>
+          </w:tcPr>
+          <w:p>
+            <w:pPr>
+              <w:rPr>
+                <w:sz w:val="18"/>
+                <w:szCs w:val="18"/>
+              </w:rPr>
+            </w:pPr>
+            <w:proofErr w:type="spellStart"/>
+            <w:r>
+              <w:rPr>
+                <w:rStyle w:val="HTML"/>
+                <w:rFonts w:eastAsiaTheme="minorHAnsi"/>
+                <w:sz w:val="18"/>
+                <w:szCs w:val="18"/>
+              </w:rPr>
+              <w:t>ModeID</w:t>
+            </w:r>
+            <w:proofErr w:type="spellEnd"/>
+            <w:r>
+              <w:rPr>
+                <w:rStyle w:val="HTML"/>
+                <w:rFonts w:eastAsiaTheme="minorHAnsi"/>
+                <w:sz w:val="18"/>
+                <w:szCs w:val="18"/>
+              </w:rPr>
+              <w:t xml:space="preserve"> = 2</w:t>
+            </w:r>
+          </w:p>
+        </w:tc>
+        <w:tc>
+          <w:tcPr>
+            <w:tcW w:w="3073" w:type="dxa"/>
+            <w:vAlign w:val="center"/>
+            <w:hideMark/>
+          </w:tcPr>
+          <w:p>
+            <w:pPr>
+              <w:rPr>
+                <w:sz w:val="18"/>
+                <w:szCs w:val="18"/>
+              </w:rPr>
+            </w:pPr>
+            <w:proofErr w:type="spellStart"/>
+            <w:r>
+              <w:rPr>
+                <w:rStyle w:val="HTML"/>
+                <w:rFonts w:eastAsiaTheme="minorHAnsi"/>
+                <w:sz w:val="18"/>
+                <w:szCs w:val="18"/>
+              </w:rPr>
+              <w:t>AllowEdit</w:t>
+            </w:r>
+            <w:proofErr w:type="spellEnd"/>
+            <w:r>
+              <w:rPr>
+                <w:rStyle w:val="HTML"/>
+                <w:rFonts w:eastAsiaTheme="minorHAnsi"/>
+                <w:sz w:val="18"/>
+                <w:szCs w:val="18"/>
+              </w:rPr>
+              <w:t xml:space="preserve"> = </w:t>
+            </w:r>
+            <w:proofErr w:type="spellStart"/>
+            <w:r>
+              <w:rPr>
+                <w:rStyle w:val="HTML"/>
+                <w:rFonts w:eastAsiaTheme="minorHAnsi"/>
+                <w:sz w:val="18"/>
+                <w:szCs w:val="18"/>
+              </w:rPr>
+              <w:t>true</w:t>
+            </w:r>
+            <w:proofErr w:type="spellEnd"/>
+          </w:p>
+        </w:tc>
+      </w:tr>
+    </w:tbl>
     <w:p/>
     <w:sectPr>
       <w:pgSz w:w="11906" w:h="16838"/>
@@ -2494,6 +7807,304 @@
 <file path=word/numbering.xml><?xml version="1.0" encoding="utf-8"?>
 <w:numbering xmlns:wpc="http://schemas.microsoft.com/office/word/2010/wordprocessingCanvas" xmlns:mc="http://schemas.openxmlformats.org/markup-compatibility/2006" xmlns:o="urn:schemas-microsoft-com:office:office" xmlns:r="http://schemas.openxmlformats.org/officeDocument/2006/relationships" xmlns:m="http://schemas.openxmlformats.org/officeDocument/2006/math" xmlns:v="urn:schemas-microsoft-com:vml" xmlns:wp14="http://schemas.microsoft.com/office/word/2010/wordprocessingDrawing" xmlns:wp="http://schemas.openxmlformats.org/drawingml/2006/wordprocessingDrawing" xmlns:w10="urn:schemas-microsoft-com:office:word" xmlns:w="http://schemas.openxmlformats.org/wordprocessingml/2006/main" xmlns:w14="http://schemas.microsoft.com/office/word/2010/wordml" xmlns:wpg="http://schemas.microsoft.com/office/word/2010/wordprocessingGroup" xmlns:wpi="http://schemas.microsoft.com/office/word/2010/wordprocessingInk" xmlns:wne="http://schemas.microsoft.com/office/word/2006/wordml" xmlns:wps="http://schemas.microsoft.com/office/word/2010/wordprocessingShape" mc:Ignorable="w14 wp14">
   <w:abstractNum w:abstractNumId="0">
+    <w:nsid w:val="03C00B1A"/>
+    <w:multiLevelType w:val="multilevel"/>
+    <w:tmpl w:val="2ACEAC0A"/>
+    <w:lvl w:ilvl="0">
+      <w:start w:val="1"/>
+      <w:numFmt w:val="bullet"/>
+      <w:lvlText w:val=""/>
+      <w:lvlJc w:val="left"/>
+      <w:pPr>
+        <w:tabs>
+          <w:tab w:val="num" w:pos="720"/>
+        </w:tabs>
+        <w:ind w:left="720" w:hanging="360"/>
+      </w:pPr>
+      <w:rPr>
+        <w:rFonts w:ascii="Symbol" w:hAnsi="Symbol" w:hint="default"/>
+        <w:sz w:val="20"/>
+      </w:rPr>
+    </w:lvl>
+    <w:lvl w:ilvl="1" w:tentative="1">
+      <w:start w:val="1"/>
+      <w:numFmt w:val="bullet"/>
+      <w:lvlText w:val="o"/>
+      <w:lvlJc w:val="left"/>
+      <w:pPr>
+        <w:tabs>
+          <w:tab w:val="num" w:pos="1440"/>
+        </w:tabs>
+        <w:ind w:left="1440" w:hanging="360"/>
+      </w:pPr>
+      <w:rPr>
+        <w:rFonts w:ascii="Courier New" w:hAnsi="Courier New" w:hint="default"/>
+        <w:sz w:val="20"/>
+      </w:rPr>
+    </w:lvl>
+    <w:lvl w:ilvl="2" w:tentative="1">
+      <w:start w:val="1"/>
+      <w:numFmt w:val="bullet"/>
+      <w:lvlText w:val=""/>
+      <w:lvlJc w:val="left"/>
+      <w:pPr>
+        <w:tabs>
+          <w:tab w:val="num" w:pos="2160"/>
+        </w:tabs>
+        <w:ind w:left="2160" w:hanging="360"/>
+      </w:pPr>
+      <w:rPr>
+        <w:rFonts w:ascii="Wingdings" w:hAnsi="Wingdings" w:hint="default"/>
+        <w:sz w:val="20"/>
+      </w:rPr>
+    </w:lvl>
+    <w:lvl w:ilvl="3" w:tentative="1">
+      <w:start w:val="1"/>
+      <w:numFmt w:val="bullet"/>
+      <w:lvlText w:val=""/>
+      <w:lvlJc w:val="left"/>
+      <w:pPr>
+        <w:tabs>
+          <w:tab w:val="num" w:pos="2880"/>
+        </w:tabs>
+        <w:ind w:left="2880" w:hanging="360"/>
+      </w:pPr>
+      <w:rPr>
+        <w:rFonts w:ascii="Wingdings" w:hAnsi="Wingdings" w:hint="default"/>
+        <w:sz w:val="20"/>
+      </w:rPr>
+    </w:lvl>
+    <w:lvl w:ilvl="4" w:tentative="1">
+      <w:start w:val="1"/>
+      <w:numFmt w:val="bullet"/>
+      <w:lvlText w:val=""/>
+      <w:lvlJc w:val="left"/>
+      <w:pPr>
+        <w:tabs>
+          <w:tab w:val="num" w:pos="3600"/>
+        </w:tabs>
+        <w:ind w:left="3600" w:hanging="360"/>
+      </w:pPr>
+      <w:rPr>
+        <w:rFonts w:ascii="Wingdings" w:hAnsi="Wingdings" w:hint="default"/>
+        <w:sz w:val="20"/>
+      </w:rPr>
+    </w:lvl>
+    <w:lvl w:ilvl="5" w:tentative="1">
+      <w:start w:val="1"/>
+      <w:numFmt w:val="bullet"/>
+      <w:lvlText w:val=""/>
+      <w:lvlJc w:val="left"/>
+      <w:pPr>
+        <w:tabs>
+          <w:tab w:val="num" w:pos="4320"/>
+        </w:tabs>
+        <w:ind w:left="4320" w:hanging="360"/>
+      </w:pPr>
+      <w:rPr>
+        <w:rFonts w:ascii="Wingdings" w:hAnsi="Wingdings" w:hint="default"/>
+        <w:sz w:val="20"/>
+      </w:rPr>
+    </w:lvl>
+    <w:lvl w:ilvl="6" w:tentative="1">
+      <w:start w:val="1"/>
+      <w:numFmt w:val="bullet"/>
+      <w:lvlText w:val=""/>
+      <w:lvlJc w:val="left"/>
+      <w:pPr>
+        <w:tabs>
+          <w:tab w:val="num" w:pos="5040"/>
+        </w:tabs>
+        <w:ind w:left="5040" w:hanging="360"/>
+      </w:pPr>
+      <w:rPr>
+        <w:rFonts w:ascii="Wingdings" w:hAnsi="Wingdings" w:hint="default"/>
+        <w:sz w:val="20"/>
+      </w:rPr>
+    </w:lvl>
+    <w:lvl w:ilvl="7" w:tentative="1">
+      <w:start w:val="1"/>
+      <w:numFmt w:val="bullet"/>
+      <w:lvlText w:val=""/>
+      <w:lvlJc w:val="left"/>
+      <w:pPr>
+        <w:tabs>
+          <w:tab w:val="num" w:pos="5760"/>
+        </w:tabs>
+        <w:ind w:left="5760" w:hanging="360"/>
+      </w:pPr>
+      <w:rPr>
+        <w:rFonts w:ascii="Wingdings" w:hAnsi="Wingdings" w:hint="default"/>
+        <w:sz w:val="20"/>
+      </w:rPr>
+    </w:lvl>
+    <w:lvl w:ilvl="8" w:tentative="1">
+      <w:start w:val="1"/>
+      <w:numFmt w:val="bullet"/>
+      <w:lvlText w:val=""/>
+      <w:lvlJc w:val="left"/>
+      <w:pPr>
+        <w:tabs>
+          <w:tab w:val="num" w:pos="6480"/>
+        </w:tabs>
+        <w:ind w:left="6480" w:hanging="360"/>
+      </w:pPr>
+      <w:rPr>
+        <w:rFonts w:ascii="Wingdings" w:hAnsi="Wingdings" w:hint="default"/>
+        <w:sz w:val="20"/>
+      </w:rPr>
+    </w:lvl>
+  </w:abstractNum>
+  <w:abstractNum w:abstractNumId="1">
+    <w:nsid w:val="0E447144"/>
+    <w:multiLevelType w:val="multilevel"/>
+    <w:tmpl w:val="06B831E8"/>
+    <w:lvl w:ilvl="0">
+      <w:start w:val="1"/>
+      <w:numFmt w:val="bullet"/>
+      <w:lvlText w:val=""/>
+      <w:lvlJc w:val="left"/>
+      <w:pPr>
+        <w:tabs>
+          <w:tab w:val="num" w:pos="720"/>
+        </w:tabs>
+        <w:ind w:left="720" w:hanging="360"/>
+      </w:pPr>
+      <w:rPr>
+        <w:rFonts w:ascii="Symbol" w:hAnsi="Symbol" w:hint="default"/>
+        <w:sz w:val="20"/>
+      </w:rPr>
+    </w:lvl>
+    <w:lvl w:ilvl="1" w:tentative="1">
+      <w:start w:val="1"/>
+      <w:numFmt w:val="bullet"/>
+      <w:lvlText w:val="o"/>
+      <w:lvlJc w:val="left"/>
+      <w:pPr>
+        <w:tabs>
+          <w:tab w:val="num" w:pos="1440"/>
+        </w:tabs>
+        <w:ind w:left="1440" w:hanging="360"/>
+      </w:pPr>
+      <w:rPr>
+        <w:rFonts w:ascii="Courier New" w:hAnsi="Courier New" w:hint="default"/>
+        <w:sz w:val="20"/>
+      </w:rPr>
+    </w:lvl>
+    <w:lvl w:ilvl="2" w:tentative="1">
+      <w:start w:val="1"/>
+      <w:numFmt w:val="bullet"/>
+      <w:lvlText w:val=""/>
+      <w:lvlJc w:val="left"/>
+      <w:pPr>
+        <w:tabs>
+          <w:tab w:val="num" w:pos="2160"/>
+        </w:tabs>
+        <w:ind w:left="2160" w:hanging="360"/>
+      </w:pPr>
+      <w:rPr>
+        <w:rFonts w:ascii="Wingdings" w:hAnsi="Wingdings" w:hint="default"/>
+        <w:sz w:val="20"/>
+      </w:rPr>
+    </w:lvl>
+    <w:lvl w:ilvl="3" w:tentative="1">
+      <w:start w:val="1"/>
+      <w:numFmt w:val="bullet"/>
+      <w:lvlText w:val=""/>
+      <w:lvlJc w:val="left"/>
+      <w:pPr>
+        <w:tabs>
+          <w:tab w:val="num" w:pos="2880"/>
+        </w:tabs>
+        <w:ind w:left="2880" w:hanging="360"/>
+      </w:pPr>
+      <w:rPr>
+        <w:rFonts w:ascii="Wingdings" w:hAnsi="Wingdings" w:hint="default"/>
+        <w:sz w:val="20"/>
+      </w:rPr>
+    </w:lvl>
+    <w:lvl w:ilvl="4" w:tentative="1">
+      <w:start w:val="1"/>
+      <w:numFmt w:val="bullet"/>
+      <w:lvlText w:val=""/>
+      <w:lvlJc w:val="left"/>
+      <w:pPr>
+        <w:tabs>
+          <w:tab w:val="num" w:pos="3600"/>
+        </w:tabs>
+        <w:ind w:left="3600" w:hanging="360"/>
+      </w:pPr>
+      <w:rPr>
+        <w:rFonts w:ascii="Wingdings" w:hAnsi="Wingdings" w:hint="default"/>
+        <w:sz w:val="20"/>
+      </w:rPr>
+    </w:lvl>
+    <w:lvl w:ilvl="5" w:tentative="1">
+      <w:start w:val="1"/>
+      <w:numFmt w:val="bullet"/>
+      <w:lvlText w:val=""/>
+      <w:lvlJc w:val="left"/>
+      <w:pPr>
+        <w:tabs>
+          <w:tab w:val="num" w:pos="4320"/>
+        </w:tabs>
+        <w:ind w:left="4320" w:hanging="360"/>
+      </w:pPr>
+      <w:rPr>
+        <w:rFonts w:ascii="Wingdings" w:hAnsi="Wingdings" w:hint="default"/>
+        <w:sz w:val="20"/>
+      </w:rPr>
+    </w:lvl>
+    <w:lvl w:ilvl="6" w:tentative="1">
+      <w:start w:val="1"/>
+      <w:numFmt w:val="bullet"/>
+      <w:lvlText w:val=""/>
+      <w:lvlJc w:val="left"/>
+      <w:pPr>
+        <w:tabs>
+          <w:tab w:val="num" w:pos="5040"/>
+        </w:tabs>
+        <w:ind w:left="5040" w:hanging="360"/>
+      </w:pPr>
+      <w:rPr>
+        <w:rFonts w:ascii="Wingdings" w:hAnsi="Wingdings" w:hint="default"/>
+        <w:sz w:val="20"/>
+      </w:rPr>
+    </w:lvl>
+    <w:lvl w:ilvl="7" w:tentative="1">
+      <w:start w:val="1"/>
+      <w:numFmt w:val="bullet"/>
+      <w:lvlText w:val=""/>
+      <w:lvlJc w:val="left"/>
+      <w:pPr>
+        <w:tabs>
+          <w:tab w:val="num" w:pos="5760"/>
+        </w:tabs>
+        <w:ind w:left="5760" w:hanging="360"/>
+      </w:pPr>
+      <w:rPr>
+        <w:rFonts w:ascii="Wingdings" w:hAnsi="Wingdings" w:hint="default"/>
+        <w:sz w:val="20"/>
+      </w:rPr>
+    </w:lvl>
+    <w:lvl w:ilvl="8" w:tentative="1">
+      <w:start w:val="1"/>
+      <w:numFmt w:val="bullet"/>
+      <w:lvlText w:val=""/>
+      <w:lvlJc w:val="left"/>
+      <w:pPr>
+        <w:tabs>
+          <w:tab w:val="num" w:pos="6480"/>
+        </w:tabs>
+        <w:ind w:left="6480" w:hanging="360"/>
+      </w:pPr>
+      <w:rPr>
+        <w:rFonts w:ascii="Wingdings" w:hAnsi="Wingdings" w:hint="default"/>
+        <w:sz w:val="20"/>
+      </w:rPr>
+    </w:lvl>
+  </w:abstractNum>
+  <w:abstractNum w:abstractNumId="2">
     <w:nsid w:val="12421D0B"/>
     <w:multiLevelType w:val="multilevel"/>
     <w:tmpl w:val="AA0E8D5E"/>
@@ -2610,7 +8221,7 @@
       </w:pPr>
     </w:lvl>
   </w:abstractNum>
-  <w:abstractNum w:abstractNumId="1">
+  <w:abstractNum w:abstractNumId="3">
     <w:nsid w:val="398E2D59"/>
     <w:multiLevelType w:val="multilevel"/>
     <w:tmpl w:val="B82CE802"/>
@@ -2727,10 +8338,436 @@
       </w:pPr>
     </w:lvl>
   </w:abstractNum>
+  <w:abstractNum w:abstractNumId="4">
+    <w:nsid w:val="3E3F2A94"/>
+    <w:multiLevelType w:val="multilevel"/>
+    <w:tmpl w:val="5E509492"/>
+    <w:lvl w:ilvl="0">
+      <w:start w:val="1"/>
+      <w:numFmt w:val="bullet"/>
+      <w:lvlText w:val=""/>
+      <w:lvlJc w:val="left"/>
+      <w:pPr>
+        <w:tabs>
+          <w:tab w:val="num" w:pos="720"/>
+        </w:tabs>
+        <w:ind w:left="720" w:hanging="360"/>
+      </w:pPr>
+      <w:rPr>
+        <w:rFonts w:ascii="Symbol" w:hAnsi="Symbol" w:hint="default"/>
+        <w:sz w:val="20"/>
+      </w:rPr>
+    </w:lvl>
+    <w:lvl w:ilvl="1" w:tentative="1">
+      <w:start w:val="1"/>
+      <w:numFmt w:val="bullet"/>
+      <w:lvlText w:val="o"/>
+      <w:lvlJc w:val="left"/>
+      <w:pPr>
+        <w:tabs>
+          <w:tab w:val="num" w:pos="1440"/>
+        </w:tabs>
+        <w:ind w:left="1440" w:hanging="360"/>
+      </w:pPr>
+      <w:rPr>
+        <w:rFonts w:ascii="Courier New" w:hAnsi="Courier New" w:hint="default"/>
+        <w:sz w:val="20"/>
+      </w:rPr>
+    </w:lvl>
+    <w:lvl w:ilvl="2" w:tentative="1">
+      <w:start w:val="1"/>
+      <w:numFmt w:val="bullet"/>
+      <w:lvlText w:val=""/>
+      <w:lvlJc w:val="left"/>
+      <w:pPr>
+        <w:tabs>
+          <w:tab w:val="num" w:pos="2160"/>
+        </w:tabs>
+        <w:ind w:left="2160" w:hanging="360"/>
+      </w:pPr>
+      <w:rPr>
+        <w:rFonts w:ascii="Wingdings" w:hAnsi="Wingdings" w:hint="default"/>
+        <w:sz w:val="20"/>
+      </w:rPr>
+    </w:lvl>
+    <w:lvl w:ilvl="3" w:tentative="1">
+      <w:start w:val="1"/>
+      <w:numFmt w:val="bullet"/>
+      <w:lvlText w:val=""/>
+      <w:lvlJc w:val="left"/>
+      <w:pPr>
+        <w:tabs>
+          <w:tab w:val="num" w:pos="2880"/>
+        </w:tabs>
+        <w:ind w:left="2880" w:hanging="360"/>
+      </w:pPr>
+      <w:rPr>
+        <w:rFonts w:ascii="Wingdings" w:hAnsi="Wingdings" w:hint="default"/>
+        <w:sz w:val="20"/>
+      </w:rPr>
+    </w:lvl>
+    <w:lvl w:ilvl="4" w:tentative="1">
+      <w:start w:val="1"/>
+      <w:numFmt w:val="bullet"/>
+      <w:lvlText w:val=""/>
+      <w:lvlJc w:val="left"/>
+      <w:pPr>
+        <w:tabs>
+          <w:tab w:val="num" w:pos="3600"/>
+        </w:tabs>
+        <w:ind w:left="3600" w:hanging="360"/>
+      </w:pPr>
+      <w:rPr>
+        <w:rFonts w:ascii="Wingdings" w:hAnsi="Wingdings" w:hint="default"/>
+        <w:sz w:val="20"/>
+      </w:rPr>
+    </w:lvl>
+    <w:lvl w:ilvl="5" w:tentative="1">
+      <w:start w:val="1"/>
+      <w:numFmt w:val="bullet"/>
+      <w:lvlText w:val=""/>
+      <w:lvlJc w:val="left"/>
+      <w:pPr>
+        <w:tabs>
+          <w:tab w:val="num" w:pos="4320"/>
+        </w:tabs>
+        <w:ind w:left="4320" w:hanging="360"/>
+      </w:pPr>
+      <w:rPr>
+        <w:rFonts w:ascii="Wingdings" w:hAnsi="Wingdings" w:hint="default"/>
+        <w:sz w:val="20"/>
+      </w:rPr>
+    </w:lvl>
+    <w:lvl w:ilvl="6" w:tentative="1">
+      <w:start w:val="1"/>
+      <w:numFmt w:val="bullet"/>
+      <w:lvlText w:val=""/>
+      <w:lvlJc w:val="left"/>
+      <w:pPr>
+        <w:tabs>
+          <w:tab w:val="num" w:pos="5040"/>
+        </w:tabs>
+        <w:ind w:left="5040" w:hanging="360"/>
+      </w:pPr>
+      <w:rPr>
+        <w:rFonts w:ascii="Wingdings" w:hAnsi="Wingdings" w:hint="default"/>
+        <w:sz w:val="20"/>
+      </w:rPr>
+    </w:lvl>
+    <w:lvl w:ilvl="7" w:tentative="1">
+      <w:start w:val="1"/>
+      <w:numFmt w:val="bullet"/>
+      <w:lvlText w:val=""/>
+      <w:lvlJc w:val="left"/>
+      <w:pPr>
+        <w:tabs>
+          <w:tab w:val="num" w:pos="5760"/>
+        </w:tabs>
+        <w:ind w:left="5760" w:hanging="360"/>
+      </w:pPr>
+      <w:rPr>
+        <w:rFonts w:ascii="Wingdings" w:hAnsi="Wingdings" w:hint="default"/>
+        <w:sz w:val="20"/>
+      </w:rPr>
+    </w:lvl>
+    <w:lvl w:ilvl="8" w:tentative="1">
+      <w:start w:val="1"/>
+      <w:numFmt w:val="bullet"/>
+      <w:lvlText w:val=""/>
+      <w:lvlJc w:val="left"/>
+      <w:pPr>
+        <w:tabs>
+          <w:tab w:val="num" w:pos="6480"/>
+        </w:tabs>
+        <w:ind w:left="6480" w:hanging="360"/>
+      </w:pPr>
+      <w:rPr>
+        <w:rFonts w:ascii="Wingdings" w:hAnsi="Wingdings" w:hint="default"/>
+        <w:sz w:val="20"/>
+      </w:rPr>
+    </w:lvl>
+  </w:abstractNum>
+  <w:abstractNum w:abstractNumId="5">
+    <w:nsid w:val="599B5391"/>
+    <w:multiLevelType w:val="multilevel"/>
+    <w:tmpl w:val="3D1A7996"/>
+    <w:lvl w:ilvl="0">
+      <w:start w:val="1"/>
+      <w:numFmt w:val="bullet"/>
+      <w:lvlText w:val=""/>
+      <w:lvlJc w:val="left"/>
+      <w:pPr>
+        <w:tabs>
+          <w:tab w:val="num" w:pos="720"/>
+        </w:tabs>
+        <w:ind w:left="720" w:hanging="360"/>
+      </w:pPr>
+      <w:rPr>
+        <w:rFonts w:ascii="Symbol" w:hAnsi="Symbol" w:hint="default"/>
+        <w:sz w:val="20"/>
+      </w:rPr>
+    </w:lvl>
+    <w:lvl w:ilvl="1" w:tentative="1">
+      <w:start w:val="1"/>
+      <w:numFmt w:val="bullet"/>
+      <w:lvlText w:val="o"/>
+      <w:lvlJc w:val="left"/>
+      <w:pPr>
+        <w:tabs>
+          <w:tab w:val="num" w:pos="1440"/>
+        </w:tabs>
+        <w:ind w:left="1440" w:hanging="360"/>
+      </w:pPr>
+      <w:rPr>
+        <w:rFonts w:ascii="Courier New" w:hAnsi="Courier New" w:hint="default"/>
+        <w:sz w:val="20"/>
+      </w:rPr>
+    </w:lvl>
+    <w:lvl w:ilvl="2" w:tentative="1">
+      <w:start w:val="1"/>
+      <w:numFmt w:val="bullet"/>
+      <w:lvlText w:val=""/>
+      <w:lvlJc w:val="left"/>
+      <w:pPr>
+        <w:tabs>
+          <w:tab w:val="num" w:pos="2160"/>
+        </w:tabs>
+        <w:ind w:left="2160" w:hanging="360"/>
+      </w:pPr>
+      <w:rPr>
+        <w:rFonts w:ascii="Wingdings" w:hAnsi="Wingdings" w:hint="default"/>
+        <w:sz w:val="20"/>
+      </w:rPr>
+    </w:lvl>
+    <w:lvl w:ilvl="3" w:tentative="1">
+      <w:start w:val="1"/>
+      <w:numFmt w:val="bullet"/>
+      <w:lvlText w:val=""/>
+      <w:lvlJc w:val="left"/>
+      <w:pPr>
+        <w:tabs>
+          <w:tab w:val="num" w:pos="2880"/>
+        </w:tabs>
+        <w:ind w:left="2880" w:hanging="360"/>
+      </w:pPr>
+      <w:rPr>
+        <w:rFonts w:ascii="Wingdings" w:hAnsi="Wingdings" w:hint="default"/>
+        <w:sz w:val="20"/>
+      </w:rPr>
+    </w:lvl>
+    <w:lvl w:ilvl="4" w:tentative="1">
+      <w:start w:val="1"/>
+      <w:numFmt w:val="bullet"/>
+      <w:lvlText w:val=""/>
+      <w:lvlJc w:val="left"/>
+      <w:pPr>
+        <w:tabs>
+          <w:tab w:val="num" w:pos="3600"/>
+        </w:tabs>
+        <w:ind w:left="3600" w:hanging="360"/>
+      </w:pPr>
+      <w:rPr>
+        <w:rFonts w:ascii="Wingdings" w:hAnsi="Wingdings" w:hint="default"/>
+        <w:sz w:val="20"/>
+      </w:rPr>
+    </w:lvl>
+    <w:lvl w:ilvl="5" w:tentative="1">
+      <w:start w:val="1"/>
+      <w:numFmt w:val="bullet"/>
+      <w:lvlText w:val=""/>
+      <w:lvlJc w:val="left"/>
+      <w:pPr>
+        <w:tabs>
+          <w:tab w:val="num" w:pos="4320"/>
+        </w:tabs>
+        <w:ind w:left="4320" w:hanging="360"/>
+      </w:pPr>
+      <w:rPr>
+        <w:rFonts w:ascii="Wingdings" w:hAnsi="Wingdings" w:hint="default"/>
+        <w:sz w:val="20"/>
+      </w:rPr>
+    </w:lvl>
+    <w:lvl w:ilvl="6" w:tentative="1">
+      <w:start w:val="1"/>
+      <w:numFmt w:val="bullet"/>
+      <w:lvlText w:val=""/>
+      <w:lvlJc w:val="left"/>
+      <w:pPr>
+        <w:tabs>
+          <w:tab w:val="num" w:pos="5040"/>
+        </w:tabs>
+        <w:ind w:left="5040" w:hanging="360"/>
+      </w:pPr>
+      <w:rPr>
+        <w:rFonts w:ascii="Wingdings" w:hAnsi="Wingdings" w:hint="default"/>
+        <w:sz w:val="20"/>
+      </w:rPr>
+    </w:lvl>
+    <w:lvl w:ilvl="7" w:tentative="1">
+      <w:start w:val="1"/>
+      <w:numFmt w:val="bullet"/>
+      <w:lvlText w:val=""/>
+      <w:lvlJc w:val="left"/>
+      <w:pPr>
+        <w:tabs>
+          <w:tab w:val="num" w:pos="5760"/>
+        </w:tabs>
+        <w:ind w:left="5760" w:hanging="360"/>
+      </w:pPr>
+      <w:rPr>
+        <w:rFonts w:ascii="Wingdings" w:hAnsi="Wingdings" w:hint="default"/>
+        <w:sz w:val="20"/>
+      </w:rPr>
+    </w:lvl>
+    <w:lvl w:ilvl="8" w:tentative="1">
+      <w:start w:val="1"/>
+      <w:numFmt w:val="bullet"/>
+      <w:lvlText w:val=""/>
+      <w:lvlJc w:val="left"/>
+      <w:pPr>
+        <w:tabs>
+          <w:tab w:val="num" w:pos="6480"/>
+        </w:tabs>
+        <w:ind w:left="6480" w:hanging="360"/>
+      </w:pPr>
+      <w:rPr>
+        <w:rFonts w:ascii="Wingdings" w:hAnsi="Wingdings" w:hint="default"/>
+        <w:sz w:val="20"/>
+      </w:rPr>
+    </w:lvl>
+  </w:abstractNum>
+  <w:abstractNum w:abstractNumId="6">
+    <w:nsid w:val="5A523C61"/>
+    <w:multiLevelType w:val="multilevel"/>
+    <w:tmpl w:val="4BB4B52C"/>
+    <w:lvl w:ilvl="0">
+      <w:start w:val="1"/>
+      <w:numFmt w:val="decimal"/>
+      <w:lvlText w:val="%1."/>
+      <w:lvlJc w:val="left"/>
+      <w:pPr>
+        <w:tabs>
+          <w:tab w:val="num" w:pos="720"/>
+        </w:tabs>
+        <w:ind w:left="720" w:hanging="360"/>
+      </w:pPr>
+    </w:lvl>
+    <w:lvl w:ilvl="1" w:tentative="1">
+      <w:start w:val="1"/>
+      <w:numFmt w:val="decimal"/>
+      <w:lvlText w:val="%2."/>
+      <w:lvlJc w:val="left"/>
+      <w:pPr>
+        <w:tabs>
+          <w:tab w:val="num" w:pos="1440"/>
+        </w:tabs>
+        <w:ind w:left="1440" w:hanging="360"/>
+      </w:pPr>
+    </w:lvl>
+    <w:lvl w:ilvl="2" w:tentative="1">
+      <w:start w:val="1"/>
+      <w:numFmt w:val="decimal"/>
+      <w:lvlText w:val="%3."/>
+      <w:lvlJc w:val="left"/>
+      <w:pPr>
+        <w:tabs>
+          <w:tab w:val="num" w:pos="2160"/>
+        </w:tabs>
+        <w:ind w:left="2160" w:hanging="360"/>
+      </w:pPr>
+    </w:lvl>
+    <w:lvl w:ilvl="3" w:tentative="1">
+      <w:start w:val="1"/>
+      <w:numFmt w:val="decimal"/>
+      <w:lvlText w:val="%4."/>
+      <w:lvlJc w:val="left"/>
+      <w:pPr>
+        <w:tabs>
+          <w:tab w:val="num" w:pos="2880"/>
+        </w:tabs>
+        <w:ind w:left="2880" w:hanging="360"/>
+      </w:pPr>
+    </w:lvl>
+    <w:lvl w:ilvl="4" w:tentative="1">
+      <w:start w:val="1"/>
+      <w:numFmt w:val="decimal"/>
+      <w:lvlText w:val="%5."/>
+      <w:lvlJc w:val="left"/>
+      <w:pPr>
+        <w:tabs>
+          <w:tab w:val="num" w:pos="3600"/>
+        </w:tabs>
+        <w:ind w:left="3600" w:hanging="360"/>
+      </w:pPr>
+    </w:lvl>
+    <w:lvl w:ilvl="5" w:tentative="1">
+      <w:start w:val="1"/>
+      <w:numFmt w:val="decimal"/>
+      <w:lvlText w:val="%6."/>
+      <w:lvlJc w:val="left"/>
+      <w:pPr>
+        <w:tabs>
+          <w:tab w:val="num" w:pos="4320"/>
+        </w:tabs>
+        <w:ind w:left="4320" w:hanging="360"/>
+      </w:pPr>
+    </w:lvl>
+    <w:lvl w:ilvl="6" w:tentative="1">
+      <w:start w:val="1"/>
+      <w:numFmt w:val="decimal"/>
+      <w:lvlText w:val="%7."/>
+      <w:lvlJc w:val="left"/>
+      <w:pPr>
+        <w:tabs>
+          <w:tab w:val="num" w:pos="5040"/>
+        </w:tabs>
+        <w:ind w:left="5040" w:hanging="360"/>
+      </w:pPr>
+    </w:lvl>
+    <w:lvl w:ilvl="7" w:tentative="1">
+      <w:start w:val="1"/>
+      <w:numFmt w:val="decimal"/>
+      <w:lvlText w:val="%8."/>
+      <w:lvlJc w:val="left"/>
+      <w:pPr>
+        <w:tabs>
+          <w:tab w:val="num" w:pos="5760"/>
+        </w:tabs>
+        <w:ind w:left="5760" w:hanging="360"/>
+      </w:pPr>
+    </w:lvl>
+    <w:lvl w:ilvl="8" w:tentative="1">
+      <w:start w:val="1"/>
+      <w:numFmt w:val="decimal"/>
+      <w:lvlText w:val="%9."/>
+      <w:lvlJc w:val="left"/>
+      <w:pPr>
+        <w:tabs>
+          <w:tab w:val="num" w:pos="6480"/>
+        </w:tabs>
+        <w:ind w:left="6480" w:hanging="360"/>
+      </w:pPr>
+    </w:lvl>
+  </w:abstractNum>
   <w:num w:numId="1">
+    <w:abstractNumId w:val="3"/>
+  </w:num>
+  <w:num w:numId="2">
+    <w:abstractNumId w:val="2"/>
+  </w:num>
+  <w:num w:numId="3">
+    <w:abstractNumId w:val="4"/>
+  </w:num>
+  <w:num w:numId="4">
+    <w:abstractNumId w:val="6"/>
+  </w:num>
+  <w:num w:numId="5">
     <w:abstractNumId w:val="1"/>
   </w:num>
-  <w:num w:numId="2">
+  <w:num w:numId="6">
+    <w:abstractNumId w:val="5"/>
+  </w:num>
+  <w:num w:numId="7">
     <w:abstractNumId w:val="0"/>
   </w:num>
 </w:numbering>
@@ -2895,7 +8932,7 @@
   <w:style w:type="paragraph" w:default="1" w:styleId="a">
     <w:name w:val="Normal"/>
     <w:qFormat/>
-    <w:rsid w:val="00394E28"/>
+    <w:rsid w:val="00134A76"/>
   </w:style>
   <w:style w:type="paragraph" w:styleId="2">
     <w:name w:val="heading 2"/>
@@ -2915,6 +8952,29 @@
       <w:sz w:val="36"/>
       <w:szCs w:val="36"/>
       <w:lang w:eastAsia="ru-RU"/>
+    </w:rPr>
+  </w:style>
+  <w:style w:type="paragraph" w:styleId="3">
+    <w:name w:val="heading 3"/>
+    <w:basedOn w:val="a"/>
+    <w:next w:val="a"/>
+    <w:link w:val="30"/>
+    <w:uiPriority w:val="9"/>
+    <w:semiHidden/>
+    <w:unhideWhenUsed/>
+    <w:qFormat/>
+    <w:rsid w:val="009B35F5"/>
+    <w:pPr>
+      <w:keepNext/>
+      <w:keepLines/>
+      <w:spacing w:before="200" w:after="0"/>
+      <w:outlineLvl w:val="2"/>
+    </w:pPr>
+    <w:rPr>
+      <w:rFonts w:asciiTheme="majorHAnsi" w:eastAsiaTheme="majorEastAsia" w:hAnsiTheme="majorHAnsi" w:cstheme="majorBidi"/>
+      <w:b/>
+      <w:bCs/>
+      <w:color w:val="4F81BD" w:themeColor="accent1"/>
     </w:rPr>
   </w:style>
   <w:style w:type="character" w:default="1" w:styleId="a0">
@@ -2963,7 +9023,6 @@
     <w:name w:val="Normal (Web)"/>
     <w:basedOn w:val="a"/>
     <w:uiPriority w:val="99"/>
-    <w:semiHidden/>
     <w:unhideWhenUsed/>
     <w:rsid w:val="00394E28"/>
     <w:pPr>
@@ -3099,6 +9158,40 @@
       <w:sz w:val="16"/>
       <w:szCs w:val="16"/>
     </w:rPr>
+  </w:style>
+  <w:style w:type="character" w:customStyle="1" w:styleId="30">
+    <w:name w:val="Заголовок 3 Знак"/>
+    <w:basedOn w:val="a0"/>
+    <w:link w:val="3"/>
+    <w:uiPriority w:val="9"/>
+    <w:semiHidden/>
+    <w:rsid w:val="009B35F5"/>
+    <w:rPr>
+      <w:rFonts w:asciiTheme="majorHAnsi" w:eastAsiaTheme="majorEastAsia" w:hAnsiTheme="majorHAnsi" w:cstheme="majorBidi"/>
+      <w:b/>
+      <w:bCs/>
+      <w:color w:val="4F81BD" w:themeColor="accent1"/>
+    </w:rPr>
+  </w:style>
+  <w:style w:type="character" w:customStyle="1" w:styleId="hljs-title">
+    <w:name w:val="hljs-title"/>
+    <w:basedOn w:val="a0"/>
+    <w:rsid w:val="009B35F5"/>
+  </w:style>
+  <w:style w:type="character" w:customStyle="1" w:styleId="hljs-params">
+    <w:name w:val="hljs-params"/>
+    <w:basedOn w:val="a0"/>
+    <w:rsid w:val="009B35F5"/>
+  </w:style>
+  <w:style w:type="character" w:customStyle="1" w:styleId="hljs-literal">
+    <w:name w:val="hljs-literal"/>
+    <w:basedOn w:val="a0"/>
+    <w:rsid w:val="009B35F5"/>
+  </w:style>
+  <w:style w:type="character" w:customStyle="1" w:styleId="hljs-subst">
+    <w:name w:val="hljs-subst"/>
+    <w:basedOn w:val="a0"/>
+    <w:rsid w:val="009B35F5"/>
   </w:style>
 </w:styles>
 </file>
@@ -3262,7 +9355,7 @@
   <w:style w:type="paragraph" w:default="1" w:styleId="a">
     <w:name w:val="Normal"/>
     <w:qFormat/>
-    <w:rsid w:val="00394E28"/>
+    <w:rsid w:val="00134A76"/>
   </w:style>
   <w:style w:type="paragraph" w:styleId="2">
     <w:name w:val="heading 2"/>
@@ -3282,6 +9375,29 @@
       <w:sz w:val="36"/>
       <w:szCs w:val="36"/>
       <w:lang w:eastAsia="ru-RU"/>
+    </w:rPr>
+  </w:style>
+  <w:style w:type="paragraph" w:styleId="3">
+    <w:name w:val="heading 3"/>
+    <w:basedOn w:val="a"/>
+    <w:next w:val="a"/>
+    <w:link w:val="30"/>
+    <w:uiPriority w:val="9"/>
+    <w:semiHidden/>
+    <w:unhideWhenUsed/>
+    <w:qFormat/>
+    <w:rsid w:val="009B35F5"/>
+    <w:pPr>
+      <w:keepNext/>
+      <w:keepLines/>
+      <w:spacing w:before="200" w:after="0"/>
+      <w:outlineLvl w:val="2"/>
+    </w:pPr>
+    <w:rPr>
+      <w:rFonts w:asciiTheme="majorHAnsi" w:eastAsiaTheme="majorEastAsia" w:hAnsiTheme="majorHAnsi" w:cstheme="majorBidi"/>
+      <w:b/>
+      <w:bCs/>
+      <w:color w:val="4F81BD" w:themeColor="accent1"/>
     </w:rPr>
   </w:style>
   <w:style w:type="character" w:default="1" w:styleId="a0">
@@ -3330,7 +9446,6 @@
     <w:name w:val="Normal (Web)"/>
     <w:basedOn w:val="a"/>
     <w:uiPriority w:val="99"/>
-    <w:semiHidden/>
     <w:unhideWhenUsed/>
     <w:rsid w:val="00394E28"/>
     <w:pPr>
@@ -3466,6 +9581,40 @@
       <w:sz w:val="16"/>
       <w:szCs w:val="16"/>
     </w:rPr>
+  </w:style>
+  <w:style w:type="character" w:customStyle="1" w:styleId="30">
+    <w:name w:val="Заголовок 3 Знак"/>
+    <w:basedOn w:val="a0"/>
+    <w:link w:val="3"/>
+    <w:uiPriority w:val="9"/>
+    <w:semiHidden/>
+    <w:rsid w:val="009B35F5"/>
+    <w:rPr>
+      <w:rFonts w:asciiTheme="majorHAnsi" w:eastAsiaTheme="majorEastAsia" w:hAnsiTheme="majorHAnsi" w:cstheme="majorBidi"/>
+      <w:b/>
+      <w:bCs/>
+      <w:color w:val="4F81BD" w:themeColor="accent1"/>
+    </w:rPr>
+  </w:style>
+  <w:style w:type="character" w:customStyle="1" w:styleId="hljs-title">
+    <w:name w:val="hljs-title"/>
+    <w:basedOn w:val="a0"/>
+    <w:rsid w:val="009B35F5"/>
+  </w:style>
+  <w:style w:type="character" w:customStyle="1" w:styleId="hljs-params">
+    <w:name w:val="hljs-params"/>
+    <w:basedOn w:val="a0"/>
+    <w:rsid w:val="009B35F5"/>
+  </w:style>
+  <w:style w:type="character" w:customStyle="1" w:styleId="hljs-literal">
+    <w:name w:val="hljs-literal"/>
+    <w:basedOn w:val="a0"/>
+    <w:rsid w:val="009B35F5"/>
+  </w:style>
+  <w:style w:type="character" w:customStyle="1" w:styleId="hljs-subst">
+    <w:name w:val="hljs-subst"/>
+    <w:basedOn w:val="a0"/>
+    <w:rsid w:val="009B35F5"/>
   </w:style>
 </w:styles>
 </file>
@@ -3753,4 +9902,16 @@
   <a:objectDefaults/>
   <a:extraClrSchemeLst/>
 </a:theme>
+</file>
+
+<file path=customXml/item1.xml><?xml version="1.0" encoding="utf-8"?>
+<b:Sources xmlns:b="http://schemas.openxmlformats.org/officeDocument/2006/bibliography" xmlns="http://schemas.openxmlformats.org/officeDocument/2006/bibliography" SelectedStyle="\APA.XSL" StyleName="APA"/>
+</file>
+
+<file path=customXml/itemProps1.xml><?xml version="1.0" encoding="utf-8"?>
+<ds:datastoreItem xmlns:ds="http://schemas.openxmlformats.org/officeDocument/2006/customXml" ds:itemID="{CC5285D3-86DC-46F7-9BE7-762246E03B43}">
+  <ds:schemaRefs>
+    <ds:schemaRef ds:uri="http://schemas.openxmlformats.org/officeDocument/2006/bibliography"/>
+  </ds:schemaRefs>
+</ds:datastoreItem>
 </file>